--- a/sample_outputs/synthetic user accounts (more dirty)/data_dictionary_report.docx
+++ b/sample_outputs/synthetic user accounts (more dirty)/data_dictionary_report.docx
@@ -70,7 +70,7 @@
           <w:sz w:val="22"/>
           <w:szCs w:val="22"/>
         </w:rPr>
-        <w:t xml:space="preserve">Generated: 2026-06-15 16:01</w:t>
+        <w:t xml:space="preserve">Generated: 2026-07-01 11:30</w:t>
       </w:r>
     </w:p>
     <w:p>
@@ -130,7 +130,7 @@
           <w:sz w:val="20"/>
           <w:szCs w:val="20"/>
         </w:rPr>
-        <w:t xml:space="preserve">These datasets collectively represent customer records for a subscription-based service platform operating in Singapore, spanning both operational account data and verified personal demographics. The tables align on a shared serial number field that serves as a one-to-one join key, enabling Acc_Info_dirty’s subscription lifecycle, financial, and engagement metrics to be combined with Cust_Bio_dirty’s biographical attributes, contact details, and residential location data. An additional candidate identifier pair provides a secondary exploratory path for fuzzy matching or consistency verification, though it is not established as a primary linkage. Together they enable integrated customer analytics connecting revenue and retention patterns to demographic profiles, with Acc_Info_dirty containing 30 rows and 15 columns organized around account history and subscription metrics, and Cust_Bio_dirty containing 30 rows and 12 columns covering personal characteristics and contact information.</w:t>
+        <w:t xml:space="preserve">This data dictionary describes a pair of customer datasets from a Singapore-based subscription service, combining account management records with biographical profiles to support integrated customer analytics and identity verification. The tables share a serial number identifier that functions as a one-to-one join key, enabling linkage of Acc_Info_dirty’s subscription details, financial data, and service preferences with Cust_Bio_dirty’s demographic attributes, contact information, and residential addresses for a unified customer view. Acc_Info_dirty contains 30 rows and 15 columns organized around membership timelines, subscription tiers, and device characteristics, while Cust_Bio_dirty comprises 30 rows and 12 columns covering personal identifiers, demographic classifications, and location data. Additional candidate linkage paths between national identifier fields may support fuzzy matching or record linkage approaches, offering alternative methods for associating records beyond the confirmed serial number relationship.</w:t>
       </w:r>
     </w:p>
     <w:p>
@@ -442,7 +442,7 @@
                 <w:sz w:val="18"/>
                 <w:szCs w:val="18"/>
               </w:rPr>
-              <w:t xml:space="preserve">10</w:t>
+              <w:t xml:space="preserve">8</w:t>
             </w:r>
           </w:p>
         </w:tc>
@@ -598,7 +598,7 @@
           <w:sz w:val="20"/>
           <w:szCs w:val="20"/>
         </w:rPr>
-        <w:t xml:space="preserve">This dataset describes individual customer account profiles for a subscription-based service platform, encompassing personal identifiers, membership details, and digital engagement attributes. It supports customer lifecycle management, subscription revenue analysis, and user behavior segmentation for retention and monetization strategies. The table contains 30 rows and 15 columns, with S_N functioning as a unique table-level identifier, and comprises column groupings covering personal identification and credentials, account temporal history, subscription financials and status, device and language preferences, and customer feedback metrics.</w:t>
+        <w:t xml:space="preserve">This dataset captures customer account records for a subscription-based service, documenting individual user profiles including personal identifiers, membership details, and service preferences within what appears to be a Singapore-based operational context reflected in the national identification number formats. The data supports customer relationship management and subscription analytics, enabling analysis of user engagement patterns, account status tracking, and customer lifetime value assessment across different service tiers and technical platforms. Spanning 30 rows and 15 columns, the dataset contains several fields that appear to serve as unique table-level identifiers, specifically a serial number, account number, and national ID, with the remaining attributes organized into thematic groupings covering temporal membership data, subscription and financial details, device and operating system preferences, and customer satisfaction metrics.</w:t>
       </w:r>
     </w:p>
     <w:p>
@@ -814,7 +814,7 @@
                 <w:sz w:val="18"/>
                 <w:szCs w:val="18"/>
               </w:rPr>
-              <w:t xml:space="preserve">6</w:t>
+              <w:t xml:space="preserve">5</w:t>
             </w:r>
           </w:p>
         </w:tc>
@@ -921,7 +921,7 @@
           <w:sz w:val="20"/>
           <w:szCs w:val="20"/>
         </w:rPr>
-        <w:t xml:space="preserve">This dataset captures demographic, biographical, and contact information for individual customer accounts within a Singapore-based service domain. It appears intended to support customer identity management, demographic profiling, or communication logistics for business operations requiring verified personal details and residential addressing. The dataset contains 30 rows and 12 columns, organized around a unique table-level numeric identifier, with column groupings covering personal identifiers and account references, biographical attributes such as race, gender, and age, contact information including phone numbers and email addresses, and residential location details comprising street names and postal codes.</w:t>
+        <w:t xml:space="preserve">This dataset captures biographical and residential information for individual customer accounts, encompassing personal identifiers, demographic characteristics, and contact details within a Singapore-based service domain. The structure supports customer relationship management, identity verification processes, and demographic segmentation for targeted service delivery or marketing analytics. It contains 30 rows and 12 columns, with S_N functioning as a unique table-level identifier, and organizes data into four main categories: identification fields including account and national registration numbers, demographic attributes such as race, gender, and age, contact information comprising phone numbers and email addresses, and location data detailing street names and postal codes.</w:t>
       </w:r>
     </w:p>
     <w:p>
@@ -1137,7 +1137,7 @@
                 <w:sz w:val="18"/>
                 <w:szCs w:val="18"/>
               </w:rPr>
-              <w:t xml:space="preserve">4</w:t>
+              <w:t xml:space="preserve">3</w:t>
             </w:r>
           </w:p>
         </w:tc>
@@ -1913,7 +1913,7 @@
           <w:sz w:val="20"/>
           <w:szCs w:val="20"/>
         </w:rPr>
-        <w:t xml:space="preserve">Exact resemblance measures the symmetric overlap of distinct values between two columns, while shingle resemblance assesses fuzzy character-level similarity typically used for text fields such as names or addresses, and directional containment indicates referential integrity where all values in one column exist within another, serving as the primary indicator for foreign key relationships. The analysis confirms a one-to-one key relationship between Acc_Info_dirty.S_N and Cust_Bio_dirty.S_N, which exhibits strong exact resemblance and mutual coverage suitable for direct joining, though the slight coverage imbalance requires investigation to ensure data quality before implementation. In contrast, the pairing of Acc_Info_dirty.ID and Cust_Bio_dirty.ID_No represents merely a candidate linkage path suitable for exploratory blocking or fuzzy matching purposes, not a confirmed primary or foreign key relationship, and no shared value domains such as postal codes, cities, or contact information were identified as direct join candidates. It is essential to recognize that low exact resemblance does not imply that fuzzy matching is required for numeric foreign key columns, as directional containment and referential integrity remain the definitive signals for such relationships, and child tables often reference only subsets of parent primary keys without necessitating approximate matching techniques.</w:t>
+        <w:t xml:space="preserve">Exact resemblance measures the symmetric overlap of distinct values between two columns, while shingle resemblance captures fuzzy character-level similarity typically used for text fields such as names or addresses, and directional containment assesses referential integrity by verifying that one column's values are fully contained within another, serving as the definitive signal for foreign key relationships. The analysis confirms a one-to-one key relationship between Acc_Info_dirty.S_N and Cust_Bio_dirty.S_N based on high exact resemblance and strong coverage, though the small percentage of unmatched records on the Cust_Bio_dirty side warrants investigation before implementation as a join key. Acc_Info_dirty.ID and Cust_Bio_dirty.ID_No represent only a candidate linkage path flagged for exploratory review and should not be treated as a confirmed primary or foreign key relationship at this stage. None of the detected pairs constitute shared value domains such as address, city, state, postal code, email, or phone numbers, which would be inappropriate for direct primary or foreign key joins regardless of resemblance scores, and it is important to emphasize that low exact resemblance does not indicate a need for fuzzy matching on numeric foreign key columns when directional containment demonstrates strong referential integrity.</w:t>
       </w:r>
     </w:p>
     <w:p>
@@ -2107,7 +2107,7 @@
                 <w:sz w:val="18"/>
                 <w:szCs w:val="18"/>
               </w:rPr>
-              <w:t xml:space="preserve">Serial number identifier stored as integer values ranging from 1 to 30. Contains 30 records with no missing values and 29 distinct values (near-unique, with value '3' appearing twice). Serves as a one-to-one shared join key with 'Cust_Bio_dirty.S_N' (100.0% coverage on this table, 96.7% on the target table).</w:t>
+              <w:t xml:space="preserve">Sequential identifier (likely 'Serial Number') stored as integer, with values ranging from 1 to 30 across 30 records. Contains 0 missing values with near-uniqueness (29 distinct values); value '3' appears twice. Serves as a join key to Cust_Bio_dirty.S_N with 100% referential coverage on this side and 96.7% on the reverse.</w:t>
             </w:r>
           </w:p>
         </w:tc>
@@ -2186,7 +2186,32 @@
                 <w:sz w:val="18"/>
                 <w:szCs w:val="18"/>
               </w:rPr>
-              <w:t xml:space="preserve">[VALIDATE] Enforce referential integrity against 'Cust_Bio_dirty.S_N' before joining or loading new records to ensure all values exist in the referenced table.</w:t>
+              <w:t xml:space="preserve">[CLARIFY] Confirm whether the duplicate value '3' is intentional or represents a data quality issue, given the column's designation as a one-to-one shared key with Cust_Bio_dirty.S_N.</w:t>
+            </w:r>
+          </w:p>
+          <w:p>
+            <w:pPr>
+              <w:spacing w:after="50" w:line="360"/>
+            </w:pPr>
+            <w:r>
+              <w:rPr>
+                <w:rFonts w:ascii="Arial" w:cs="Arial" w:eastAsia="Arial" w:hAnsi="Arial"/>
+                <w:b/>
+                <w:bCs/>
+                <w:color w:val="1A4E78"/>
+                <w:sz w:val="18"/>
+                <w:szCs w:val="18"/>
+              </w:rPr>
+              <w:t xml:space="preserve">2.  </w:t>
+            </w:r>
+            <w:r>
+              <w:rPr>
+                <w:rFonts w:ascii="Arial" w:cs="Arial" w:eastAsia="Arial" w:hAnsi="Arial"/>
+                <w:color w:val="222222"/>
+                <w:sz w:val="18"/>
+                <w:szCs w:val="18"/>
+              </w:rPr>
+              <w:t xml:space="preserve">[VALIDATE] Enforce referential integrity against Cust_Bio_dirty.S_N before joining or loading new records.</w:t>
             </w:r>
           </w:p>
         </w:tc>
@@ -2399,7 +2424,7 @@
                 <w:sz w:val="18"/>
                 <w:szCs w:val="18"/>
               </w:rPr>
-              <w:t xml:space="preserve">Account identifier field containing 4-digit numeric codes ranging from 1001 to 1028 across 30 records with 0 missing values (0.0%). Currently stored as int64 but intended to be string type. Contains 28 distinct values with 2 duplicate entries (values 1001 and 1010 each appear twice).</w:t>
+              <w:t xml:space="preserve">Account identifier with 4-digit numeric codes ranging from 1001 to 1028. Contains 30 records with 28 distinct values, indicating 2 account numbers (1001 and 1010) each appear twice. Currently stored as int64 but intended to be string to preserve identifier semantics and prevent unintended mathematical operations. No missing values.</w:t>
             </w:r>
           </w:p>
         </w:tc>
@@ -2478,7 +2503,7 @@
                 <w:sz w:val="18"/>
                 <w:szCs w:val="18"/>
               </w:rPr>
-              <w:t xml:space="preserve">[STANDARDIZE] Convert data type from int64 to string to align with intended storage format for identifier values.</w:t>
+              <w:t xml:space="preserve">[STANDARDIZE] Convert data type from int64 to string to properly represent account identifiers.</w:t>
             </w:r>
           </w:p>
           <w:p>
@@ -2503,7 +2528,7 @@
                 <w:sz w:val="18"/>
                 <w:szCs w:val="18"/>
               </w:rPr>
-              <w:t xml:space="preserve">[CLARIFY] Verify whether the 2 duplicate account numbers (1001, 1010) represent valid repeated references (e.g., in a transaction table) or data quality issues requiring deduplication.</w:t>
+              <w:t xml:space="preserve">[CLARIFY] Review 2 duplicate account numbers ('1001', '1010') to verify if multiple records per account are valid business scenarios or if deduplication is required.</w:t>
             </w:r>
           </w:p>
         </w:tc>
@@ -2716,7 +2741,7 @@
                 <w:sz w:val="18"/>
                 <w:szCs w:val="18"/>
               </w:rPr>
-              <w:t xml:space="preserve">Full name stored as free-text with 30 distinct non-null values and no missing data. Contains diverse cultural naming conventions including Malay patronymics (Bin/Binte) and Indian patronymics (s/o, d/o). Casing inconsistencies affect 4 records (13%), with values appearing in lowercase ('junrong', 'irfan') or mixed case ('Lee yixuan', 'Hui Min tan'). One record contains double-spacing ('Ramesh s/o  Govindasamy').</w:t>
+              <w:t xml:space="preserve">Full name stored as free-text representing 30 distinct individuals with no missing values. Contains multicultural naming conventions including Malay patronymics (Bin/Binte) and Indian patronymics (s/o, d/o). Case analysis shows most values follow Title Case, with four records (13%) exhibiting lowercase or mixed-case deviations and one record containing double-spacing.</w:t>
             </w:r>
           </w:p>
         </w:tc>
@@ -2795,7 +2820,7 @@
                 <w:sz w:val="18"/>
                 <w:szCs w:val="18"/>
               </w:rPr>
-              <w:t xml:space="preserve">[STANDARDIZE] Standardize deterministic casing deviations to Title Case (13% of values): 'junrong' → 'Junrong', 'irfan' → 'Irfan', 'Lee yixuan' → 'Lee Yixuan', 'Hui Min tan' → 'Hui Min Tan'.</w:t>
+              <w:t xml:space="preserve">[STANDARDIZE] Standardise deterministic casing deviations using the dominant Title Case convention: 'junrong' → 'Junrong', 'irfan' → 'Irfan', 'Lee yixuan' → 'Lee Yixuan', 'Hui Min tan' → 'Hui Min Tan'.</w:t>
             </w:r>
           </w:p>
           <w:p>
@@ -3033,7 +3058,7 @@
                 <w:sz w:val="18"/>
                 <w:szCs w:val="18"/>
               </w:rPr>
-              <w:t xml:space="preserve">Personal identification number consistent with Singapore NRIC/FIN format (prefix letter S/T/F/G, 7 digits, and checksum letter). All 30 records are populated with unique values. 96.7% follow the standard 9-character format; one record ('S123456', 3.3%) appears truncated to 7 characters, missing the final checksum letter.</w:t>
+              <w:t xml:space="preserve">Unique identifier field storing values consistent with Singapore NRIC/FIN format (national identification numbers). Contains 30 records with no missing values and 100% uniqueness. 96.7% of values follow the standard 9-character format comprising one letter prefix (S, T, F, or G), 7 digits, and one checksum letter (e.g., S8403757E). One record (3.3%) uses a truncated 7-character format lacking the checksum letter and one digit (S123456).</w:t>
             </w:r>
           </w:p>
         </w:tc>
@@ -3112,7 +3137,7 @@
                 <w:sz w:val="18"/>
                 <w:szCs w:val="18"/>
               </w:rPr>
-              <w:t xml:space="preserve">[CLARIFY] Confirm the correct value for the truncated entry 'S123456'. Determine whether this requires correction to the full 9-character format or represents a different identifier type.</w:t>
+              <w:t xml:space="preserve">[CLARIFY] Review the malformed entry 'S123456' which appears truncated (missing one digit and the checksum letter compared to the standard format). Confirm whether this is a data entry error, test value, or requires correction to match the dominant 9-character pattern.</w:t>
             </w:r>
           </w:p>
           <w:p>
@@ -3137,7 +3162,7 @@
                 <w:sz w:val="18"/>
                 <w:szCs w:val="18"/>
               </w:rPr>
-              <w:t xml:space="preserve">[VALIDATE] Ensure all values conform to the pattern: one prefix letter (S, T, F, or G), followed by exactly 7 digits, ending with one uppercase checksum letter — e.g., S8403757E.</w:t>
+              <w:t xml:space="preserve">[VALIDATE] Ensure all values follow the format: one letter (S, T, F, or G), followed by 7 digits, ending with one uppercase letter — e.g., S1234567D.</w:t>
             </w:r>
           </w:p>
         </w:tc>
@@ -3350,7 +3375,7 @@
                 <w:sz w:val="18"/>
                 <w:szCs w:val="18"/>
               </w:rPr>
-              <w:t xml:space="preserve">Account join date stored as string (intended type is datetime64[ns]). Contains 29 distinct non-null values across 30 records, with 1 missing value (3.3%). Observed date range spans 2020-01-01 to 2027-01-15, with most values concentrated in 2020-2022. One value ('2025-13-01') is unparseable due to invalid month 13.</w:t>
+              <w:t xml:space="preserve">Account join date stored as string (intended type is datetime64[ns]). Contains 29 distinct non-null values across 30 records, with 1 missing value (3.3%). Observed range spans 2020-01-01 to 2027-01-15. Contains one unparseable value ('2025-13-01' with invalid month 13) and one future date ('2027-01-15').</w:t>
             </w:r>
           </w:p>
         </w:tc>
@@ -3534,7 +3559,7 @@
                 <w:sz w:val="18"/>
                 <w:szCs w:val="18"/>
               </w:rPr>
-              <w:t xml:space="preserve">[STANDARDIZE] Convert string values to datetime64[ns] format.</w:t>
+              <w:t xml:space="preserve">[CLARIFY] Resolve anomalous values before type conversion: (1) Unparseable date '2025-13-01' (invalid month 13) — confirm the correct date, (2) Future date '2027-01-15' — verify if this represents a pre-registration or data entry error.</w:t>
             </w:r>
           </w:p>
           <w:p>
@@ -3559,32 +3584,7 @@
                 <w:sz w:val="18"/>
                 <w:szCs w:val="18"/>
               </w:rPr>
-              <w:t xml:space="preserve">[CLARIFY] Resolve unparseable date '2025-13-01' (invalid month 13) — determine correct date or set to NULL; confirm whether missing value (1 record, 3.3%) is expected for this field.</w:t>
-            </w:r>
-          </w:p>
-          <w:p>
-            <w:pPr>
-              <w:spacing w:after="50" w:line="360"/>
-            </w:pPr>
-            <w:r>
-              <w:rPr>
-                <w:rFonts w:ascii="Arial" w:cs="Arial" w:eastAsia="Arial" w:hAnsi="Arial"/>
-                <w:b/>
-                <w:bCs/>
-                <w:color w:val="1A4E78"/>
-                <w:sz w:val="18"/>
-                <w:szCs w:val="18"/>
-              </w:rPr>
-              <w:t xml:space="preserve">3.  </w:t>
-            </w:r>
-            <w:r>
-              <w:rPr>
-                <w:rFonts w:ascii="Arial" w:cs="Arial" w:eastAsia="Arial" w:hAnsi="Arial"/>
-                <w:color w:val="222222"/>
-                <w:sz w:val="18"/>
-                <w:szCs w:val="18"/>
-              </w:rPr>
-              <w:t xml:space="preserve">[VALIDATE] Ensure all values represent valid calendar dates after standardization.</w:t>
+              <w:t xml:space="preserve">[STANDARDIZE] Convert valid date strings from 'YYYY-MM-DD 00:00:00' format to datetime64[ns] type after cleaning invalid entries.</w:t>
             </w:r>
           </w:p>
         </w:tc>
@@ -3867,7 +3867,7 @@
                 <w:sz w:val="18"/>
                 <w:szCs w:val="18"/>
               </w:rPr>
-              <w:t xml:space="preserve">Last login timestamp stored as string, containing 30 non-null records (0% missing) with 28 distinct values spanning from 2019-01-01 to 2024-05-12. All values follow a consistent 19-character 'YYYY-MM-DD HH:MM:SS' format. Notably, every observed value shows '00:00:00' as the time component, suggesting either date-only precision or default midnight padding. Two timestamps are repeated across records, which is expected for a date field.</w:t>
+              <w:t xml:space="preserve">Last login timestamp stored as string across 30 records with no missing values. Contains 28 distinct values spanning from 2019-01-01 to 2024-05-12. All values follow a consistent 19-character datetime format (YYYY-MM-DD HH:MM:SS) with the time component fixed at 00:00:00, indicating either date-only precision or standardized midnight timestamping. Two values are repeated (2023-11-17 and 2023-07-10), representing multiple accounts with identical last login dates.</w:t>
             </w:r>
           </w:p>
         </w:tc>
@@ -3946,7 +3946,7 @@
                 <w:sz w:val="18"/>
                 <w:szCs w:val="18"/>
               </w:rPr>
-              <w:t xml:space="preserve">[STANDARDIZE] Convert data type from string to datetime64[ns]: '2023-03-30 00:00:00' → datetime object.</w:t>
+              <w:t xml:space="preserve">[STANDARDIZE] Convert data type from string to datetime64[ns] to enable proper temporal filtering and sorting operations.</w:t>
             </w:r>
           </w:p>
           <w:p>
@@ -3971,32 +3971,7 @@
                 <w:sz w:val="18"/>
                 <w:szCs w:val="18"/>
               </w:rPr>
-              <w:t xml:space="preserve">[CLARIFY] Confirm whether the universal '00:00:00' time component indicates date-only recording or if time-of-day data is missing/rounded to midnight.</w:t>
-            </w:r>
-          </w:p>
-          <w:p>
-            <w:pPr>
-              <w:spacing w:after="50" w:line="360"/>
-            </w:pPr>
-            <w:r>
-              <w:rPr>
-                <w:rFonts w:ascii="Arial" w:cs="Arial" w:eastAsia="Arial" w:hAnsi="Arial"/>
-                <w:b/>
-                <w:bCs/>
-                <w:color w:val="1A4E78"/>
-                <w:sz w:val="18"/>
-                <w:szCs w:val="18"/>
-              </w:rPr>
-              <w:t xml:space="preserve">3.  </w:t>
-            </w:r>
-            <w:r>
-              <w:rPr>
-                <w:rFonts w:ascii="Arial" w:cs="Arial" w:eastAsia="Arial" w:hAnsi="Arial"/>
-                <w:color w:val="222222"/>
-                <w:sz w:val="18"/>
-                <w:szCs w:val="18"/>
-              </w:rPr>
-              <w:t xml:space="preserve">[VALIDATE] Ensure all values follow the format: YYYY-MM-DD HH:MM:SS (e.g., '2023-03-30 00:00:00') with valid date ranges after conversion.</w:t>
+              <w:t xml:space="preserve">[VALIDATE] Ensure all values conform to the format: 4-digit year, 2-digit month, and 2-digit day separated by hyphens, followed by a space and 00:00:00 time component — e.g., 2023-03-30 00:00:00.</w:t>
             </w:r>
           </w:p>
         </w:tc>
@@ -4209,7 +4184,7 @@
                 <w:sz w:val="18"/>
                 <w:szCs w:val="18"/>
               </w:rPr>
-              <w:t xml:space="preserve">Categorical field indicating the subscription tier or plan type. Contains 5 distinct values (Basic, Free, Gold, Platinum, Premium) across 30 records with no missing values.</w:t>
+              <w:t xml:space="preserve">Subscription tier or plan type stored as categorical text. Contains 5 distinct values (Basic, Free, Gold, Platinum, Premium) across 30 records with no missing values.</w:t>
             </w:r>
           </w:p>
         </w:tc>
@@ -4501,7 +4476,7 @@
                 <w:sz w:val="18"/>
                 <w:szCs w:val="18"/>
               </w:rPr>
-              <w:t xml:space="preserve">Subscription fee amounts stored as string despite representing monetary values requiring numeric operations. Contains 2 NULL values (6.7% of 30 records). Most values are decimal numbers ranging from 16.53 to 961.14, but includes non-numeric text 'free' and suspicious sentinel value '99999' that likely represents missing or unknown data.</w:t>
+              <w:t xml:space="preserve">Subscription fee amount stored as string despite representing numeric monetary values. Contains 2 NULL values (6.7% of 30 records) and 28 distinct non-null entries. Includes one non-numeric text value 'free' and a suspicious high-value entry '99999' that may represent a sentinel or placeholder. Valid numeric fees range from 16.53 to 961.14.</w:t>
             </w:r>
           </w:p>
         </w:tc>
@@ -4660,7 +4635,7 @@
                 <w:sz w:val="18"/>
                 <w:szCs w:val="18"/>
               </w:rPr>
-              <w:t xml:space="preserve">[CLARIFY] Confirm handling of non-numeric value 'free' — should it be converted to 0.0, treated as NULL, or preserved as a categorical indicator?</w:t>
+              <w:t xml:space="preserve">[STANDARDIZE] Convert data type from string to float64.</w:t>
             </w:r>
           </w:p>
           <w:p>
@@ -4685,7 +4660,7 @@
                 <w:sz w:val="18"/>
                 <w:szCs w:val="18"/>
               </w:rPr>
-              <w:t xml:space="preserve">[CLARIFY] Verify whether '99999' is a legitimate subscription fee or a sentinel for missing/unknown values; if sentinel, replace with NULL.</w:t>
+              <w:t xml:space="preserve">[CLARIFY] Confirm whether anomalous values represent valid business states: 'free' (zero fee or NULL?) and '99999' (valid fee or sentinel for missing data?).</w:t>
             </w:r>
           </w:p>
           <w:p>
@@ -4710,7 +4685,7 @@
                 <w:sz w:val="18"/>
                 <w:szCs w:val="18"/>
               </w:rPr>
-              <w:t xml:space="preserve">[STANDARDIZE] Convert column data type from string to float64 after resolving special values ('free' and '99999').</w:t>
+              <w:t xml:space="preserve">[CLARIFY] Confirm whether the 6.7% missing rate is expected or if the field should be mandatory for all records.</w:t>
             </w:r>
           </w:p>
           <w:p>
@@ -4735,7 +4710,7 @@
                 <w:sz w:val="18"/>
                 <w:szCs w:val="18"/>
               </w:rPr>
-              <w:t xml:space="preserve">[VALIDATE] Ensure all values conform to decimal currency format (e.g., 434.17) after type conversion.</w:t>
+              <w:t xml:space="preserve">[VALIDATE] Ensure all values are positive decimal numbers after standardization.</w:t>
             </w:r>
           </w:p>
         </w:tc>
@@ -5018,87 +4993,7 @@
                 <w:sz w:val="18"/>
                 <w:szCs w:val="18"/>
               </w:rPr>
-              <w:t xml:space="preserve">Boolean status indicator stored as string with mixed representations ('True'/'False', '1'/'0', 'yes'/'no'). Contains 30 records with no missing values; 6 distinct values represent two logical states (true/false).</w:t>
-            </w:r>
-          </w:p>
-        </w:tc>
-      </w:tr>
-      <w:tr>
-        <w:tc>
-          <w:tcPr>
-            <w:tcW w:type="dxa" w:w="1600"/>
-            <w:tcBorders>
-              <w:top w:val="single" w:color="BBCFE0" w:sz="1"/>
-              <w:left w:val="single" w:color="BBCFE0" w:sz="1"/>
-              <w:bottom w:val="single" w:color="BBCFE0" w:sz="1"/>
-              <w:right w:val="single" w:color="BBCFE0" w:sz="1"/>
-            </w:tcBorders>
-            <w:shd w:fill="FFF3CD" w:val="clear"/>
-            <w:tcMar>
-              <w:top w:type="dxa" w:w="80"/>
-              <w:left w:type="dxa" w:w="120"/>
-              <w:bottom w:type="dxa" w:w="80"/>
-              <w:right w:type="dxa" w:w="120"/>
-            </w:tcMar>
-            <w:vAlign w:val="top"/>
-          </w:tcPr>
-          <w:p>
-            <w:pPr>
-              <w:spacing w:line="360"/>
-            </w:pPr>
-            <w:r>
-              <w:rPr>
-                <w:rFonts w:ascii="Arial" w:cs="Arial" w:eastAsia="Arial" w:hAnsi="Arial"/>
-                <w:b/>
-                <w:bCs/>
-                <w:color w:val="7B4700"/>
-                <w:sz w:val="17"/>
-                <w:szCs w:val="17"/>
-              </w:rPr>
-              <w:t xml:space="preserve">⚠ Errors</w:t>
-            </w:r>
-          </w:p>
-        </w:tc>
-        <w:tc>
-          <w:tcPr>
-            <w:tcW w:type="dxa" w:w="7760"/>
-            <w:tcBorders>
-              <w:top w:val="single" w:color="BBCFE0" w:sz="1"/>
-              <w:left w:val="single" w:color="BBCFE0" w:sz="1"/>
-              <w:bottom w:val="single" w:color="BBCFE0" w:sz="1"/>
-              <w:right w:val="single" w:color="BBCFE0" w:sz="1"/>
-            </w:tcBorders>
-            <w:shd w:fill="FFFDF0" w:val="clear"/>
-            <w:tcMar>
-              <w:top w:type="dxa" w:w="80"/>
-              <w:left w:type="dxa" w:w="120"/>
-              <w:bottom w:type="dxa" w:w="80"/>
-              <w:right w:type="dxa" w:w="120"/>
-            </w:tcMar>
-          </w:tcPr>
-          <w:p>
-            <w:pPr>
-              <w:spacing w:after="40" w:line="360"/>
-            </w:pPr>
-            <w:r>
-              <w:rPr>
-                <w:rFonts w:ascii="Arial" w:cs="Arial" w:eastAsia="Arial" w:hAnsi="Arial"/>
-                <w:b/>
-                <w:bCs/>
-                <w:color w:val="7B4700"/>
-                <w:sz w:val="18"/>
-                <w:szCs w:val="18"/>
-              </w:rPr>
-              <w:t xml:space="preserve">• </w:t>
-            </w:r>
-            <w:r>
-              <w:rPr>
-                <w:rFonts w:ascii="Arial" w:cs="Arial" w:eastAsia="Arial" w:hAnsi="Arial"/>
-                <w:color w:val="7B4700"/>
-                <w:sz w:val="18"/>
-                <w:szCs w:val="18"/>
-              </w:rPr>
-              <w:t xml:space="preserve">boolean column contains non-standard representations: ['no', 'yes', '1', '0'] — standardize to 'True'/'False' before converting to bool dtype</w:t>
+              <w:t xml:space="preserve">Boolean status flag stored as string with inconsistent representations. Contains 6 distinct values across 30 records representing binary states: 'True'/'False', '1'/'0', and 'yes'/'no'. No missing values.</w:t>
             </w:r>
           </w:p>
         </w:tc>
@@ -5177,32 +5072,7 @@
                 <w:sz w:val="18"/>
                 <w:szCs w:val="18"/>
               </w:rPr>
-              <w:t xml:space="preserve">[STANDARDIZE] Unify boolean representations to 'True'/'False' format: '1' → 'True', 'yes' → 'True', '0' → 'False', 'no' → 'False'.</w:t>
-            </w:r>
-          </w:p>
-          <w:p>
-            <w:pPr>
-              <w:spacing w:after="50" w:line="360"/>
-            </w:pPr>
-            <w:r>
-              <w:rPr>
-                <w:rFonts w:ascii="Arial" w:cs="Arial" w:eastAsia="Arial" w:hAnsi="Arial"/>
-                <w:b/>
-                <w:bCs/>
-                <w:color w:val="1A4E78"/>
-                <w:sz w:val="18"/>
-                <w:szCs w:val="18"/>
-              </w:rPr>
-              <w:t xml:space="preserve">2.  </w:t>
-            </w:r>
-            <w:r>
-              <w:rPr>
-                <w:rFonts w:ascii="Arial" w:cs="Arial" w:eastAsia="Arial" w:hAnsi="Arial"/>
-                <w:color w:val="222222"/>
-                <w:sz w:val="18"/>
-                <w:szCs w:val="18"/>
-              </w:rPr>
-              <w:t xml:space="preserve">[VALIDATE] Verify all values match 'True' or 'False' before converting to boolean data type.</w:t>
+              <w:t xml:space="preserve">[CLARIFY] Confirm the canonical boolean format for Status (e.g., 'True'/'False', '1'/'0', or 'yes'/'no') and standardize equivalent values ('True'='1'='yes', 'False'='0'='no') to the selected representation.</w:t>
             </w:r>
           </w:p>
         </w:tc>
@@ -5415,7 +5285,7 @@
                 <w:sz w:val="18"/>
                 <w:szCs w:val="18"/>
               </w:rPr>
-              <w:t xml:space="preserve">Account balance stored as float64 with 30 unique non-null values. Values range from -150.5 (potential overdraft) to 99999.0. One outlier value (99999.0) exceeds the statistical upper bound of 1525 (Q3 + 1.5×IQR) and may represent a sentinel for missing or invalid data rather than a genuine balance.</w:t>
+              <w:t xml:space="preserve">Account balance field stored as decimal numbers (float64). Contains 30 unique non-null values across 30 records with no missing data. Value range spans -150.5 to 99,999.0. Contains suspected sentinel value 99,999.0 identified as a statistical outlier exceeding the expected upper bound (1,525), and one negative value (-150.5).</w:t>
             </w:r>
           </w:p>
         </w:tc>
@@ -5495,7 +5365,7 @@
                 <w:sz w:val="18"/>
                 <w:szCs w:val="18"/>
               </w:rPr>
-              <w:t xml:space="preserve">[99999] — confirm if these represent missing or invalid data</w:t>
+              <w:t xml:space="preserve">1 value(s) exceed the statistically expected upper bound of 1525 (Q3 + 1.5×IQR): [99999.0]</w:t>
             </w:r>
           </w:p>
           <w:p>
@@ -5520,7 +5390,32 @@
                 <w:sz w:val="18"/>
                 <w:szCs w:val="18"/>
               </w:rPr>
-              <w:t xml:space="preserve">1 value(s) exceed the statistically expected upper bound of 1525 (Q3 + 1.5×IQR): [99999.0]</w:t>
+              <w:t xml:space="preserve">[99999.0] is a statistical outlier (above expected range 1525) and appears sentinel-coded (1 record(s) share this exact value) — confirm if this represents missing or invalid data</w:t>
+            </w:r>
+          </w:p>
+          <w:p>
+            <w:pPr>
+              <w:spacing w:after="40" w:line="360"/>
+            </w:pPr>
+            <w:r>
+              <w:rPr>
+                <w:rFonts w:ascii="Arial" w:cs="Arial" w:eastAsia="Arial" w:hAnsi="Arial"/>
+                <w:b/>
+                <w:bCs/>
+                <w:color w:val="7B4700"/>
+                <w:sz w:val="18"/>
+                <w:szCs w:val="18"/>
+              </w:rPr>
+              <w:t xml:space="preserve">• </w:t>
+            </w:r>
+            <w:r>
+              <w:rPr>
+                <w:rFonts w:ascii="Arial" w:cs="Arial" w:eastAsia="Arial" w:hAnsi="Arial"/>
+                <w:color w:val="7B4700"/>
+                <w:sz w:val="18"/>
+                <w:szCs w:val="18"/>
+              </w:rPr>
+              <w:t xml:space="preserve">[-150.5] is sign-anomalous (negative value in an almost-entirely-positive column) — confirm if this represents missing or invalid data</w:t>
             </w:r>
           </w:p>
         </w:tc>
@@ -5599,7 +5494,7 @@
                 <w:sz w:val="18"/>
                 <w:szCs w:val="18"/>
               </w:rPr>
-              <w:t xml:space="preserve">[CLARIFY] Confirm whether the value '99999.0' represents a valid account balance or a sentinel for missing/invalid data.</w:t>
+              <w:t xml:space="preserve">[CLARIFY] Confirm business meaning of anomalous values: 99,999.0 (appears sentinel-coded, possible missing data placeholder) and -150.5 (negative balance, confirm if valid overdraft or data error).</w:t>
             </w:r>
           </w:p>
         </w:tc>
@@ -5812,7 +5707,7 @@
                 <w:sz w:val="18"/>
                 <w:szCs w:val="18"/>
               </w:rPr>
-              <w:t xml:space="preserve">Preferred language indicator stored as categorical text. Contains 5 distinct values (English, French, German, Malay, Tamil) across 30 records with no missing values. All values follow consistent title-case formatting.</w:t>
+              <w:t xml:space="preserve">Preferred language selection stored as categorical text. Contains 30 records with 0 missing values (100% complete) and 5 distinct values: English, French, German, Malay, and Tamil. All values follow consistent title casing with lengths between 5-7 characters.</w:t>
             </w:r>
           </w:p>
         </w:tc>
@@ -6104,7 +5999,7 @@
                 <w:sz w:val="18"/>
                 <w:szCs w:val="18"/>
               </w:rPr>
-              <w:t xml:space="preserve">Categorical field indicating the device type used to access the service, containing three distinct values: Desktop, Mobile, and Tablet. All 30 records are populated with no missing values.</w:t>
+              <w:t xml:space="preserve">Categorical field indicating the device type used to access the account (Desktop, Mobile, or Tablet). Complete with no missing values across all 30 records, containing 3 distinct values.</w:t>
             </w:r>
           </w:p>
         </w:tc>
@@ -6396,7 +6291,7 @@
                 <w:sz w:val="18"/>
                 <w:szCs w:val="18"/>
               </w:rPr>
-              <w:t xml:space="preserve">Operating system identifier stored as categorical text. Contains 30 records with no missing values and 8 distinct values representing 5 unique operating systems. Casing inconsistencies detected for Android ('Android' vs 'android'), iOS ('iOS' vs 'IOS'), and Linux ('Linux' vs 'LINUX'), plus 'macOs' which appears to be a casing variant of the official macOS branding.</w:t>
+              <w:t xml:space="preserve">Operating system identifier stored as categorical text. Contains 8 distinct values across 30 records with no missing values. Casing inconsistencies detected across Android, iOS, and Linux entries, and 'macOs' appears to be a typographical variation of the official macOS branding.</w:t>
             </w:r>
           </w:p>
         </w:tc>
@@ -6475,7 +6370,7 @@
                 <w:sz w:val="18"/>
                 <w:szCs w:val="18"/>
               </w:rPr>
-              <w:t xml:space="preserve">[STANDARDIZE] Unify casing to official operating system names: 'android' → 'Android', 'IOS' → 'iOS', 'LINUX' → 'Linux', 'macOs' → 'macOS'.</w:t>
+              <w:t xml:space="preserve">[STANDARDIZE] Unify casing to match official brand conventions: 'android' → 'Android', 'IOS' → 'iOS', 'LINUX' → 'Linux', and correct typographical variation 'macOs' → 'macOS'.</w:t>
             </w:r>
           </w:p>
           <w:p>
@@ -6500,7 +6395,7 @@
                 <w:sz w:val="18"/>
                 <w:szCs w:val="18"/>
               </w:rPr>
-              <w:t xml:space="preserve">[VALIDATE] Ensure all values match the standardised set: Android, iOS, Linux, Windows, macOS.</w:t>
+              <w:t xml:space="preserve">[VALIDATE] Ensure all values match the expected operating system names (Android, iOS, Linux, macOS, Windows) after standardization.</w:t>
             </w:r>
           </w:p>
         </w:tc>
@@ -6713,7 +6608,7 @@
                 <w:sz w:val="18"/>
                 <w:szCs w:val="18"/>
               </w:rPr>
-              <w:t xml:space="preserve">Numeric feedback score stored as float64, with values ranging from 1.0 to 7.3 across 30 records. Contains no missing values and 29 distinct values (near-unique, with value 1.78 appearing twice). Statistical outlier detected at 7.3 (exceeds upper bound of 6.945). Column exhibits 81.25% value resemblance to 'FeedbackScore1', indicating potential duplication.</w:t>
+              <w:t xml:space="preserve">Numeric feedback score stored as float64, with values ranging from 1.0 to 7.3 across 30 records (0% missing). Contains 29 distinct values (near-unique), with only the value 1.78 appearing twice. One statistical outlier detected at 7.3, exceeding the expected upper bound of 6.945 (Q3 + 1.5×IQR) and potentially representing a sentinel-coded missing value. Column exhibits 81.25% value resemblance to 'FeedbackScore1', indicating potential redundancy.</w:t>
             </w:r>
           </w:p>
         </w:tc>
@@ -6818,6 +6713,31 @@
                 <w:sz w:val="18"/>
                 <w:szCs w:val="18"/>
               </w:rPr>
+              <w:t xml:space="preserve">[7.3] is a statistical outlier (above expected range 6.945) and appears sentinel-coded (1 record(s) share this exact value) — confirm if this represents missing or invalid data</w:t>
+            </w:r>
+          </w:p>
+          <w:p>
+            <w:pPr>
+              <w:spacing w:after="40" w:line="360"/>
+            </w:pPr>
+            <w:r>
+              <w:rPr>
+                <w:rFonts w:ascii="Arial" w:cs="Arial" w:eastAsia="Arial" w:hAnsi="Arial"/>
+                <w:b/>
+                <w:bCs/>
+                <w:color w:val="7B4700"/>
+                <w:sz w:val="18"/>
+                <w:szCs w:val="18"/>
+              </w:rPr>
+              <w:t xml:space="preserve">• </w:t>
+            </w:r>
+            <w:r>
+              <w:rPr>
+                <w:rFonts w:ascii="Arial" w:cs="Arial" w:eastAsia="Arial" w:hAnsi="Arial"/>
+                <w:color w:val="7B4700"/>
+                <w:sz w:val="18"/>
+                <w:szCs w:val="18"/>
+              </w:rPr>
               <w:t xml:space="preserve">column appears to be a near-duplicate of another column in this table — confirm if both are needed or if one should be removed</w:t>
             </w:r>
           </w:p>
@@ -6897,7 +6817,32 @@
                 <w:sz w:val="18"/>
                 <w:szCs w:val="18"/>
               </w:rPr>
-              <w:t xml:space="preserve">[CLARIFY] Confirm business necessity of both 'FeedbackScore' and 'FeedbackScore1' columns (81.25% value resemblance) — determine if one should be removed to eliminate redundancy.</w:t>
+              <w:t xml:space="preserve">[CLARIFY] Confirm whether the outlier value 7.3 represents a valid high score, a sentinel-coded missing value, or a data entry error.</w:t>
+            </w:r>
+          </w:p>
+          <w:p>
+            <w:pPr>
+              <w:spacing w:after="50" w:line="360"/>
+            </w:pPr>
+            <w:r>
+              <w:rPr>
+                <w:rFonts w:ascii="Arial" w:cs="Arial" w:eastAsia="Arial" w:hAnsi="Arial"/>
+                <w:b/>
+                <w:bCs/>
+                <w:color w:val="1A4E78"/>
+                <w:sz w:val="18"/>
+                <w:szCs w:val="18"/>
+              </w:rPr>
+              <w:t xml:space="preserve">2.  </w:t>
+            </w:r>
+            <w:r>
+              <w:rPr>
+                <w:rFonts w:ascii="Arial" w:cs="Arial" w:eastAsia="Arial" w:hAnsi="Arial"/>
+                <w:color w:val="222222"/>
+                <w:sz w:val="18"/>
+                <w:szCs w:val="18"/>
+              </w:rPr>
+              <w:t xml:space="preserve">[CLARIFY] Assess relationship with 'FeedbackScore1' column (81.25% value resemblance) to determine if both columns are required or if one should be removed to eliminate redundancy.</w:t>
             </w:r>
           </w:p>
         </w:tc>
@@ -7110,7 +7055,7 @@
                 <w:sz w:val="18"/>
                 <w:szCs w:val="18"/>
               </w:rPr>
-              <w:t xml:space="preserve">Numeric feedback score stored as float64, with values ranging from 1.0 to 5.0. Contains 30 records with no missing values and 29 distinct values (near-unique, with only value '1.78' appearing twice). The column exhibits 81.25% value resemblance to 'FeedbackScore' in the same table, suggesting potential duplication.</w:t>
+              <w:t xml:space="preserve">Numeric feedback score ranging from 1.0 to 5.0, stored as float64. All 30 records are populated with no missing values. Contains 29 distinct values (near-unique), with only one repeated value ('1.78'). Note: Column exhibits 81.25% value resemblance to 'FeedbackScore' in the same table, indicating potential duplication.</w:t>
             </w:r>
           </w:p>
         </w:tc>
@@ -7269,7 +7214,7 @@
                 <w:sz w:val="18"/>
                 <w:szCs w:val="18"/>
               </w:rPr>
-              <w:t xml:space="preserve">[CLARIFY] Review relationship with 'FeedbackScore' column — determine if both columns are required given 81.25% value resemblance, or if one should be removed to eliminate redundancy.</w:t>
+              <w:t xml:space="preserve">[CLARIFY] Review column redundancy: 'FeedbackScore1' shows 81.25% value overlap with 'FeedbackScore'. Confirm whether both columns are required for business purposes or if one should be removed to eliminate redundancy.</w:t>
             </w:r>
           </w:p>
         </w:tc>
@@ -7599,7 +7544,7 @@
                 <w:sz w:val="18"/>
                 <w:szCs w:val="18"/>
               </w:rPr>
-              <w:t xml:space="preserve">S_N must be unique (one-to-one key constraint)</w:t>
+              <w:t xml:space="preserve">S_N must not be null</w:t>
             </w:r>
           </w:p>
         </w:tc>
@@ -7667,7 +7612,7 @@
                 <w:sz w:val="18"/>
                 <w:szCs w:val="18"/>
               </w:rPr>
-              <w:t xml:space="preserve">Account_No</w:t>
+              <w:t xml:space="preserve">S_N</w:t>
             </w:r>
           </w:p>
         </w:tc>
@@ -7700,7 +7645,7 @@
                 <w:sz w:val="18"/>
                 <w:szCs w:val="18"/>
               </w:rPr>
-              <w:t xml:space="preserve">Account_No must be unique</w:t>
+              <w:t xml:space="preserve">S_N must be unique across records</w:t>
             </w:r>
           </w:p>
         </w:tc>
@@ -7766,7 +7711,7 @@
                 <w:sz w:val="18"/>
                 <w:szCs w:val="18"/>
               </w:rPr>
-              <w:t xml:space="preserve">ID</w:t>
+              <w:t xml:space="preserve">S_N</w:t>
             </w:r>
           </w:p>
         </w:tc>
@@ -7798,7 +7743,7 @@
                 <w:sz w:val="18"/>
                 <w:szCs w:val="18"/>
               </w:rPr>
-              <w:t xml:space="preserve">ID must match Singapore NRIC/FIN format: starts with S/T/F/G, followed by 7 digits, ending with an uppercase letter</w:t>
+              <w:t xml:space="preserve">S_N must exist in Cust_Bio_dirty.S_N</w:t>
             </w:r>
           </w:p>
         </w:tc>
@@ -7866,7 +7811,7 @@
                 <w:sz w:val="18"/>
                 <w:szCs w:val="18"/>
               </w:rPr>
-              <w:t xml:space="preserve">JoinDate</w:t>
+              <w:t xml:space="preserve">Account_No</w:t>
             </w:r>
           </w:p>
         </w:tc>
@@ -7899,7 +7844,7 @@
                 <w:sz w:val="18"/>
                 <w:szCs w:val="18"/>
               </w:rPr>
-              <w:t xml:space="preserve">JoinDate must not be null</w:t>
+              <w:t xml:space="preserve">Account_No must not be null</w:t>
             </w:r>
           </w:p>
         </w:tc>
@@ -7965,7 +7910,7 @@
                 <w:sz w:val="18"/>
                 <w:szCs w:val="18"/>
               </w:rPr>
-              <w:t xml:space="preserve">JoinDate</w:t>
+              <w:t xml:space="preserve">Account_No</w:t>
             </w:r>
           </w:p>
         </w:tc>
@@ -7997,7 +7942,7 @@
                 <w:sz w:val="18"/>
                 <w:szCs w:val="18"/>
               </w:rPr>
-              <w:t xml:space="preserve">JoinDate must be parseable as a valid date</w:t>
+              <w:t xml:space="preserve">Account_No must be a 4-digit numeric string</w:t>
             </w:r>
           </w:p>
         </w:tc>
@@ -8065,7 +8010,7 @@
                 <w:sz w:val="18"/>
                 <w:szCs w:val="18"/>
               </w:rPr>
-              <w:t xml:space="preserve">JoinDate</w:t>
+              <w:t xml:space="preserve">Full_Name</w:t>
             </w:r>
           </w:p>
         </w:tc>
@@ -8098,7 +8043,7 @@
                 <w:sz w:val="18"/>
                 <w:szCs w:val="18"/>
               </w:rPr>
-              <w:t xml:space="preserve">JoinDate must not be in the future</w:t>
+              <w:t xml:space="preserve">Full_Name must not be null</w:t>
             </w:r>
           </w:p>
         </w:tc>
@@ -8164,7 +8109,7 @@
                 <w:sz w:val="18"/>
                 <w:szCs w:val="18"/>
               </w:rPr>
-              <w:t xml:space="preserve">LastLogin</w:t>
+              <w:t xml:space="preserve">Full_Name</w:t>
             </w:r>
           </w:p>
         </w:tc>
@@ -8196,7 +8141,7 @@
                 <w:sz w:val="18"/>
                 <w:szCs w:val="18"/>
               </w:rPr>
-              <w:t xml:space="preserve">LastLogin must be on or after JoinDate</w:t>
+              <w:t xml:space="preserve">Full_Name should not be in all lowercase letters</w:t>
             </w:r>
           </w:p>
         </w:tc>
@@ -8264,7 +8209,7 @@
                 <w:sz w:val="18"/>
                 <w:szCs w:val="18"/>
               </w:rPr>
-              <w:t xml:space="preserve">SubscriptionFee</w:t>
+              <w:t xml:space="preserve">ID</w:t>
             </w:r>
           </w:p>
         </w:tc>
@@ -8297,7 +8242,7 @@
                 <w:sz w:val="18"/>
                 <w:szCs w:val="18"/>
               </w:rPr>
-              <w:t xml:space="preserve">SubscriptionFee must not be null</w:t>
+              <w:t xml:space="preserve">ID must not be null</w:t>
             </w:r>
           </w:p>
         </w:tc>
@@ -8363,7 +8308,7 @@
                 <w:sz w:val="18"/>
                 <w:szCs w:val="18"/>
               </w:rPr>
-              <w:t xml:space="preserve">SubscriptionFee</w:t>
+              <w:t xml:space="preserve">ID</w:t>
             </w:r>
           </w:p>
         </w:tc>
@@ -8395,7 +8340,7 @@
                 <w:sz w:val="18"/>
                 <w:szCs w:val="18"/>
               </w:rPr>
-              <w:t xml:space="preserve">SubscriptionFee must be parseable as a numeric value (when not null)</w:t>
+              <w:t xml:space="preserve">ID must match Singapore NRIC/FIN format (S/T/F/G + 6-7 digits + checksum letter)</w:t>
             </w:r>
           </w:p>
         </w:tc>
@@ -8463,7 +8408,7 @@
                 <w:sz w:val="18"/>
                 <w:szCs w:val="18"/>
               </w:rPr>
-              <w:t xml:space="preserve">SubscriptionFee</w:t>
+              <w:t xml:space="preserve">ID</w:t>
             </w:r>
           </w:p>
         </w:tc>
@@ -8496,7 +8441,7 @@
                 <w:sz w:val="18"/>
                 <w:szCs w:val="18"/>
               </w:rPr>
-              <w:t xml:space="preserve">SubscriptionFee must not be the sentinel value 99999</w:t>
+              <w:t xml:space="preserve">ID must be unique across records</w:t>
             </w:r>
           </w:p>
         </w:tc>
@@ -8562,7 +8507,7 @@
                 <w:sz w:val="18"/>
                 <w:szCs w:val="18"/>
               </w:rPr>
-              <w:t xml:space="preserve">AccountBalance</w:t>
+              <w:t xml:space="preserve">JoinDate</w:t>
             </w:r>
           </w:p>
         </w:tc>
@@ -8594,7 +8539,7 @@
                 <w:sz w:val="18"/>
                 <w:szCs w:val="18"/>
               </w:rPr>
-              <w:t xml:space="preserve">AccountBalance must not be the sentinel value 99999.0</w:t>
+              <w:t xml:space="preserve">JoinDate must not be null</w:t>
             </w:r>
           </w:p>
         </w:tc>
@@ -8662,7 +8607,7 @@
                 <w:sz w:val="18"/>
                 <w:szCs w:val="18"/>
               </w:rPr>
-              <w:t xml:space="preserve">AccountBalance</w:t>
+              <w:t xml:space="preserve">JoinDate</w:t>
             </w:r>
           </w:p>
         </w:tc>
@@ -8695,7 +8640,7 @@
                 <w:sz w:val="18"/>
                 <w:szCs w:val="18"/>
               </w:rPr>
-              <w:t xml:space="preserve">AccountBalance must be non-negative</w:t>
+              <w:t xml:space="preserve">JoinDate must be parseable as a valid date</w:t>
             </w:r>
           </w:p>
         </w:tc>
@@ -8761,7 +8706,7 @@
                 <w:sz w:val="18"/>
                 <w:szCs w:val="18"/>
               </w:rPr>
-              <w:t xml:space="preserve">FeedbackScore</w:t>
+              <w:t xml:space="preserve">JoinDate</w:t>
             </w:r>
           </w:p>
         </w:tc>
@@ -8793,7 +8738,7 @@
                 <w:sz w:val="18"/>
                 <w:szCs w:val="18"/>
               </w:rPr>
-              <w:t xml:space="preserve">FeedbackScore must be between 0 and 5 (inclusive)</w:t>
+              <w:t xml:space="preserve">JoinDate must not be in the future</w:t>
             </w:r>
           </w:p>
         </w:tc>
@@ -8861,7 +8806,7 @@
                 <w:sz w:val="18"/>
                 <w:szCs w:val="18"/>
               </w:rPr>
-              <w:t xml:space="preserve">Status</w:t>
+              <w:t xml:space="preserve">LastLogin</w:t>
             </w:r>
           </w:p>
         </w:tc>
@@ -8894,7 +8839,7 @@
                 <w:sz w:val="18"/>
                 <w:szCs w:val="18"/>
               </w:rPr>
-              <w:t xml:space="preserve">Status must be standardized to 'True' or 'False' (boolean representation)</w:t>
+              <w:t xml:space="preserve">LastLogin must be parseable as a valid date</w:t>
             </w:r>
           </w:p>
         </w:tc>
@@ -8960,7 +8905,7 @@
                 <w:sz w:val="18"/>
                 <w:szCs w:val="18"/>
               </w:rPr>
-              <w:t xml:space="preserve">OS</w:t>
+              <w:t xml:space="preserve">LastLogin</w:t>
             </w:r>
           </w:p>
         </w:tc>
@@ -8992,7 +8937,7 @@
                 <w:sz w:val="18"/>
                 <w:szCs w:val="18"/>
               </w:rPr>
-              <w:t xml:space="preserve">OS must use canonical capitalization: Android, iOS, Linux, Windows, macOs</w:t>
+              <w:t xml:space="preserve">LastLogin must not be in the future</w:t>
             </w:r>
           </w:p>
         </w:tc>
@@ -9093,7 +9038,7 @@
                 <w:sz w:val="18"/>
                 <w:szCs w:val="18"/>
               </w:rPr>
-              <w:t xml:space="preserve">Subscription_Type must be one of the valid subscription tiers</w:t>
+              <w:t xml:space="preserve">Subscription_Type must be one of: Basic, Free, Gold, Platinum, Premium</w:t>
             </w:r>
           </w:p>
         </w:tc>
@@ -9159,7 +9104,7 @@
                 <w:sz w:val="18"/>
                 <w:szCs w:val="18"/>
               </w:rPr>
-              <w:t xml:space="preserve">PreferredLanguage</w:t>
+              <w:t xml:space="preserve">SubscriptionFee</w:t>
             </w:r>
           </w:p>
         </w:tc>
@@ -9191,7 +9136,7 @@
                 <w:sz w:val="18"/>
                 <w:szCs w:val="18"/>
               </w:rPr>
-              <w:t xml:space="preserve">PreferredLanguage must be one of the supported languages</w:t>
+              <w:t xml:space="preserve">SubscriptionFee must not be null</w:t>
             </w:r>
           </w:p>
         </w:tc>
@@ -9259,7 +9204,7 @@
                 <w:sz w:val="18"/>
                 <w:szCs w:val="18"/>
               </w:rPr>
-              <w:t xml:space="preserve">Device</w:t>
+              <w:t xml:space="preserve">SubscriptionFee</w:t>
             </w:r>
           </w:p>
         </w:tc>
@@ -9292,7 +9237,7 @@
                 <w:sz w:val="18"/>
                 <w:szCs w:val="18"/>
               </w:rPr>
-              <w:t xml:space="preserve">Device must be one of the valid device types</w:t>
+              <w:t xml:space="preserve">SubscriptionFee must be parseable as a numeric value</w:t>
             </w:r>
           </w:p>
         </w:tc>
@@ -9358,7 +9303,7 @@
                 <w:sz w:val="18"/>
                 <w:szCs w:val="18"/>
               </w:rPr>
-              <w:t xml:space="preserve">S_N</w:t>
+              <w:t xml:space="preserve">SubscriptionFee</w:t>
             </w:r>
           </w:p>
         </w:tc>
@@ -9390,7 +9335,1002 @@
                 <w:sz w:val="18"/>
                 <w:szCs w:val="18"/>
               </w:rPr>
-              <w:t xml:space="preserve">S_N must exist in Cust_Bio_dirty.S_N (one-to-one referential integrity)</w:t>
+              <w:t xml:space="preserve">SubscriptionFee must not contain sentinel value 99999</w:t>
+            </w:r>
+          </w:p>
+        </w:tc>
+      </w:tr>
+      <w:tr>
+        <w:tc>
+          <w:tcPr>
+            <w:tcW w:type="dxa" w:w="600"/>
+            <w:tcBorders>
+              <w:top w:val="single" w:color="BBCFE0" w:sz="1"/>
+              <w:left w:val="single" w:color="BBCFE0" w:sz="1"/>
+              <w:bottom w:val="single" w:color="BBCFE0" w:sz="1"/>
+              <w:right w:val="single" w:color="BBCFE0" w:sz="1"/>
+            </w:tcBorders>
+            <w:shd w:fill="F2F7FC" w:val="clear"/>
+            <w:tcMar>
+              <w:top w:type="dxa" w:w="80"/>
+              <w:left w:type="dxa" w:w="120"/>
+              <w:bottom w:type="dxa" w:w="80"/>
+              <w:right w:type="dxa" w:w="120"/>
+            </w:tcMar>
+          </w:tcPr>
+          <w:p>
+            <w:pPr>
+              <w:spacing w:line="360"/>
+            </w:pPr>
+            <w:r>
+              <w:rPr>
+                <w:rFonts w:ascii="Arial" w:cs="Arial" w:eastAsia="Arial" w:hAnsi="Arial"/>
+                <w:i w:val="false"/>
+                <w:iCs w:val="false"/>
+                <w:sz w:val="18"/>
+                <w:szCs w:val="18"/>
+              </w:rPr>
+              <w:t xml:space="preserve">20</w:t>
+            </w:r>
+          </w:p>
+        </w:tc>
+        <w:tc>
+          <w:tcPr>
+            <w:tcW w:type="dxa" w:w="2200"/>
+            <w:tcBorders>
+              <w:top w:val="single" w:color="BBCFE0" w:sz="1"/>
+              <w:left w:val="single" w:color="BBCFE0" w:sz="1"/>
+              <w:bottom w:val="single" w:color="BBCFE0" w:sz="1"/>
+              <w:right w:val="single" w:color="BBCFE0" w:sz="1"/>
+            </w:tcBorders>
+            <w:shd w:fill="F2F7FC" w:val="clear"/>
+            <w:tcMar>
+              <w:top w:type="dxa" w:w="80"/>
+              <w:left w:type="dxa" w:w="120"/>
+              <w:bottom w:type="dxa" w:w="80"/>
+              <w:right w:type="dxa" w:w="120"/>
+            </w:tcMar>
+          </w:tcPr>
+          <w:p>
+            <w:pPr>
+              <w:spacing w:line="360"/>
+            </w:pPr>
+            <w:r>
+              <w:rPr>
+                <w:rFonts w:ascii="Arial" w:cs="Arial" w:eastAsia="Arial" w:hAnsi="Arial"/>
+                <w:i w:val="false"/>
+                <w:iCs w:val="false"/>
+                <w:sz w:val="18"/>
+                <w:szCs w:val="18"/>
+              </w:rPr>
+              <w:t xml:space="preserve">Status</w:t>
+            </w:r>
+          </w:p>
+        </w:tc>
+        <w:tc>
+          <w:tcPr>
+            <w:tcW w:type="dxa" w:w="6560"/>
+            <w:tcBorders>
+              <w:top w:val="single" w:color="BBCFE0" w:sz="1"/>
+              <w:left w:val="single" w:color="BBCFE0" w:sz="1"/>
+              <w:bottom w:val="single" w:color="BBCFE0" w:sz="1"/>
+              <w:right w:val="single" w:color="BBCFE0" w:sz="1"/>
+            </w:tcBorders>
+            <w:shd w:fill="F2F7FC" w:val="clear"/>
+            <w:tcMar>
+              <w:top w:type="dxa" w:w="80"/>
+              <w:left w:type="dxa" w:w="120"/>
+              <w:bottom w:type="dxa" w:w="80"/>
+              <w:right w:type="dxa" w:w="120"/>
+            </w:tcMar>
+          </w:tcPr>
+          <w:p>
+            <w:pPr>
+              <w:spacing w:line="360"/>
+            </w:pPr>
+            <w:r>
+              <w:rPr>
+                <w:rFonts w:ascii="Arial" w:cs="Arial" w:eastAsia="Arial" w:hAnsi="Arial"/>
+                <w:i w:val="false"/>
+                <w:iCs w:val="false"/>
+                <w:sz w:val="18"/>
+                <w:szCs w:val="18"/>
+              </w:rPr>
+              <w:t xml:space="preserve">Status must be one of: True, False, 1, 0, yes, no</w:t>
+            </w:r>
+          </w:p>
+        </w:tc>
+      </w:tr>
+      <w:tr>
+        <w:tc>
+          <w:tcPr>
+            <w:tcW w:type="dxa" w:w="600"/>
+            <w:tcBorders>
+              <w:top w:val="single" w:color="BBCFE0" w:sz="1"/>
+              <w:left w:val="single" w:color="BBCFE0" w:sz="1"/>
+              <w:bottom w:val="single" w:color="BBCFE0" w:sz="1"/>
+              <w:right w:val="single" w:color="BBCFE0" w:sz="1"/>
+            </w:tcBorders>
+            <w:tcMar>
+              <w:top w:type="dxa" w:w="80"/>
+              <w:left w:type="dxa" w:w="120"/>
+              <w:bottom w:type="dxa" w:w="80"/>
+              <w:right w:type="dxa" w:w="120"/>
+            </w:tcMar>
+          </w:tcPr>
+          <w:p>
+            <w:pPr>
+              <w:spacing w:line="360"/>
+            </w:pPr>
+            <w:r>
+              <w:rPr>
+                <w:rFonts w:ascii="Arial" w:cs="Arial" w:eastAsia="Arial" w:hAnsi="Arial"/>
+                <w:i w:val="false"/>
+                <w:iCs w:val="false"/>
+                <w:sz w:val="18"/>
+                <w:szCs w:val="18"/>
+              </w:rPr>
+              <w:t xml:space="preserve">21</w:t>
+            </w:r>
+          </w:p>
+        </w:tc>
+        <w:tc>
+          <w:tcPr>
+            <w:tcW w:type="dxa" w:w="2200"/>
+            <w:tcBorders>
+              <w:top w:val="single" w:color="BBCFE0" w:sz="1"/>
+              <w:left w:val="single" w:color="BBCFE0" w:sz="1"/>
+              <w:bottom w:val="single" w:color="BBCFE0" w:sz="1"/>
+              <w:right w:val="single" w:color="BBCFE0" w:sz="1"/>
+            </w:tcBorders>
+            <w:tcMar>
+              <w:top w:type="dxa" w:w="80"/>
+              <w:left w:type="dxa" w:w="120"/>
+              <w:bottom w:type="dxa" w:w="80"/>
+              <w:right w:type="dxa" w:w="120"/>
+            </w:tcMar>
+          </w:tcPr>
+          <w:p>
+            <w:pPr>
+              <w:spacing w:line="360"/>
+            </w:pPr>
+            <w:r>
+              <w:rPr>
+                <w:rFonts w:ascii="Arial" w:cs="Arial" w:eastAsia="Arial" w:hAnsi="Arial"/>
+                <w:i w:val="false"/>
+                <w:iCs w:val="false"/>
+                <w:sz w:val="18"/>
+                <w:szCs w:val="18"/>
+              </w:rPr>
+              <w:t xml:space="preserve">AccountBalance</w:t>
+            </w:r>
+          </w:p>
+        </w:tc>
+        <w:tc>
+          <w:tcPr>
+            <w:tcW w:type="dxa" w:w="6560"/>
+            <w:tcBorders>
+              <w:top w:val="single" w:color="BBCFE0" w:sz="1"/>
+              <w:left w:val="single" w:color="BBCFE0" w:sz="1"/>
+              <w:bottom w:val="single" w:color="BBCFE0" w:sz="1"/>
+              <w:right w:val="single" w:color="BBCFE0" w:sz="1"/>
+            </w:tcBorders>
+            <w:tcMar>
+              <w:top w:type="dxa" w:w="80"/>
+              <w:left w:type="dxa" w:w="120"/>
+              <w:bottom w:type="dxa" w:w="80"/>
+              <w:right w:type="dxa" w:w="120"/>
+            </w:tcMar>
+          </w:tcPr>
+          <w:p>
+            <w:pPr>
+              <w:spacing w:line="360"/>
+            </w:pPr>
+            <w:r>
+              <w:rPr>
+                <w:rFonts w:ascii="Arial" w:cs="Arial" w:eastAsia="Arial" w:hAnsi="Arial"/>
+                <w:i w:val="false"/>
+                <w:iCs w:val="false"/>
+                <w:sz w:val="18"/>
+                <w:szCs w:val="18"/>
+              </w:rPr>
+              <w:t xml:space="preserve">AccountBalance must not contain sentinel value 99999.0</w:t>
+            </w:r>
+          </w:p>
+        </w:tc>
+      </w:tr>
+      <w:tr>
+        <w:tc>
+          <w:tcPr>
+            <w:tcW w:type="dxa" w:w="600"/>
+            <w:tcBorders>
+              <w:top w:val="single" w:color="BBCFE0" w:sz="1"/>
+              <w:left w:val="single" w:color="BBCFE0" w:sz="1"/>
+              <w:bottom w:val="single" w:color="BBCFE0" w:sz="1"/>
+              <w:right w:val="single" w:color="BBCFE0" w:sz="1"/>
+            </w:tcBorders>
+            <w:shd w:fill="F2F7FC" w:val="clear"/>
+            <w:tcMar>
+              <w:top w:type="dxa" w:w="80"/>
+              <w:left w:type="dxa" w:w="120"/>
+              <w:bottom w:type="dxa" w:w="80"/>
+              <w:right w:type="dxa" w:w="120"/>
+            </w:tcMar>
+          </w:tcPr>
+          <w:p>
+            <w:pPr>
+              <w:spacing w:line="360"/>
+            </w:pPr>
+            <w:r>
+              <w:rPr>
+                <w:rFonts w:ascii="Arial" w:cs="Arial" w:eastAsia="Arial" w:hAnsi="Arial"/>
+                <w:i w:val="false"/>
+                <w:iCs w:val="false"/>
+                <w:sz w:val="18"/>
+                <w:szCs w:val="18"/>
+              </w:rPr>
+              <w:t xml:space="preserve">22</w:t>
+            </w:r>
+          </w:p>
+        </w:tc>
+        <w:tc>
+          <w:tcPr>
+            <w:tcW w:type="dxa" w:w="2200"/>
+            <w:tcBorders>
+              <w:top w:val="single" w:color="BBCFE0" w:sz="1"/>
+              <w:left w:val="single" w:color="BBCFE0" w:sz="1"/>
+              <w:bottom w:val="single" w:color="BBCFE0" w:sz="1"/>
+              <w:right w:val="single" w:color="BBCFE0" w:sz="1"/>
+            </w:tcBorders>
+            <w:shd w:fill="F2F7FC" w:val="clear"/>
+            <w:tcMar>
+              <w:top w:type="dxa" w:w="80"/>
+              <w:left w:type="dxa" w:w="120"/>
+              <w:bottom w:type="dxa" w:w="80"/>
+              <w:right w:type="dxa" w:w="120"/>
+            </w:tcMar>
+          </w:tcPr>
+          <w:p>
+            <w:pPr>
+              <w:spacing w:line="360"/>
+            </w:pPr>
+            <w:r>
+              <w:rPr>
+                <w:rFonts w:ascii="Arial" w:cs="Arial" w:eastAsia="Arial" w:hAnsi="Arial"/>
+                <w:i w:val="false"/>
+                <w:iCs w:val="false"/>
+                <w:sz w:val="18"/>
+                <w:szCs w:val="18"/>
+              </w:rPr>
+              <w:t xml:space="preserve">AccountBalance</w:t>
+            </w:r>
+          </w:p>
+        </w:tc>
+        <w:tc>
+          <w:tcPr>
+            <w:tcW w:type="dxa" w:w="6560"/>
+            <w:tcBorders>
+              <w:top w:val="single" w:color="BBCFE0" w:sz="1"/>
+              <w:left w:val="single" w:color="BBCFE0" w:sz="1"/>
+              <w:bottom w:val="single" w:color="BBCFE0" w:sz="1"/>
+              <w:right w:val="single" w:color="BBCFE0" w:sz="1"/>
+            </w:tcBorders>
+            <w:shd w:fill="F2F7FC" w:val="clear"/>
+            <w:tcMar>
+              <w:top w:type="dxa" w:w="80"/>
+              <w:left w:type="dxa" w:w="120"/>
+              <w:bottom w:type="dxa" w:w="80"/>
+              <w:right w:type="dxa" w:w="120"/>
+            </w:tcMar>
+          </w:tcPr>
+          <w:p>
+            <w:pPr>
+              <w:spacing w:line="360"/>
+            </w:pPr>
+            <w:r>
+              <w:rPr>
+                <w:rFonts w:ascii="Arial" w:cs="Arial" w:eastAsia="Arial" w:hAnsi="Arial"/>
+                <w:i w:val="false"/>
+                <w:iCs w:val="false"/>
+                <w:sz w:val="18"/>
+                <w:szCs w:val="18"/>
+              </w:rPr>
+              <w:t xml:space="preserve">AccountBalance should not be negative</w:t>
+            </w:r>
+          </w:p>
+        </w:tc>
+      </w:tr>
+      <w:tr>
+        <w:tc>
+          <w:tcPr>
+            <w:tcW w:type="dxa" w:w="600"/>
+            <w:tcBorders>
+              <w:top w:val="single" w:color="BBCFE0" w:sz="1"/>
+              <w:left w:val="single" w:color="BBCFE0" w:sz="1"/>
+              <w:bottom w:val="single" w:color="BBCFE0" w:sz="1"/>
+              <w:right w:val="single" w:color="BBCFE0" w:sz="1"/>
+            </w:tcBorders>
+            <w:tcMar>
+              <w:top w:type="dxa" w:w="80"/>
+              <w:left w:type="dxa" w:w="120"/>
+              <w:bottom w:type="dxa" w:w="80"/>
+              <w:right w:type="dxa" w:w="120"/>
+            </w:tcMar>
+          </w:tcPr>
+          <w:p>
+            <w:pPr>
+              <w:spacing w:line="360"/>
+            </w:pPr>
+            <w:r>
+              <w:rPr>
+                <w:rFonts w:ascii="Arial" w:cs="Arial" w:eastAsia="Arial" w:hAnsi="Arial"/>
+                <w:i w:val="false"/>
+                <w:iCs w:val="false"/>
+                <w:sz w:val="18"/>
+                <w:szCs w:val="18"/>
+              </w:rPr>
+              <w:t xml:space="preserve">23</w:t>
+            </w:r>
+          </w:p>
+        </w:tc>
+        <w:tc>
+          <w:tcPr>
+            <w:tcW w:type="dxa" w:w="2200"/>
+            <w:tcBorders>
+              <w:top w:val="single" w:color="BBCFE0" w:sz="1"/>
+              <w:left w:val="single" w:color="BBCFE0" w:sz="1"/>
+              <w:bottom w:val="single" w:color="BBCFE0" w:sz="1"/>
+              <w:right w:val="single" w:color="BBCFE0" w:sz="1"/>
+            </w:tcBorders>
+            <w:tcMar>
+              <w:top w:type="dxa" w:w="80"/>
+              <w:left w:type="dxa" w:w="120"/>
+              <w:bottom w:type="dxa" w:w="80"/>
+              <w:right w:type="dxa" w:w="120"/>
+            </w:tcMar>
+          </w:tcPr>
+          <w:p>
+            <w:pPr>
+              <w:spacing w:line="360"/>
+            </w:pPr>
+            <w:r>
+              <w:rPr>
+                <w:rFonts w:ascii="Arial" w:cs="Arial" w:eastAsia="Arial" w:hAnsi="Arial"/>
+                <w:i w:val="false"/>
+                <w:iCs w:val="false"/>
+                <w:sz w:val="18"/>
+                <w:szCs w:val="18"/>
+              </w:rPr>
+              <w:t xml:space="preserve">PreferredLanguage</w:t>
+            </w:r>
+          </w:p>
+        </w:tc>
+        <w:tc>
+          <w:tcPr>
+            <w:tcW w:type="dxa" w:w="6560"/>
+            <w:tcBorders>
+              <w:top w:val="single" w:color="BBCFE0" w:sz="1"/>
+              <w:left w:val="single" w:color="BBCFE0" w:sz="1"/>
+              <w:bottom w:val="single" w:color="BBCFE0" w:sz="1"/>
+              <w:right w:val="single" w:color="BBCFE0" w:sz="1"/>
+            </w:tcBorders>
+            <w:tcMar>
+              <w:top w:type="dxa" w:w="80"/>
+              <w:left w:type="dxa" w:w="120"/>
+              <w:bottom w:type="dxa" w:w="80"/>
+              <w:right w:type="dxa" w:w="120"/>
+            </w:tcMar>
+          </w:tcPr>
+          <w:p>
+            <w:pPr>
+              <w:spacing w:line="360"/>
+            </w:pPr>
+            <w:r>
+              <w:rPr>
+                <w:rFonts w:ascii="Arial" w:cs="Arial" w:eastAsia="Arial" w:hAnsi="Arial"/>
+                <w:i w:val="false"/>
+                <w:iCs w:val="false"/>
+                <w:sz w:val="18"/>
+                <w:szCs w:val="18"/>
+              </w:rPr>
+              <w:t xml:space="preserve">PreferredLanguage must be one of: English, French, German, Malay, Tamil</w:t>
+            </w:r>
+          </w:p>
+        </w:tc>
+      </w:tr>
+      <w:tr>
+        <w:tc>
+          <w:tcPr>
+            <w:tcW w:type="dxa" w:w="600"/>
+            <w:tcBorders>
+              <w:top w:val="single" w:color="BBCFE0" w:sz="1"/>
+              <w:left w:val="single" w:color="BBCFE0" w:sz="1"/>
+              <w:bottom w:val="single" w:color="BBCFE0" w:sz="1"/>
+              <w:right w:val="single" w:color="BBCFE0" w:sz="1"/>
+            </w:tcBorders>
+            <w:shd w:fill="F2F7FC" w:val="clear"/>
+            <w:tcMar>
+              <w:top w:type="dxa" w:w="80"/>
+              <w:left w:type="dxa" w:w="120"/>
+              <w:bottom w:type="dxa" w:w="80"/>
+              <w:right w:type="dxa" w:w="120"/>
+            </w:tcMar>
+          </w:tcPr>
+          <w:p>
+            <w:pPr>
+              <w:spacing w:line="360"/>
+            </w:pPr>
+            <w:r>
+              <w:rPr>
+                <w:rFonts w:ascii="Arial" w:cs="Arial" w:eastAsia="Arial" w:hAnsi="Arial"/>
+                <w:i w:val="false"/>
+                <w:iCs w:val="false"/>
+                <w:sz w:val="18"/>
+                <w:szCs w:val="18"/>
+              </w:rPr>
+              <w:t xml:space="preserve">24</w:t>
+            </w:r>
+          </w:p>
+        </w:tc>
+        <w:tc>
+          <w:tcPr>
+            <w:tcW w:type="dxa" w:w="2200"/>
+            <w:tcBorders>
+              <w:top w:val="single" w:color="BBCFE0" w:sz="1"/>
+              <w:left w:val="single" w:color="BBCFE0" w:sz="1"/>
+              <w:bottom w:val="single" w:color="BBCFE0" w:sz="1"/>
+              <w:right w:val="single" w:color="BBCFE0" w:sz="1"/>
+            </w:tcBorders>
+            <w:shd w:fill="F2F7FC" w:val="clear"/>
+            <w:tcMar>
+              <w:top w:type="dxa" w:w="80"/>
+              <w:left w:type="dxa" w:w="120"/>
+              <w:bottom w:type="dxa" w:w="80"/>
+              <w:right w:type="dxa" w:w="120"/>
+            </w:tcMar>
+          </w:tcPr>
+          <w:p>
+            <w:pPr>
+              <w:spacing w:line="360"/>
+            </w:pPr>
+            <w:r>
+              <w:rPr>
+                <w:rFonts w:ascii="Arial" w:cs="Arial" w:eastAsia="Arial" w:hAnsi="Arial"/>
+                <w:i w:val="false"/>
+                <w:iCs w:val="false"/>
+                <w:sz w:val="18"/>
+                <w:szCs w:val="18"/>
+              </w:rPr>
+              <w:t xml:space="preserve">Device</w:t>
+            </w:r>
+          </w:p>
+        </w:tc>
+        <w:tc>
+          <w:tcPr>
+            <w:tcW w:type="dxa" w:w="6560"/>
+            <w:tcBorders>
+              <w:top w:val="single" w:color="BBCFE0" w:sz="1"/>
+              <w:left w:val="single" w:color="BBCFE0" w:sz="1"/>
+              <w:bottom w:val="single" w:color="BBCFE0" w:sz="1"/>
+              <w:right w:val="single" w:color="BBCFE0" w:sz="1"/>
+            </w:tcBorders>
+            <w:shd w:fill="F2F7FC" w:val="clear"/>
+            <w:tcMar>
+              <w:top w:type="dxa" w:w="80"/>
+              <w:left w:type="dxa" w:w="120"/>
+              <w:bottom w:type="dxa" w:w="80"/>
+              <w:right w:type="dxa" w:w="120"/>
+            </w:tcMar>
+          </w:tcPr>
+          <w:p>
+            <w:pPr>
+              <w:spacing w:line="360"/>
+            </w:pPr>
+            <w:r>
+              <w:rPr>
+                <w:rFonts w:ascii="Arial" w:cs="Arial" w:eastAsia="Arial" w:hAnsi="Arial"/>
+                <w:i w:val="false"/>
+                <w:iCs w:val="false"/>
+                <w:sz w:val="18"/>
+                <w:szCs w:val="18"/>
+              </w:rPr>
+              <w:t xml:space="preserve">Device must be one of: Desktop, Mobile, Tablet</w:t>
+            </w:r>
+          </w:p>
+        </w:tc>
+      </w:tr>
+      <w:tr>
+        <w:tc>
+          <w:tcPr>
+            <w:tcW w:type="dxa" w:w="600"/>
+            <w:tcBorders>
+              <w:top w:val="single" w:color="BBCFE0" w:sz="1"/>
+              <w:left w:val="single" w:color="BBCFE0" w:sz="1"/>
+              <w:bottom w:val="single" w:color="BBCFE0" w:sz="1"/>
+              <w:right w:val="single" w:color="BBCFE0" w:sz="1"/>
+            </w:tcBorders>
+            <w:tcMar>
+              <w:top w:type="dxa" w:w="80"/>
+              <w:left w:type="dxa" w:w="120"/>
+              <w:bottom w:type="dxa" w:w="80"/>
+              <w:right w:type="dxa" w:w="120"/>
+            </w:tcMar>
+          </w:tcPr>
+          <w:p>
+            <w:pPr>
+              <w:spacing w:line="360"/>
+            </w:pPr>
+            <w:r>
+              <w:rPr>
+                <w:rFonts w:ascii="Arial" w:cs="Arial" w:eastAsia="Arial" w:hAnsi="Arial"/>
+                <w:i w:val="false"/>
+                <w:iCs w:val="false"/>
+                <w:sz w:val="18"/>
+                <w:szCs w:val="18"/>
+              </w:rPr>
+              <w:t xml:space="preserve">25</w:t>
+            </w:r>
+          </w:p>
+        </w:tc>
+        <w:tc>
+          <w:tcPr>
+            <w:tcW w:type="dxa" w:w="2200"/>
+            <w:tcBorders>
+              <w:top w:val="single" w:color="BBCFE0" w:sz="1"/>
+              <w:left w:val="single" w:color="BBCFE0" w:sz="1"/>
+              <w:bottom w:val="single" w:color="BBCFE0" w:sz="1"/>
+              <w:right w:val="single" w:color="BBCFE0" w:sz="1"/>
+            </w:tcBorders>
+            <w:tcMar>
+              <w:top w:type="dxa" w:w="80"/>
+              <w:left w:type="dxa" w:w="120"/>
+              <w:bottom w:type="dxa" w:w="80"/>
+              <w:right w:type="dxa" w:w="120"/>
+            </w:tcMar>
+          </w:tcPr>
+          <w:p>
+            <w:pPr>
+              <w:spacing w:line="360"/>
+            </w:pPr>
+            <w:r>
+              <w:rPr>
+                <w:rFonts w:ascii="Arial" w:cs="Arial" w:eastAsia="Arial" w:hAnsi="Arial"/>
+                <w:i w:val="false"/>
+                <w:iCs w:val="false"/>
+                <w:sz w:val="18"/>
+                <w:szCs w:val="18"/>
+              </w:rPr>
+              <w:t xml:space="preserve">OS</w:t>
+            </w:r>
+          </w:p>
+        </w:tc>
+        <w:tc>
+          <w:tcPr>
+            <w:tcW w:type="dxa" w:w="6560"/>
+            <w:tcBorders>
+              <w:top w:val="single" w:color="BBCFE0" w:sz="1"/>
+              <w:left w:val="single" w:color="BBCFE0" w:sz="1"/>
+              <w:bottom w:val="single" w:color="BBCFE0" w:sz="1"/>
+              <w:right w:val="single" w:color="BBCFE0" w:sz="1"/>
+            </w:tcBorders>
+            <w:tcMar>
+              <w:top w:type="dxa" w:w="80"/>
+              <w:left w:type="dxa" w:w="120"/>
+              <w:bottom w:type="dxa" w:w="80"/>
+              <w:right w:type="dxa" w:w="120"/>
+            </w:tcMar>
+          </w:tcPr>
+          <w:p>
+            <w:pPr>
+              <w:spacing w:line="360"/>
+            </w:pPr>
+            <w:r>
+              <w:rPr>
+                <w:rFonts w:ascii="Arial" w:cs="Arial" w:eastAsia="Arial" w:hAnsi="Arial"/>
+                <w:i w:val="false"/>
+                <w:iCs w:val="false"/>
+                <w:sz w:val="18"/>
+                <w:szCs w:val="18"/>
+              </w:rPr>
+              <w:t xml:space="preserve">OS must be in canonical form (Android, iOS, Linux, Windows, macOS)</w:t>
+            </w:r>
+          </w:p>
+        </w:tc>
+      </w:tr>
+      <w:tr>
+        <w:tc>
+          <w:tcPr>
+            <w:tcW w:type="dxa" w:w="600"/>
+            <w:tcBorders>
+              <w:top w:val="single" w:color="BBCFE0" w:sz="1"/>
+              <w:left w:val="single" w:color="BBCFE0" w:sz="1"/>
+              <w:bottom w:val="single" w:color="BBCFE0" w:sz="1"/>
+              <w:right w:val="single" w:color="BBCFE0" w:sz="1"/>
+            </w:tcBorders>
+            <w:shd w:fill="F2F7FC" w:val="clear"/>
+            <w:tcMar>
+              <w:top w:type="dxa" w:w="80"/>
+              <w:left w:type="dxa" w:w="120"/>
+              <w:bottom w:type="dxa" w:w="80"/>
+              <w:right w:type="dxa" w:w="120"/>
+            </w:tcMar>
+          </w:tcPr>
+          <w:p>
+            <w:pPr>
+              <w:spacing w:line="360"/>
+            </w:pPr>
+            <w:r>
+              <w:rPr>
+                <w:rFonts w:ascii="Arial" w:cs="Arial" w:eastAsia="Arial" w:hAnsi="Arial"/>
+                <w:i w:val="false"/>
+                <w:iCs w:val="false"/>
+                <w:sz w:val="18"/>
+                <w:szCs w:val="18"/>
+              </w:rPr>
+              <w:t xml:space="preserve">26</w:t>
+            </w:r>
+          </w:p>
+        </w:tc>
+        <w:tc>
+          <w:tcPr>
+            <w:tcW w:type="dxa" w:w="2200"/>
+            <w:tcBorders>
+              <w:top w:val="single" w:color="BBCFE0" w:sz="1"/>
+              <w:left w:val="single" w:color="BBCFE0" w:sz="1"/>
+              <w:bottom w:val="single" w:color="BBCFE0" w:sz="1"/>
+              <w:right w:val="single" w:color="BBCFE0" w:sz="1"/>
+            </w:tcBorders>
+            <w:shd w:fill="F2F7FC" w:val="clear"/>
+            <w:tcMar>
+              <w:top w:type="dxa" w:w="80"/>
+              <w:left w:type="dxa" w:w="120"/>
+              <w:bottom w:type="dxa" w:w="80"/>
+              <w:right w:type="dxa" w:w="120"/>
+            </w:tcMar>
+          </w:tcPr>
+          <w:p>
+            <w:pPr>
+              <w:spacing w:line="360"/>
+            </w:pPr>
+            <w:r>
+              <w:rPr>
+                <w:rFonts w:ascii="Arial" w:cs="Arial" w:eastAsia="Arial" w:hAnsi="Arial"/>
+                <w:i w:val="false"/>
+                <w:iCs w:val="false"/>
+                <w:sz w:val="18"/>
+                <w:szCs w:val="18"/>
+              </w:rPr>
+              <w:t xml:space="preserve">LastLogin</w:t>
+            </w:r>
+          </w:p>
+        </w:tc>
+        <w:tc>
+          <w:tcPr>
+            <w:tcW w:type="dxa" w:w="6560"/>
+            <w:tcBorders>
+              <w:top w:val="single" w:color="BBCFE0" w:sz="1"/>
+              <w:left w:val="single" w:color="BBCFE0" w:sz="1"/>
+              <w:bottom w:val="single" w:color="BBCFE0" w:sz="1"/>
+              <w:right w:val="single" w:color="BBCFE0" w:sz="1"/>
+            </w:tcBorders>
+            <w:shd w:fill="F2F7FC" w:val="clear"/>
+            <w:tcMar>
+              <w:top w:type="dxa" w:w="80"/>
+              <w:left w:type="dxa" w:w="120"/>
+              <w:bottom w:type="dxa" w:w="80"/>
+              <w:right w:type="dxa" w:w="120"/>
+            </w:tcMar>
+          </w:tcPr>
+          <w:p>
+            <w:pPr>
+              <w:spacing w:line="360"/>
+            </w:pPr>
+            <w:r>
+              <w:rPr>
+                <w:rFonts w:ascii="Arial" w:cs="Arial" w:eastAsia="Arial" w:hAnsi="Arial"/>
+                <w:i w:val="false"/>
+                <w:iCs w:val="false"/>
+                <w:sz w:val="18"/>
+                <w:szCs w:val="18"/>
+              </w:rPr>
+              <w:t xml:space="preserve">LastLogin must be greater than or equal to JoinDate</w:t>
+            </w:r>
+          </w:p>
+        </w:tc>
+      </w:tr>
+      <w:tr>
+        <w:tc>
+          <w:tcPr>
+            <w:tcW w:type="dxa" w:w="600"/>
+            <w:tcBorders>
+              <w:top w:val="single" w:color="BBCFE0" w:sz="1"/>
+              <w:left w:val="single" w:color="BBCFE0" w:sz="1"/>
+              <w:bottom w:val="single" w:color="BBCFE0" w:sz="1"/>
+              <w:right w:val="single" w:color="BBCFE0" w:sz="1"/>
+            </w:tcBorders>
+            <w:tcMar>
+              <w:top w:type="dxa" w:w="80"/>
+              <w:left w:type="dxa" w:w="120"/>
+              <w:bottom w:type="dxa" w:w="80"/>
+              <w:right w:type="dxa" w:w="120"/>
+            </w:tcMar>
+          </w:tcPr>
+          <w:p>
+            <w:pPr>
+              <w:spacing w:line="360"/>
+            </w:pPr>
+            <w:r>
+              <w:rPr>
+                <w:rFonts w:ascii="Arial" w:cs="Arial" w:eastAsia="Arial" w:hAnsi="Arial"/>
+                <w:i w:val="false"/>
+                <w:iCs w:val="false"/>
+                <w:sz w:val="18"/>
+                <w:szCs w:val="18"/>
+              </w:rPr>
+              <w:t xml:space="preserve">27</w:t>
+            </w:r>
+          </w:p>
+        </w:tc>
+        <w:tc>
+          <w:tcPr>
+            <w:tcW w:type="dxa" w:w="2200"/>
+            <w:tcBorders>
+              <w:top w:val="single" w:color="BBCFE0" w:sz="1"/>
+              <w:left w:val="single" w:color="BBCFE0" w:sz="1"/>
+              <w:bottom w:val="single" w:color="BBCFE0" w:sz="1"/>
+              <w:right w:val="single" w:color="BBCFE0" w:sz="1"/>
+            </w:tcBorders>
+            <w:tcMar>
+              <w:top w:type="dxa" w:w="80"/>
+              <w:left w:type="dxa" w:w="120"/>
+              <w:bottom w:type="dxa" w:w="80"/>
+              <w:right w:type="dxa" w:w="120"/>
+            </w:tcMar>
+          </w:tcPr>
+          <w:p>
+            <w:pPr>
+              <w:spacing w:line="360"/>
+            </w:pPr>
+            <w:r>
+              <w:rPr>
+                <w:rFonts w:ascii="Arial" w:cs="Arial" w:eastAsia="Arial" w:hAnsi="Arial"/>
+                <w:i w:val="false"/>
+                <w:iCs w:val="false"/>
+                <w:sz w:val="18"/>
+                <w:szCs w:val="18"/>
+              </w:rPr>
+              <w:t xml:space="preserve">SubscriptionFee</w:t>
+            </w:r>
+          </w:p>
+        </w:tc>
+        <w:tc>
+          <w:tcPr>
+            <w:tcW w:type="dxa" w:w="6560"/>
+            <w:tcBorders>
+              <w:top w:val="single" w:color="BBCFE0" w:sz="1"/>
+              <w:left w:val="single" w:color="BBCFE0" w:sz="1"/>
+              <w:bottom w:val="single" w:color="BBCFE0" w:sz="1"/>
+              <w:right w:val="single" w:color="BBCFE0" w:sz="1"/>
+            </w:tcBorders>
+            <w:tcMar>
+              <w:top w:type="dxa" w:w="80"/>
+              <w:left w:type="dxa" w:w="120"/>
+              <w:bottom w:type="dxa" w:w="80"/>
+              <w:right w:type="dxa" w:w="120"/>
+            </w:tcMar>
+          </w:tcPr>
+          <w:p>
+            <w:pPr>
+              <w:spacing w:line="360"/>
+            </w:pPr>
+            <w:r>
+              <w:rPr>
+                <w:rFonts w:ascii="Arial" w:cs="Arial" w:eastAsia="Arial" w:hAnsi="Arial"/>
+                <w:i w:val="false"/>
+                <w:iCs w:val="false"/>
+                <w:sz w:val="18"/>
+                <w:szCs w:val="18"/>
+              </w:rPr>
+              <w:t xml:space="preserve">If Subscription_Type is Free, SubscriptionFee must be 0 or null</w:t>
+            </w:r>
+          </w:p>
+        </w:tc>
+      </w:tr>
+      <w:tr>
+        <w:tc>
+          <w:tcPr>
+            <w:tcW w:type="dxa" w:w="600"/>
+            <w:tcBorders>
+              <w:top w:val="single" w:color="BBCFE0" w:sz="1"/>
+              <w:left w:val="single" w:color="BBCFE0" w:sz="1"/>
+              <w:bottom w:val="single" w:color="BBCFE0" w:sz="1"/>
+              <w:right w:val="single" w:color="BBCFE0" w:sz="1"/>
+            </w:tcBorders>
+            <w:shd w:fill="F2F7FC" w:val="clear"/>
+            <w:tcMar>
+              <w:top w:type="dxa" w:w="80"/>
+              <w:left w:type="dxa" w:w="120"/>
+              <w:bottom w:type="dxa" w:w="80"/>
+              <w:right w:type="dxa" w:w="120"/>
+            </w:tcMar>
+          </w:tcPr>
+          <w:p>
+            <w:pPr>
+              <w:spacing w:line="360"/>
+            </w:pPr>
+            <w:r>
+              <w:rPr>
+                <w:rFonts w:ascii="Arial" w:cs="Arial" w:eastAsia="Arial" w:hAnsi="Arial"/>
+                <w:i w:val="false"/>
+                <w:iCs w:val="false"/>
+                <w:sz w:val="18"/>
+                <w:szCs w:val="18"/>
+              </w:rPr>
+              <w:t xml:space="preserve">28</w:t>
+            </w:r>
+          </w:p>
+        </w:tc>
+        <w:tc>
+          <w:tcPr>
+            <w:tcW w:type="dxa" w:w="2200"/>
+            <w:tcBorders>
+              <w:top w:val="single" w:color="BBCFE0" w:sz="1"/>
+              <w:left w:val="single" w:color="BBCFE0" w:sz="1"/>
+              <w:bottom w:val="single" w:color="BBCFE0" w:sz="1"/>
+              <w:right w:val="single" w:color="BBCFE0" w:sz="1"/>
+            </w:tcBorders>
+            <w:shd w:fill="F2F7FC" w:val="clear"/>
+            <w:tcMar>
+              <w:top w:type="dxa" w:w="80"/>
+              <w:left w:type="dxa" w:w="120"/>
+              <w:bottom w:type="dxa" w:w="80"/>
+              <w:right w:type="dxa" w:w="120"/>
+            </w:tcMar>
+          </w:tcPr>
+          <w:p>
+            <w:pPr>
+              <w:spacing w:line="360"/>
+            </w:pPr>
+            <w:r>
+              <w:rPr>
+                <w:rFonts w:ascii="Arial" w:cs="Arial" w:eastAsia="Arial" w:hAnsi="Arial"/>
+                <w:i w:val="false"/>
+                <w:iCs w:val="false"/>
+                <w:sz w:val="18"/>
+                <w:szCs w:val="18"/>
+              </w:rPr>
+              <w:t xml:space="preserve">FeedbackScore</w:t>
+            </w:r>
+          </w:p>
+        </w:tc>
+        <w:tc>
+          <w:tcPr>
+            <w:tcW w:type="dxa" w:w="6560"/>
+            <w:tcBorders>
+              <w:top w:val="single" w:color="BBCFE0" w:sz="1"/>
+              <w:left w:val="single" w:color="BBCFE0" w:sz="1"/>
+              <w:bottom w:val="single" w:color="BBCFE0" w:sz="1"/>
+              <w:right w:val="single" w:color="BBCFE0" w:sz="1"/>
+            </w:tcBorders>
+            <w:shd w:fill="F2F7FC" w:val="clear"/>
+            <w:tcMar>
+              <w:top w:type="dxa" w:w="80"/>
+              <w:left w:type="dxa" w:w="120"/>
+              <w:bottom w:type="dxa" w:w="80"/>
+              <w:right w:type="dxa" w:w="120"/>
+            </w:tcMar>
+          </w:tcPr>
+          <w:p>
+            <w:pPr>
+              <w:spacing w:line="360"/>
+            </w:pPr>
+            <w:r>
+              <w:rPr>
+                <w:rFonts w:ascii="Arial" w:cs="Arial" w:eastAsia="Arial" w:hAnsi="Arial"/>
+                <w:i w:val="false"/>
+                <w:iCs w:val="false"/>
+                <w:sz w:val="18"/>
+                <w:szCs w:val="18"/>
+              </w:rPr>
+              <w:t xml:space="preserve">FeedbackScore must equal FeedbackScore1</w:t>
+            </w:r>
+          </w:p>
+        </w:tc>
+      </w:tr>
+      <w:tr>
+        <w:tc>
+          <w:tcPr>
+            <w:tcW w:type="dxa" w:w="600"/>
+            <w:tcBorders>
+              <w:top w:val="single" w:color="BBCFE0" w:sz="1"/>
+              <w:left w:val="single" w:color="BBCFE0" w:sz="1"/>
+              <w:bottom w:val="single" w:color="BBCFE0" w:sz="1"/>
+              <w:right w:val="single" w:color="BBCFE0" w:sz="1"/>
+            </w:tcBorders>
+            <w:tcMar>
+              <w:top w:type="dxa" w:w="80"/>
+              <w:left w:type="dxa" w:w="120"/>
+              <w:bottom w:type="dxa" w:w="80"/>
+              <w:right w:type="dxa" w:w="120"/>
+            </w:tcMar>
+          </w:tcPr>
+          <w:p>
+            <w:pPr>
+              <w:spacing w:line="360"/>
+            </w:pPr>
+            <w:r>
+              <w:rPr>
+                <w:rFonts w:ascii="Arial" w:cs="Arial" w:eastAsia="Arial" w:hAnsi="Arial"/>
+                <w:i w:val="false"/>
+                <w:iCs w:val="false"/>
+                <w:sz w:val="18"/>
+                <w:szCs w:val="18"/>
+              </w:rPr>
+              <w:t xml:space="preserve">29</w:t>
+            </w:r>
+          </w:p>
+        </w:tc>
+        <w:tc>
+          <w:tcPr>
+            <w:tcW w:type="dxa" w:w="2200"/>
+            <w:tcBorders>
+              <w:top w:val="single" w:color="BBCFE0" w:sz="1"/>
+              <w:left w:val="single" w:color="BBCFE0" w:sz="1"/>
+              <w:bottom w:val="single" w:color="BBCFE0" w:sz="1"/>
+              <w:right w:val="single" w:color="BBCFE0" w:sz="1"/>
+            </w:tcBorders>
+            <w:tcMar>
+              <w:top w:type="dxa" w:w="80"/>
+              <w:left w:type="dxa" w:w="120"/>
+              <w:bottom w:type="dxa" w:w="80"/>
+              <w:right w:type="dxa" w:w="120"/>
+            </w:tcMar>
+          </w:tcPr>
+          <w:p>
+            <w:pPr>
+              <w:spacing w:line="360"/>
+            </w:pPr>
+            <w:r>
+              <w:rPr>
+                <w:rFonts w:ascii="Arial" w:cs="Arial" w:eastAsia="Arial" w:hAnsi="Arial"/>
+                <w:i w:val="false"/>
+                <w:iCs w:val="false"/>
+                <w:sz w:val="18"/>
+                <w:szCs w:val="18"/>
+              </w:rPr>
+              <w:t xml:space="preserve">Full_Name</w:t>
+            </w:r>
+          </w:p>
+        </w:tc>
+        <w:tc>
+          <w:tcPr>
+            <w:tcW w:type="dxa" w:w="6560"/>
+            <w:tcBorders>
+              <w:top w:val="single" w:color="BBCFE0" w:sz="1"/>
+              <w:left w:val="single" w:color="BBCFE0" w:sz="1"/>
+              <w:bottom w:val="single" w:color="BBCFE0" w:sz="1"/>
+              <w:right w:val="single" w:color="BBCFE0" w:sz="1"/>
+            </w:tcBorders>
+            <w:tcMar>
+              <w:top w:type="dxa" w:w="80"/>
+              <w:left w:type="dxa" w:w="120"/>
+              <w:bottom w:type="dxa" w:w="80"/>
+              <w:right w:type="dxa" w:w="120"/>
+            </w:tcMar>
+          </w:tcPr>
+          <w:p>
+            <w:pPr>
+              <w:spacing w:line="360"/>
+            </w:pPr>
+            <w:r>
+              <w:rPr>
+                <w:rFonts w:ascii="Arial" w:cs="Arial" w:eastAsia="Arial" w:hAnsi="Arial"/>
+                <w:i w:val="false"/>
+                <w:iCs w:val="false"/>
+                <w:sz w:val="18"/>
+                <w:szCs w:val="18"/>
+              </w:rPr>
+              <w:t xml:space="preserve">Gender particles in Full_Name (Bin/s/o for Male, Binte/d/o for Female) must match Gender from Cust_Bio_dirty</w:t>
             </w:r>
           </w:p>
         </w:tc>
@@ -9579,7 +10519,7 @@
                 <w:sz w:val="18"/>
                 <w:szCs w:val="18"/>
               </w:rPr>
-              <w:t xml:space="preserve">Sequential numeric identifier ranging from 1 to 30, stored as integer. Contains 30 distinct non-null values with no missing data (0% null). All values are unique. Serves as a one-to-one shared join key with 'Acc_Info_dirty.S_N' (coverage 100.0% / 96.7%).</w:t>
+              <w:t xml:space="preserve">Sequential numeric identifier stored as int64, with values ranging from 1 to 30. All 30 records contain unique non-null values. Acts as a one-to-one shared join key with Acc_Info_dirty.S_N (100% coverage in this table, 96.7% coverage in related table).</w:t>
             </w:r>
           </w:p>
         </w:tc>
@@ -9658,7 +10598,7 @@
                 <w:sz w:val="18"/>
                 <w:szCs w:val="18"/>
               </w:rPr>
-              <w:t xml:space="preserve">[VALIDATE] Enforce referential integrity against Acc_Info_dirty.S_N before joining or loading new records.</w:t>
+              <w:t xml:space="preserve">[VALIDATE] Ensure referential integrity is maintained with Acc_Info_dirty.S_N when joining or loading new records.</w:t>
             </w:r>
           </w:p>
         </w:tc>
@@ -9871,7 +10811,7 @@
                 <w:sz w:val="18"/>
                 <w:szCs w:val="18"/>
               </w:rPr>
-              <w:t xml:space="preserve">Account identifier stored as 4-digit numeric values ranging from 1001 to 1028. Contains 30 records with 0 missing values (0%) and 28 distinct values, with 2 duplicate entries observed (values 1001 and 1010). Currently stored as int64 but intended to be stored as string.</w:t>
+              <w:t xml:space="preserve">Account identifier stored as 4-digit numeric codes ranging from 1001 to 1028. Contains 30 records with 28 distinct values (2 duplicates: values 1001 and 1010 each appear twice) and no missing values. Currently stored as int64 but intended to represent categorical identifiers rather than quantitative values.</w:t>
             </w:r>
           </w:p>
         </w:tc>
@@ -9950,7 +10890,7 @@
                 <w:sz w:val="18"/>
                 <w:szCs w:val="18"/>
               </w:rPr>
-              <w:t xml:space="preserve">[STANDARDIZE] Convert data type from int64 to string to align with the intended storage format.</w:t>
+              <w:t xml:space="preserve">[STANDARDIZE] Convert data type from int64 to string to properly represent account identifier semantics.</w:t>
             </w:r>
           </w:p>
           <w:p>
@@ -9975,7 +10915,32 @@
                 <w:sz w:val="18"/>
                 <w:szCs w:val="18"/>
               </w:rPr>
-              <w:t xml:space="preserve">[CLARIFY] Verify whether the 2 duplicate account numbers ('1001', '1010') represent valid business scenarios (e.g., multiple records per account) or data entry errors.</w:t>
+              <w:t xml:space="preserve">[CLARIFY] Verify whether the duplicate account numbers (1001 and 1010) represent valid business scenarios (e.g., joint accounts, account reopening) or data entry errors.</w:t>
+            </w:r>
+          </w:p>
+          <w:p>
+            <w:pPr>
+              <w:spacing w:after="50" w:line="360"/>
+            </w:pPr>
+            <w:r>
+              <w:rPr>
+                <w:rFonts w:ascii="Arial" w:cs="Arial" w:eastAsia="Arial" w:hAnsi="Arial"/>
+                <w:b/>
+                <w:bCs/>
+                <w:color w:val="1A4E78"/>
+                <w:sz w:val="18"/>
+                <w:szCs w:val="18"/>
+              </w:rPr>
+              <w:t xml:space="preserve">3.  </w:t>
+            </w:r>
+            <w:r>
+              <w:rPr>
+                <w:rFonts w:ascii="Arial" w:cs="Arial" w:eastAsia="Arial" w:hAnsi="Arial"/>
+                <w:color w:val="222222"/>
+                <w:sz w:val="18"/>
+                <w:szCs w:val="18"/>
+              </w:rPr>
+              <w:t xml:space="preserve">[VALIDATE] Ensure all values maintain exactly 4 digits when converted to string format.</w:t>
             </w:r>
           </w:p>
         </w:tc>
@@ -10188,7 +11153,7 @@
                 <w:sz w:val="18"/>
                 <w:szCs w:val="18"/>
               </w:rPr>
-              <w:t xml:space="preserve">Full name field storing customer names with 0 missing values and 100% uniqueness (30 distinct values). Contains multicultural naming conventions including Chinese names, Malay patronymics (Bin/Binte), and Indian patronymics (s/o, d/o). One value appears in lowercase ('lim wei jie') while others follow Title Case or ALL CAPS conventions.</w:t>
+              <w:t xml:space="preserve">Full name stored as free-text with 30 distinct non-null values (100% populated). Contains multicultural naming conventions including Malay patronymics (Bin/Binte), Indian relational suffixes (s/o, d/o), and Chinese names. All values are unique. Two values deviate from the dominant Title Case convention: 'lim wei jie' (lowercase) and 'WANG SHI JIE' (uppercase).</w:t>
             </w:r>
           </w:p>
         </w:tc>
@@ -10267,7 +11232,7 @@
                 <w:sz w:val="18"/>
                 <w:szCs w:val="18"/>
               </w:rPr>
-              <w:t xml:space="preserve">[STANDARDIZE] Standardise deterministic case-only deviations using the dominant title-like convention: 'lim wei jie' → 'Lim Wei Jie'.</w:t>
+              <w:t xml:space="preserve">[STANDARDIZE] Standardise deterministic case deviations using the dominant Title Case convention: 'lim wei jie' → 'Lim Wei Jie', 'WANG SHI JIE' → 'Wang Shi Jie'.</w:t>
             </w:r>
           </w:p>
         </w:tc>
@@ -10480,7 +11445,7 @@
                 <w:sz w:val="18"/>
                 <w:szCs w:val="18"/>
               </w:rPr>
-              <w:t xml:space="preserve">Identifier field stored as string with a dominant format of one alphabetic prefix, followed by 7 digits and one alphabetic suffix (e.g., 'S8403757E'), comprising 93.3% of values. Contains 30 records with 0 missing values and 29 distinct values. Two records deviate from the standard 9-character pattern: '1916569C' (8 characters, missing alphabetic prefix) and 'F212233V' (8 characters, only 6 digits). One duplicate value exists: 'F1011121T'.</w:t>
+              <w:t xml:space="preserve">National Identification Number field, likely Singapore NRIC or FIN, stored as 8-9 character strings. All 30 records are populated with no missing values. 93.3% of values follow the standard format of one alphabetic prefix (S, T, F, or G) followed by 7 digits and a checksum letter (e.g., 'S8403757E'). Two records deviate from this pattern: '1916569C' lacks the leading alphabetic prefix, and 'F212233V' contains only 6 digits. The column contains 29 distinct values with one duplicate ('F1011121T').</w:t>
             </w:r>
           </w:p>
         </w:tc>
@@ -10559,7 +11524,7 @@
                 <w:sz w:val="18"/>
                 <w:szCs w:val="18"/>
               </w:rPr>
-              <w:t xml:space="preserve">[CLARIFY] Review 2 records with non-standard formats: '1916569C' (missing alphabetic prefix) and 'F212233V' (6 digits instead of 7). Confirm correct values with data owner.</w:t>
+              <w:t xml:space="preserve">[CLARIFY] Verify the correct values for 2 format anomalies: '1916569C' (missing alphabetic prefix) and 'F212233V' (contains only 6 digits instead of 7). Confirm whether these are data entry errors or valid alternative ID formats.</w:t>
             </w:r>
           </w:p>
           <w:p>
@@ -10584,7 +11549,7 @@
                 <w:sz w:val="18"/>
                 <w:szCs w:val="18"/>
               </w:rPr>
-              <w:t xml:space="preserve">[CLARIFY] Investigate duplicate value 'F1011121T' which appears twice in the dataset.</w:t>
+              <w:t xml:space="preserve">[CLARIFY] Investigate the duplicate value 'F1011121T' appearing in 2 records—verify if this represents the same individual recorded twice or a data entry error.</w:t>
             </w:r>
           </w:p>
           <w:p>
@@ -10609,7 +11574,7 @@
                 <w:sz w:val="18"/>
                 <w:szCs w:val="18"/>
               </w:rPr>
-              <w:t xml:space="preserve">[VALIDATE] Ensure all values follow the format: one letter (S, T, F, or G), followed by 7 digits, ending with one uppercase letter — e.g., S1234567A.</w:t>
+              <w:t xml:space="preserve">[VALIDATE] Ensure all values follow the format: one uppercase letter (S, T, F, or G), followed by exactly 7 digits, ending with one uppercase checksum letter — e.g., S1234567D.</w:t>
             </w:r>
           </w:p>
         </w:tc>
@@ -10822,7 +11787,7 @@
                 <w:sz w:val="18"/>
                 <w:szCs w:val="18"/>
               </w:rPr>
-              <w:t xml:space="preserve">Race or ethnicity classification stored as categorical text. All 30 records are populated with no missing values. Contains 6 distinct observed values representing 3 semantic categories (Chinese, Indian, Malay) with casing inconsistencies including uppercase 'MALAY', lowercase 'malay' and 'indian'.</w:t>
+              <w:t xml:space="preserve">Race or ethnicity classification stored as categorical text. Contains 30 records with no missing values, representing 3 distinct demographic categories (Chinese, Indian, Malay) across 6 observed values with inconsistent casing. String lengths range from 5 to 7 characters.</w:t>
             </w:r>
           </w:p>
         </w:tc>
@@ -10901,7 +11866,32 @@
                 <w:sz w:val="18"/>
                 <w:szCs w:val="18"/>
               </w:rPr>
-              <w:t xml:space="preserve">[STANDARDIZE] Unify casing to title-case convention: 'MALAY' → 'Malay', 'malay' → 'Malay', 'indian' → 'Indian'.</w:t>
+              <w:t xml:space="preserve">[STANDARDIZE] Unify casing variations to Title Case: 'MALAY' → 'Malay', 'malay' → 'Malay', 'indian' → 'Indian'.</w:t>
+            </w:r>
+          </w:p>
+          <w:p>
+            <w:pPr>
+              <w:spacing w:after="50" w:line="360"/>
+            </w:pPr>
+            <w:r>
+              <w:rPr>
+                <w:rFonts w:ascii="Arial" w:cs="Arial" w:eastAsia="Arial" w:hAnsi="Arial"/>
+                <w:b/>
+                <w:bCs/>
+                <w:color w:val="1A4E78"/>
+                <w:sz w:val="18"/>
+                <w:szCs w:val="18"/>
+              </w:rPr>
+              <w:t xml:space="preserve">2.  </w:t>
+            </w:r>
+            <w:r>
+              <w:rPr>
+                <w:rFonts w:ascii="Arial" w:cs="Arial" w:eastAsia="Arial" w:hAnsi="Arial"/>
+                <w:color w:val="222222"/>
+                <w:sz w:val="18"/>
+                <w:szCs w:val="18"/>
+              </w:rPr>
+              <w:t xml:space="preserve">[VALIDATE] Ensure all values conform to the standard Title Case format for race categories after standardisation.</w:t>
             </w:r>
           </w:p>
         </w:tc>
@@ -11114,7 +12104,7 @@
                 <w:sz w:val="18"/>
                 <w:szCs w:val="18"/>
               </w:rPr>
-              <w:t xml:space="preserve">Gender classification stored as string with no missing values (30 records). Contains 4 distinct values representing two semantic categories (Male/Female) with casing inconsistencies observed across the dataset.</w:t>
+              <w:t xml:space="preserve">Gender classification stored as string. All 30 records (100%) are populated with no missing values. Contains 4 distinct values representing two semantic categories (Male/Female) with case inconsistencies observed (e.g., 'Male' vs 'male', 'Female' vs 'FEMALE').</w:t>
             </w:r>
           </w:p>
         </w:tc>
@@ -11193,32 +12183,7 @@
                 <w:sz w:val="18"/>
                 <w:szCs w:val="18"/>
               </w:rPr>
-              <w:t xml:space="preserve">[STANDARDIZE] Unify casing to Title Case: 'male' → 'Male', 'FEMALE' → 'Female'.</w:t>
-            </w:r>
-          </w:p>
-          <w:p>
-            <w:pPr>
-              <w:spacing w:after="50" w:line="360"/>
-            </w:pPr>
-            <w:r>
-              <w:rPr>
-                <w:rFonts w:ascii="Arial" w:cs="Arial" w:eastAsia="Arial" w:hAnsi="Arial"/>
-                <w:b/>
-                <w:bCs/>
-                <w:color w:val="1A4E78"/>
-                <w:sz w:val="18"/>
-                <w:szCs w:val="18"/>
-              </w:rPr>
-              <w:t xml:space="preserve">2.  </w:t>
-            </w:r>
-            <w:r>
-              <w:rPr>
-                <w:rFonts w:ascii="Arial" w:cs="Arial" w:eastAsia="Arial" w:hAnsi="Arial"/>
-                <w:color w:val="222222"/>
-                <w:sz w:val="18"/>
-                <w:szCs w:val="18"/>
-              </w:rPr>
-              <w:t xml:space="preserve">[VALIDATE] Ensure all values conform to the standardized set: 'Male' or 'Female'.</w:t>
+              <w:t xml:space="preserve">[STANDARDIZE] Unify case variations to consistent Title Case: 'male' → 'Male', 'FEMALE' → 'Female'.</w:t>
             </w:r>
           </w:p>
         </w:tc>
@@ -11431,7 +12396,7 @@
                 <w:sz w:val="18"/>
                 <w:szCs w:val="18"/>
               </w:rPr>
-              <w:t xml:space="preserve">Age in years ranging from -5 to 66 across 30 records with no missing values. Contains 24 distinct values with one text entry ('Twenty-five') that cannot be parsed as a number and two values (4 and -5) flagged as potentially unrealistic for service accounts.</w:t>
+              <w:t xml:space="preserve">Age field intended to store numeric values, with 30 records and no missing values. Contains 24 distinct values ranging from -5 to 66 years. One record (3.3%) contains a non-numeric text value ('Twenty-five'), and two records (6.7%) contain domain-implausible ages (-5 and 4 years) that may be unsuitable for a service account.</w:t>
             </w:r>
           </w:p>
         </w:tc>
@@ -11615,7 +12580,7 @@
                 <w:sz w:val="18"/>
                 <w:szCs w:val="18"/>
               </w:rPr>
-              <w:t xml:space="preserve">[STANDARDIZE] Convert text representation to numeric: 'Twenty-five' → '25' (3.3% of records).</w:t>
+              <w:t xml:space="preserve">[STANDARDIZE] Convert text representation to numeric format: 'Twenty-five' → 25 (affecting 3.3% of records).</w:t>
             </w:r>
           </w:p>
           <w:p>
@@ -11640,32 +12605,7 @@
                 <w:sz w:val="18"/>
                 <w:szCs w:val="18"/>
               </w:rPr>
-              <w:t xml:space="preserve">[CLARIFY] Confirm whether negative age (-5) and child age (4) represent valid data entry, test accounts, or errors requiring correction.</w:t>
-            </w:r>
-          </w:p>
-          <w:p>
-            <w:pPr>
-              <w:spacing w:after="50" w:line="360"/>
-            </w:pPr>
-            <w:r>
-              <w:rPr>
-                <w:rFonts w:ascii="Arial" w:cs="Arial" w:eastAsia="Arial" w:hAnsi="Arial"/>
-                <w:b/>
-                <w:bCs/>
-                <w:color w:val="1A4E78"/>
-                <w:sz w:val="18"/>
-                <w:szCs w:val="18"/>
-              </w:rPr>
-              <w:t xml:space="preserve">3.  </w:t>
-            </w:r>
-            <w:r>
-              <w:rPr>
-                <w:rFonts w:ascii="Arial" w:cs="Arial" w:eastAsia="Arial" w:hAnsi="Arial"/>
-                <w:color w:val="222222"/>
-                <w:sz w:val="18"/>
-                <w:szCs w:val="18"/>
-              </w:rPr>
-              <w:t xml:space="preserve">[VALIDATE] Enforce positive integer constraints with reasonable bounds (e.g., 0-120 years) to prevent invalid age entries.</w:t>
+              <w:t xml:space="preserve">[CLARIFY] Confirm validity of unrealistic age values (-5 and 4 years) which appear inconsistent with service account eligibility, or verify if these represent data entry errors requiring correction.</w:t>
             </w:r>
           </w:p>
         </w:tc>
@@ -11878,7 +12818,7 @@
                 <w:sz w:val="18"/>
                 <w:szCs w:val="18"/>
               </w:rPr>
-              <w:t xml:space="preserve">Contact phone number stored as text. Contains 2 missing values (6.7% of 30 records). Values exhibit inconsistent formatting: approximately 17.9% use international format with '+65' prefix, 35.7% use '65' prefix without the plus symbol, and 42.9% are local 8-digit numbers without country code. One record contains only 7 digits. All non-null values are unique. Value lengths range from 7 to 12 characters.</w:t>
+              <w:t xml:space="preserve">Contact phone number stored as text with 2 missing values (6.7% of 30 records). Values exhibit multiple formats: approximately 18% use international format with '+65' prefix, while others use '65' prefix or no prefix. Observed lengths range from 7 to 12 characters, with one 7-digit value present among otherwise 8-digit numbers. All non-null values are unique.</w:t>
             </w:r>
           </w:p>
         </w:tc>
@@ -12037,7 +12977,7 @@
                 <w:sz w:val="18"/>
                 <w:szCs w:val="18"/>
               </w:rPr>
-              <w:t xml:space="preserve">[STANDARDIZE] Unify phone number formats to the international '+65 XXXXXXXX' standard with space separator. Approximately 82% of non-null values require formatting: convert local 8-digit numbers by adding '+65 ' prefix (e.g., '62357895' → '+65 62357895'), and replace '65 ' prefix with '+65 ' (e.g., '65 80742791' → '+65 80742791').</w:t>
+              <w:t xml:space="preserve">[STANDARDIZE] Unify phone number formats to international standard: convert '65 XXXXXXXX' → '+65 XXXXXXXX' and 'XXXXXXXX' → '+65 XXXXXXXX'.</w:t>
             </w:r>
           </w:p>
           <w:p>
@@ -12062,7 +13002,7 @@
                 <w:sz w:val="18"/>
                 <w:szCs w:val="18"/>
               </w:rPr>
-              <w:t xml:space="preserve">[VALIDATE] Ensure all values match the format: '+65 ' followed by exactly 8 digits (e.g., '+65 62357895').</w:t>
+              <w:t xml:space="preserve">[CLARIFY] Verify the 7-digit value '8964359' to confirm if it is complete or if a digit is missing, given that all other local numbers contain 8 digits.</w:t>
             </w:r>
           </w:p>
           <w:p>
@@ -12087,7 +13027,7 @@
                 <w:sz w:val="18"/>
                 <w:szCs w:val="18"/>
               </w:rPr>
-              <w:t xml:space="preserve">[CLARIFY] Review the 7-digit value '8964359' (3.6% of records) to confirm if this is a truncated phone number or data entry error, as Singapore phone numbers require 8 digits.</w:t>
+              <w:t xml:space="preserve">[VALIDATE] Ensure all values conform to the format '+65' followed by exactly 8 digits after standardization.</w:t>
             </w:r>
           </w:p>
         </w:tc>
@@ -12370,7 +13310,7 @@
                 <w:sz w:val="18"/>
                 <w:szCs w:val="18"/>
               </w:rPr>
-              <w:t xml:space="preserve">Email address field containing 30 non-null records with 29 distinct values (one duplicate: 'thm@example.com'). While 86.7% of values conform to standard email format, 4 records (13.3%) contain structural malformations including missing @ symbols, embedded spaces, or double @ characters.</w:t>
+              <w:t xml:space="preserve">Customer email address field stored as text. Contains 30 records with no missing values and 29 distinct values. One value ('thm@example.com') appears twice. 4 records (13.3%) contain structurally malformed addresses exhibiting issues such as missing @ symbols, embedded spaces, or double @ characters.</w:t>
             </w:r>
           </w:p>
         </w:tc>
@@ -12529,7 +13469,7 @@
                 <w:sz w:val="18"/>
                 <w:szCs w:val="18"/>
               </w:rPr>
-              <w:t xml:space="preserve">[STANDARDIZE] Fix deterministic formatting errors affecting 6.7% of records: 'zx91 @example.com' → 'zx91@example.com', 'nabilah@@example.com' → 'nabilah@example.com'.</w:t>
+              <w:t xml:space="preserve">[STANDARDIZE] Fix deterministic formatting errors: 'zx91 @example.com' → 'zx91@example.com', 'nabilah@@example.com' → 'nabilah@example.com'.</w:t>
             </w:r>
           </w:p>
           <w:p>
@@ -12554,7 +13494,7 @@
                 <w:sz w:val="18"/>
                 <w:szCs w:val="18"/>
               </w:rPr>
-              <w:t xml:space="preserve">[CLARIFY] Review ambiguous malformed entries affecting 6.7% of records to determine correct values or mark as invalid: 'not-an-email', 'useremail.com'.</w:t>
+              <w:t xml:space="preserve">[CLARIFY] Review indeterminate malformed values to determine correct email addresses: 'not-an-email', 'useremail.com'.</w:t>
             </w:r>
           </w:p>
           <w:p>
@@ -12579,7 +13519,32 @@
                 <w:sz w:val="18"/>
                 <w:szCs w:val="18"/>
               </w:rPr>
-              <w:t xml:space="preserve">[VALIDATE] Ensure all values follow standard email format (local-part@domain) after cleaning.</w:t>
+              <w:t xml:space="preserve">[CLARIFY] Confirm whether the duplicate value 'thm@example.com' represents a legitimate repeated contact or a data entry error.</w:t>
+            </w:r>
+          </w:p>
+          <w:p>
+            <w:pPr>
+              <w:spacing w:after="50" w:line="360"/>
+            </w:pPr>
+            <w:r>
+              <w:rPr>
+                <w:rFonts w:ascii="Arial" w:cs="Arial" w:eastAsia="Arial" w:hAnsi="Arial"/>
+                <w:b/>
+                <w:bCs/>
+                <w:color w:val="1A4E78"/>
+                <w:sz w:val="18"/>
+                <w:szCs w:val="18"/>
+              </w:rPr>
+              <w:t xml:space="preserve">4.  </w:t>
+            </w:r>
+            <w:r>
+              <w:rPr>
+                <w:rFonts w:ascii="Arial" w:cs="Arial" w:eastAsia="Arial" w:hAnsi="Arial"/>
+                <w:color w:val="222222"/>
+                <w:sz w:val="18"/>
+                <w:szCs w:val="18"/>
+              </w:rPr>
+              <w:t xml:space="preserve">[VALIDATE] Ensure all values conform to standard email format (local-part@domain) - e.g., 'user@example.com'.</w:t>
             </w:r>
           </w:p>
         </w:tc>
@@ -12792,7 +13757,7 @@
                 <w:sz w:val="18"/>
                 <w:szCs w:val="18"/>
               </w:rPr>
-              <w:t xml:space="preserve">Country identifier stored as string with 30 non-null records. Contains 8 distinct representations of Singapore including English case variants ('Singapore', 'SINGAPORE', 'singapore'), abbreviations ('S'pore', 'SG'), formal name ('Republic of Singapore'), Malay ('Singapura'), and Chinese ('新加坡').</w:t>
+              <w:t xml:space="preserve">Country identifier stored as text with zero missing values across 30 records. Contains 8 distinct representations of Singapore, including English variants ('Singapore', 'SINGAPORE', 'singapore', 'Republic of Singapore'), abbreviations ('SG', 'S'pore'), and translations in Malay ('Singapura') and Chinese ('新加坡').</w:t>
             </w:r>
           </w:p>
         </w:tc>
@@ -12871,7 +13836,32 @@
                 <w:sz w:val="18"/>
                 <w:szCs w:val="18"/>
               </w:rPr>
-              <w:t xml:space="preserve">[STANDARDIZE] Consolidate all country name variations to the standard English form 'Singapore': 'SINGAPORE' → 'Singapore', 'singapore' → 'Singapore', 'S'pore' → 'Singapore', 'SG' → 'Singapore', 'Republic of Singapore' → 'Singapore', 'Singapura' → 'Singapore', '新加坡' → 'Singapore'.</w:t>
+              <w:t xml:space="preserve">[STANDARDIZE] Standardise casing deviations to title case: 'SINGAPORE' → 'Singapore', 'singapore' → 'Singapore'.</w:t>
+            </w:r>
+          </w:p>
+          <w:p>
+            <w:pPr>
+              <w:spacing w:after="50" w:line="360"/>
+            </w:pPr>
+            <w:r>
+              <w:rPr>
+                <w:rFonts w:ascii="Arial" w:cs="Arial" w:eastAsia="Arial" w:hAnsi="Arial"/>
+                <w:b/>
+                <w:bCs/>
+                <w:color w:val="1A4E78"/>
+                <w:sz w:val="18"/>
+                <w:szCs w:val="18"/>
+              </w:rPr>
+              <w:t xml:space="preserve">2.  </w:t>
+            </w:r>
+            <w:r>
+              <w:rPr>
+                <w:rFonts w:ascii="Arial" w:cs="Arial" w:eastAsia="Arial" w:hAnsi="Arial"/>
+                <w:color w:val="222222"/>
+                <w:sz w:val="18"/>
+                <w:szCs w:val="18"/>
+              </w:rPr>
+              <w:t xml:space="preserve">[CLARIFY] Confirm canonical mapping for alternative representations: 'SG' → 'Singapore', 'S'pore' → 'Singapore', 'Republic of Singapore' → 'Singapore', 'Singapura' → 'Singapore', '新加坡' → 'Singapore'. Verify whether multilingual values should be preserved or unified to a single canonical form.</w:t>
             </w:r>
           </w:p>
         </w:tc>
@@ -13084,7 +14074,7 @@
                 <w:sz w:val="18"/>
                 <w:szCs w:val="18"/>
               </w:rPr>
-              <w:t xml:space="preserve">Street name field containing 30 distinct Singapore street names with no missing values. All values are unique. One record (3.3%) appears in all caps ('HOLLAND ROAD'), deviating from the dominant Title Case pattern observed in other entries.</w:t>
+              <w:t xml:space="preserve">Street name field with 30 distinct values across 30 records (no missing data). Values represent road names (e.g., 'Balestier Road', 'Upper Bukit Timah Road'). One value appears in all-uppercase ('HOLLAND ROAD'), representing a casing deviation from the dominant Title Case pattern.</w:t>
             </w:r>
           </w:p>
         </w:tc>
@@ -13163,7 +14153,7 @@
                 <w:sz w:val="18"/>
                 <w:szCs w:val="18"/>
               </w:rPr>
-              <w:t xml:space="preserve">[STANDARDIZE] Standardise deterministic case-only deviations using the dominant Title Case convention: 'HOLLAND ROAD' → 'Holland Road' (3.3% of values).</w:t>
+              <w:t xml:space="preserve">[STANDARDIZE] Standardise the all-uppercase value to Title Case: 'HOLLAND ROAD' → 'Holland Road' (3.3% of values).</w:t>
             </w:r>
           </w:p>
         </w:tc>
@@ -13376,87 +14366,7 @@
                 <w:sz w:val="18"/>
                 <w:szCs w:val="18"/>
               </w:rPr>
-              <w:t xml:space="preserve">Postal code stored as integer (int64) with 0% missing values (30/30 records) and 100% uniqueness across all records. Values range from 6907 to 786055 with observed lengths of 4, 5, or 6 digits. The value '99999' appears in the dataset and is flagged as potentially representing missing or invalid data.</w:t>
-            </w:r>
-          </w:p>
-        </w:tc>
-      </w:tr>
-      <w:tr>
-        <w:tc>
-          <w:tcPr>
-            <w:tcW w:type="dxa" w:w="1600"/>
-            <w:tcBorders>
-              <w:top w:val="single" w:color="BBCFE0" w:sz="1"/>
-              <w:left w:val="single" w:color="BBCFE0" w:sz="1"/>
-              <w:bottom w:val="single" w:color="BBCFE0" w:sz="1"/>
-              <w:right w:val="single" w:color="BBCFE0" w:sz="1"/>
-            </w:tcBorders>
-            <w:shd w:fill="FFF3CD" w:val="clear"/>
-            <w:tcMar>
-              <w:top w:type="dxa" w:w="80"/>
-              <w:left w:type="dxa" w:w="120"/>
-              <w:bottom w:type="dxa" w:w="80"/>
-              <w:right w:type="dxa" w:w="120"/>
-            </w:tcMar>
-            <w:vAlign w:val="top"/>
-          </w:tcPr>
-          <w:p>
-            <w:pPr>
-              <w:spacing w:line="360"/>
-            </w:pPr>
-            <w:r>
-              <w:rPr>
-                <w:rFonts w:ascii="Arial" w:cs="Arial" w:eastAsia="Arial" w:hAnsi="Arial"/>
-                <w:b/>
-                <w:bCs/>
-                <w:color w:val="7B4700"/>
-                <w:sz w:val="17"/>
-                <w:szCs w:val="17"/>
-              </w:rPr>
-              <w:t xml:space="preserve">⚠ Errors</w:t>
-            </w:r>
-          </w:p>
-        </w:tc>
-        <w:tc>
-          <w:tcPr>
-            <w:tcW w:type="dxa" w:w="7760"/>
-            <w:tcBorders>
-              <w:top w:val="single" w:color="BBCFE0" w:sz="1"/>
-              <w:left w:val="single" w:color="BBCFE0" w:sz="1"/>
-              <w:bottom w:val="single" w:color="BBCFE0" w:sz="1"/>
-              <w:right w:val="single" w:color="BBCFE0" w:sz="1"/>
-            </w:tcBorders>
-            <w:shd w:fill="FFFDF0" w:val="clear"/>
-            <w:tcMar>
-              <w:top w:type="dxa" w:w="80"/>
-              <w:left w:type="dxa" w:w="120"/>
-              <w:bottom w:type="dxa" w:w="80"/>
-              <w:right w:type="dxa" w:w="120"/>
-            </w:tcMar>
-          </w:tcPr>
-          <w:p>
-            <w:pPr>
-              <w:spacing w:after="40" w:line="360"/>
-            </w:pPr>
-            <w:r>
-              <w:rPr>
-                <w:rFonts w:ascii="Arial" w:cs="Arial" w:eastAsia="Arial" w:hAnsi="Arial"/>
-                <w:b/>
-                <w:bCs/>
-                <w:color w:val="7B4700"/>
-                <w:sz w:val="18"/>
-                <w:szCs w:val="18"/>
-              </w:rPr>
-              <w:t xml:space="preserve">• </w:t>
-            </w:r>
-            <w:r>
-              <w:rPr>
-                <w:rFonts w:ascii="Arial" w:cs="Arial" w:eastAsia="Arial" w:hAnsi="Arial"/>
-                <w:color w:val="7B4700"/>
-                <w:sz w:val="18"/>
-                <w:szCs w:val="18"/>
-              </w:rPr>
-              <w:t xml:space="preserve">[99999] — confirm if these represent missing or invalid data</w:t>
+              <w:t xml:space="preserve">Postal code identifier stored as int64 with 30 distinct non-null values. Values range from 4 to 6 digits in length (minimum: 6907, maximum: 786055). Integer storage format has likely truncated leading zeros that are semantically significant for postal codes. Observed lengths include 4-digit (e.g., 6907), 5-digit (e.g., 99999), and 6-digit (e.g., 410633) variations.</w:t>
             </w:r>
           </w:p>
         </w:tc>
@@ -13535,7 +14445,7 @@
                 <w:sz w:val="18"/>
                 <w:szCs w:val="18"/>
               </w:rPr>
-              <w:t xml:space="preserve">[CLARIFY] Confirm whether the value '99999' represents missing or invalid postal codes, and whether it should be converted to NULL.</w:t>
+              <w:t xml:space="preserve">[STANDARDIZE] Convert data type from int64 to string to preserve leading zeros and prevent further data loss: 6907 → '6907', 99999 → '99999', 410633 → '410633'.</w:t>
             </w:r>
           </w:p>
           <w:p>
@@ -13560,7 +14470,7 @@
                 <w:sz w:val="18"/>
                 <w:szCs w:val="18"/>
               </w:rPr>
-              <w:t xml:space="preserve">[CLARIFY] Verify the expected postal code format(s) (e.g., specific country standards) given the observed length variation (4-6 digits); assess whether leading zeros were lost due to integer storage and whether values should be padded or converted to string format.</w:t>
+              <w:t xml:space="preserve">[CLARIFY] Confirm whether the varying digit lengths (4, 5, and 6 digits) represent valid different postal code systems (e.g., international codes) or if shorter values should be zero-padded to a standard length (e.g., should 6907 be formatted as '06907' or '006907'?).</w:t>
             </w:r>
           </w:p>
         </w:tc>
@@ -13890,7 +14800,7 @@
                 <w:sz w:val="18"/>
                 <w:szCs w:val="18"/>
               </w:rPr>
-              <w:t xml:space="preserve">S_N must be unique across all records (primary key constraint)</w:t>
+              <w:t xml:space="preserve">S_N must not be null</w:t>
             </w:r>
           </w:p>
         </w:tc>
@@ -13958,7 +14868,7 @@
                 <w:sz w:val="18"/>
                 <w:szCs w:val="18"/>
               </w:rPr>
-              <w:t xml:space="preserve">Age</w:t>
+              <w:t xml:space="preserve">Account_No</w:t>
             </w:r>
           </w:p>
         </w:tc>
@@ -13991,7 +14901,7 @@
                 <w:sz w:val="18"/>
                 <w:szCs w:val="18"/>
               </w:rPr>
-              <w:t xml:space="preserve">Age must be parseable as a numeric value</w:t>
+              <w:t xml:space="preserve">Account_No must not be null</w:t>
             </w:r>
           </w:p>
         </w:tc>
@@ -14089,7 +14999,7 @@
                 <w:sz w:val="18"/>
                 <w:szCs w:val="18"/>
               </w:rPr>
-              <w:t xml:space="preserve">Age must be between 0 and 120 (biologically valid range)</w:t>
+              <w:t xml:space="preserve">Age must be numeric parseable (no textual representations)</w:t>
             </w:r>
           </w:p>
         </w:tc>
@@ -14157,7 +15067,7 @@
                 <w:sz w:val="18"/>
                 <w:szCs w:val="18"/>
               </w:rPr>
-              <w:t xml:space="preserve">Age</w:t>
+              <w:t xml:space="preserve">Contact_No</w:t>
             </w:r>
           </w:p>
         </w:tc>
@@ -14190,7 +15100,7 @@
                 <w:sz w:val="18"/>
                 <w:szCs w:val="18"/>
               </w:rPr>
-              <w:t xml:space="preserve">Age must be between 13 and 120 for consumer service accounts</w:t>
+              <w:t xml:space="preserve">Contact_No must not be null</w:t>
             </w:r>
           </w:p>
         </w:tc>
@@ -14288,7 +15198,7 @@
                 <w:sz w:val="18"/>
                 <w:szCs w:val="18"/>
               </w:rPr>
-              <w:t xml:space="preserve">Contact_No must not be null or missing</w:t>
+              <w:t xml:space="preserve">Contact_No must match Singapore phone number format (8 digits, optionally prefixed with +65 or 65, starting with 6, 8, or 9)</w:t>
             </w:r>
           </w:p>
         </w:tc>
@@ -14356,7 +15266,7 @@
                 <w:sz w:val="18"/>
                 <w:szCs w:val="18"/>
               </w:rPr>
-              <w:t xml:space="preserve">Contact_No</w:t>
+              <w:t xml:space="preserve">Email</w:t>
             </w:r>
           </w:p>
         </w:tc>
@@ -14389,7 +15299,7 @@
                 <w:sz w:val="18"/>
                 <w:szCs w:val="18"/>
               </w:rPr>
-              <w:t xml:space="preserve">Contact_No must be a valid Singapore phone number (8 digits starting with 6, 8, or 9, optionally prefixed with +65 or 65)</w:t>
+              <w:t xml:space="preserve">Email must contain exactly one @ symbol and no whitespace characters</w:t>
             </w:r>
           </w:p>
         </w:tc>
@@ -14487,7 +15397,7 @@
                 <w:sz w:val="18"/>
                 <w:szCs w:val="18"/>
               </w:rPr>
-              <w:t xml:space="preserve">Email must contain exactly one @ symbol with no whitespace in the address</w:t>
+              <w:t xml:space="preserve">Email must be in lowercase standard form</w:t>
             </w:r>
           </w:p>
         </w:tc>
@@ -14555,7 +15465,7 @@
                 <w:sz w:val="18"/>
                 <w:szCs w:val="18"/>
               </w:rPr>
-              <w:t xml:space="preserve">Postal_Code</w:t>
+              <w:t xml:space="preserve">Race</w:t>
             </w:r>
           </w:p>
         </w:tc>
@@ -14588,7 +15498,7 @@
                 <w:sz w:val="18"/>
                 <w:szCs w:val="18"/>
               </w:rPr>
-              <w:t xml:space="preserve">Postal_Code must be a valid 6-digit Singapore postal code (100000-999999)</w:t>
+              <w:t xml:space="preserve">Race must be standardised to canonical values (Chinese, Malay, Indian)</w:t>
             </w:r>
           </w:p>
         </w:tc>
@@ -14654,7 +15564,7 @@
                 <w:sz w:val="18"/>
                 <w:szCs w:val="18"/>
               </w:rPr>
-              <w:t xml:space="preserve">ID_No</w:t>
+              <w:t xml:space="preserve">Gender</w:t>
             </w:r>
           </w:p>
         </w:tc>
@@ -14686,7 +15596,7 @@
                 <w:sz w:val="18"/>
                 <w:szCs w:val="18"/>
               </w:rPr>
-              <w:t xml:space="preserve">ID_No must follow Singapore NRIC/FIN format: S/T/F/G prefix, 7 digits, and uppercase checksum letter</w:t>
+              <w:t xml:space="preserve">Gender must be standardised to canonical values (Male, Female)</w:t>
             </w:r>
           </w:p>
         </w:tc>
@@ -14754,7 +15664,7 @@
                 <w:sz w:val="18"/>
                 <w:szCs w:val="18"/>
               </w:rPr>
-              <w:t xml:space="preserve">Race</w:t>
+              <w:t xml:space="preserve">Country</w:t>
             </w:r>
           </w:p>
         </w:tc>
@@ -14787,7 +15697,7 @@
                 <w:sz w:val="18"/>
                 <w:szCs w:val="18"/>
               </w:rPr>
-              <w:t xml:space="preserve">Race must be one of the canonical values: Chinese, Malay, or Indian (case-sensitive)</w:t>
+              <w:t xml:space="preserve">Country must be standardised to 'Singapore'</w:t>
             </w:r>
           </w:p>
         </w:tc>
@@ -14853,7 +15763,7 @@
                 <w:sz w:val="18"/>
                 <w:szCs w:val="18"/>
               </w:rPr>
-              <w:t xml:space="preserve">Gender</w:t>
+              <w:t xml:space="preserve">ID_No</w:t>
             </w:r>
           </w:p>
         </w:tc>
@@ -14885,7 +15795,7 @@
                 <w:sz w:val="18"/>
                 <w:szCs w:val="18"/>
               </w:rPr>
-              <w:t xml:space="preserve">Gender must be one of the canonical values: Male or Female (case-sensitive)</w:t>
+              <w:t xml:space="preserve">ID_No must match Singapore NRIC/FIN format (S/T/F/G prefix, 7 digits, checksum letter)</w:t>
             </w:r>
           </w:p>
         </w:tc>
@@ -14953,7 +15863,7 @@
                 <w:sz w:val="18"/>
                 <w:szCs w:val="18"/>
               </w:rPr>
-              <w:t xml:space="preserve">Country</w:t>
+              <w:t xml:space="preserve">Postal_Code</w:t>
             </w:r>
           </w:p>
         </w:tc>
@@ -14986,7 +15896,7 @@
                 <w:sz w:val="18"/>
                 <w:szCs w:val="18"/>
               </w:rPr>
-              <w:t xml:space="preserve">Country must be the canonical value 'Singapore' (not abbreviations, translations, or variants)</w:t>
+              <w:t xml:space="preserve">Postal_Code must be exactly 6 digits</w:t>
             </w:r>
           </w:p>
         </w:tc>
@@ -15052,7 +15962,7 @@
                 <w:sz w:val="18"/>
                 <w:szCs w:val="18"/>
               </w:rPr>
-              <w:t xml:space="preserve">Name</w:t>
+              <w:t xml:space="preserve">Street_Name</w:t>
             </w:r>
           </w:p>
         </w:tc>
@@ -15084,7 +15994,7 @@
                 <w:sz w:val="18"/>
                 <w:szCs w:val="18"/>
               </w:rPr>
-              <w:t xml:space="preserve">Name must be in Title Case (first letter of each word capitalized)</w:t>
+              <w:t xml:space="preserve">Street_Name must not be in ALL CAPS</w:t>
             </w:r>
           </w:p>
         </w:tc>
@@ -15152,7 +16062,7 @@
                 <w:sz w:val="18"/>
                 <w:szCs w:val="18"/>
               </w:rPr>
-              <w:t xml:space="preserve">Street_Name</w:t>
+              <w:t xml:space="preserve">Name</w:t>
             </w:r>
           </w:p>
         </w:tc>
@@ -15185,7 +16095,503 @@
                 <w:sz w:val="18"/>
                 <w:szCs w:val="18"/>
               </w:rPr>
-              <w:t xml:space="preserve">Street_Name must be in Title Case (first letter of each word capitalized)</w:t>
+              <w:t xml:space="preserve">Name gender particles must be consistent with Gender column (Bin/s/o indicate Male; Binte/d/o indicate Female)</w:t>
+            </w:r>
+          </w:p>
+        </w:tc>
+      </w:tr>
+      <w:tr>
+        <w:tc>
+          <w:tcPr>
+            <w:tcW w:type="dxa" w:w="600"/>
+            <w:tcBorders>
+              <w:top w:val="single" w:color="BBCFE0" w:sz="1"/>
+              <w:left w:val="single" w:color="BBCFE0" w:sz="1"/>
+              <w:bottom w:val="single" w:color="BBCFE0" w:sz="1"/>
+              <w:right w:val="single" w:color="BBCFE0" w:sz="1"/>
+            </w:tcBorders>
+            <w:tcMar>
+              <w:top w:type="dxa" w:w="80"/>
+              <w:left w:type="dxa" w:w="120"/>
+              <w:bottom w:type="dxa" w:w="80"/>
+              <w:right w:type="dxa" w:w="120"/>
+            </w:tcMar>
+          </w:tcPr>
+          <w:p>
+            <w:pPr>
+              <w:spacing w:line="360"/>
+            </w:pPr>
+            <w:r>
+              <w:rPr>
+                <w:rFonts w:ascii="Arial" w:cs="Arial" w:eastAsia="Arial" w:hAnsi="Arial"/>
+                <w:i w:val="false"/>
+                <w:iCs w:val="false"/>
+                <w:sz w:val="18"/>
+                <w:szCs w:val="18"/>
+              </w:rPr>
+              <w:t xml:space="preserve">15</w:t>
+            </w:r>
+          </w:p>
+        </w:tc>
+        <w:tc>
+          <w:tcPr>
+            <w:tcW w:type="dxa" w:w="2200"/>
+            <w:tcBorders>
+              <w:top w:val="single" w:color="BBCFE0" w:sz="1"/>
+              <w:left w:val="single" w:color="BBCFE0" w:sz="1"/>
+              <w:bottom w:val="single" w:color="BBCFE0" w:sz="1"/>
+              <w:right w:val="single" w:color="BBCFE0" w:sz="1"/>
+            </w:tcBorders>
+            <w:tcMar>
+              <w:top w:type="dxa" w:w="80"/>
+              <w:left w:type="dxa" w:w="120"/>
+              <w:bottom w:type="dxa" w:w="80"/>
+              <w:right w:type="dxa" w:w="120"/>
+            </w:tcMar>
+          </w:tcPr>
+          <w:p>
+            <w:pPr>
+              <w:spacing w:line="360"/>
+            </w:pPr>
+            <w:r>
+              <w:rPr>
+                <w:rFonts w:ascii="Arial" w:cs="Arial" w:eastAsia="Arial" w:hAnsi="Arial"/>
+                <w:i w:val="false"/>
+                <w:iCs w:val="false"/>
+                <w:sz w:val="18"/>
+                <w:szCs w:val="18"/>
+              </w:rPr>
+              <w:t xml:space="preserve">S_N</w:t>
+            </w:r>
+          </w:p>
+        </w:tc>
+        <w:tc>
+          <w:tcPr>
+            <w:tcW w:type="dxa" w:w="6560"/>
+            <w:tcBorders>
+              <w:top w:val="single" w:color="BBCFE0" w:sz="1"/>
+              <w:left w:val="single" w:color="BBCFE0" w:sz="1"/>
+              <w:bottom w:val="single" w:color="BBCFE0" w:sz="1"/>
+              <w:right w:val="single" w:color="BBCFE0" w:sz="1"/>
+            </w:tcBorders>
+            <w:tcMar>
+              <w:top w:type="dxa" w:w="80"/>
+              <w:left w:type="dxa" w:w="120"/>
+              <w:bottom w:type="dxa" w:w="80"/>
+              <w:right w:type="dxa" w:w="120"/>
+            </w:tcMar>
+          </w:tcPr>
+          <w:p>
+            <w:pPr>
+              <w:spacing w:line="360"/>
+            </w:pPr>
+            <w:r>
+              <w:rPr>
+                <w:rFonts w:ascii="Arial" w:cs="Arial" w:eastAsia="Arial" w:hAnsi="Arial"/>
+                <w:i w:val="false"/>
+                <w:iCs w:val="false"/>
+                <w:sz w:val="18"/>
+                <w:szCs w:val="18"/>
+              </w:rPr>
+              <w:t xml:space="preserve">S_N must exist in Acc_Info_dirty.S_N (referential integrity)</w:t>
+            </w:r>
+          </w:p>
+        </w:tc>
+      </w:tr>
+      <w:tr>
+        <w:tc>
+          <w:tcPr>
+            <w:tcW w:type="dxa" w:w="600"/>
+            <w:tcBorders>
+              <w:top w:val="single" w:color="BBCFE0" w:sz="1"/>
+              <w:left w:val="single" w:color="BBCFE0" w:sz="1"/>
+              <w:bottom w:val="single" w:color="BBCFE0" w:sz="1"/>
+              <w:right w:val="single" w:color="BBCFE0" w:sz="1"/>
+            </w:tcBorders>
+            <w:shd w:fill="F2F7FC" w:val="clear"/>
+            <w:tcMar>
+              <w:top w:type="dxa" w:w="80"/>
+              <w:left w:type="dxa" w:w="120"/>
+              <w:bottom w:type="dxa" w:w="80"/>
+              <w:right w:type="dxa" w:w="120"/>
+            </w:tcMar>
+          </w:tcPr>
+          <w:p>
+            <w:pPr>
+              <w:spacing w:line="360"/>
+            </w:pPr>
+            <w:r>
+              <w:rPr>
+                <w:rFonts w:ascii="Arial" w:cs="Arial" w:eastAsia="Arial" w:hAnsi="Arial"/>
+                <w:i w:val="false"/>
+                <w:iCs w:val="false"/>
+                <w:sz w:val="18"/>
+                <w:szCs w:val="18"/>
+              </w:rPr>
+              <w:t xml:space="preserve">16</w:t>
+            </w:r>
+          </w:p>
+        </w:tc>
+        <w:tc>
+          <w:tcPr>
+            <w:tcW w:type="dxa" w:w="2200"/>
+            <w:tcBorders>
+              <w:top w:val="single" w:color="BBCFE0" w:sz="1"/>
+              <w:left w:val="single" w:color="BBCFE0" w:sz="1"/>
+              <w:bottom w:val="single" w:color="BBCFE0" w:sz="1"/>
+              <w:right w:val="single" w:color="BBCFE0" w:sz="1"/>
+            </w:tcBorders>
+            <w:shd w:fill="F2F7FC" w:val="clear"/>
+            <w:tcMar>
+              <w:top w:type="dxa" w:w="80"/>
+              <w:left w:type="dxa" w:w="120"/>
+              <w:bottom w:type="dxa" w:w="80"/>
+              <w:right w:type="dxa" w:w="120"/>
+            </w:tcMar>
+          </w:tcPr>
+          <w:p>
+            <w:pPr>
+              <w:spacing w:line="360"/>
+            </w:pPr>
+            <w:r>
+              <w:rPr>
+                <w:rFonts w:ascii="Arial" w:cs="Arial" w:eastAsia="Arial" w:hAnsi="Arial"/>
+                <w:i w:val="false"/>
+                <w:iCs w:val="false"/>
+                <w:sz w:val="18"/>
+                <w:szCs w:val="18"/>
+              </w:rPr>
+              <w:t xml:space="preserve">ID_No</w:t>
+            </w:r>
+          </w:p>
+        </w:tc>
+        <w:tc>
+          <w:tcPr>
+            <w:tcW w:type="dxa" w:w="6560"/>
+            <w:tcBorders>
+              <w:top w:val="single" w:color="BBCFE0" w:sz="1"/>
+              <w:left w:val="single" w:color="BBCFE0" w:sz="1"/>
+              <w:bottom w:val="single" w:color="BBCFE0" w:sz="1"/>
+              <w:right w:val="single" w:color="BBCFE0" w:sz="1"/>
+            </w:tcBorders>
+            <w:shd w:fill="F2F7FC" w:val="clear"/>
+            <w:tcMar>
+              <w:top w:type="dxa" w:w="80"/>
+              <w:left w:type="dxa" w:w="120"/>
+              <w:bottom w:type="dxa" w:w="80"/>
+              <w:right w:type="dxa" w:w="120"/>
+            </w:tcMar>
+          </w:tcPr>
+          <w:p>
+            <w:pPr>
+              <w:spacing w:line="360"/>
+            </w:pPr>
+            <w:r>
+              <w:rPr>
+                <w:rFonts w:ascii="Arial" w:cs="Arial" w:eastAsia="Arial" w:hAnsi="Arial"/>
+                <w:i w:val="false"/>
+                <w:iCs w:val="false"/>
+                <w:sz w:val="18"/>
+                <w:szCs w:val="18"/>
+              </w:rPr>
+              <w:t xml:space="preserve">ID_No must match the corresponding ID value in Acc_Info_dirty for the same S_N</w:t>
+            </w:r>
+          </w:p>
+        </w:tc>
+      </w:tr>
+      <w:tr>
+        <w:tc>
+          <w:tcPr>
+            <w:tcW w:type="dxa" w:w="600"/>
+            <w:tcBorders>
+              <w:top w:val="single" w:color="BBCFE0" w:sz="1"/>
+              <w:left w:val="single" w:color="BBCFE0" w:sz="1"/>
+              <w:bottom w:val="single" w:color="BBCFE0" w:sz="1"/>
+              <w:right w:val="single" w:color="BBCFE0" w:sz="1"/>
+            </w:tcBorders>
+            <w:tcMar>
+              <w:top w:type="dxa" w:w="80"/>
+              <w:left w:type="dxa" w:w="120"/>
+              <w:bottom w:type="dxa" w:w="80"/>
+              <w:right w:type="dxa" w:w="120"/>
+            </w:tcMar>
+          </w:tcPr>
+          <w:p>
+            <w:pPr>
+              <w:spacing w:line="360"/>
+            </w:pPr>
+            <w:r>
+              <w:rPr>
+                <w:rFonts w:ascii="Arial" w:cs="Arial" w:eastAsia="Arial" w:hAnsi="Arial"/>
+                <w:i w:val="false"/>
+                <w:iCs w:val="false"/>
+                <w:sz w:val="18"/>
+                <w:szCs w:val="18"/>
+              </w:rPr>
+              <w:t xml:space="preserve">17</w:t>
+            </w:r>
+          </w:p>
+        </w:tc>
+        <w:tc>
+          <w:tcPr>
+            <w:tcW w:type="dxa" w:w="2200"/>
+            <w:tcBorders>
+              <w:top w:val="single" w:color="BBCFE0" w:sz="1"/>
+              <w:left w:val="single" w:color="BBCFE0" w:sz="1"/>
+              <w:bottom w:val="single" w:color="BBCFE0" w:sz="1"/>
+              <w:right w:val="single" w:color="BBCFE0" w:sz="1"/>
+            </w:tcBorders>
+            <w:tcMar>
+              <w:top w:type="dxa" w:w="80"/>
+              <w:left w:type="dxa" w:w="120"/>
+              <w:bottom w:type="dxa" w:w="80"/>
+              <w:right w:type="dxa" w:w="120"/>
+            </w:tcMar>
+          </w:tcPr>
+          <w:p>
+            <w:pPr>
+              <w:spacing w:line="360"/>
+            </w:pPr>
+            <w:r>
+              <w:rPr>
+                <w:rFonts w:ascii="Arial" w:cs="Arial" w:eastAsia="Arial" w:hAnsi="Arial"/>
+                <w:i w:val="false"/>
+                <w:iCs w:val="false"/>
+                <w:sz w:val="18"/>
+                <w:szCs w:val="18"/>
+              </w:rPr>
+              <w:t xml:space="preserve">Name</w:t>
+            </w:r>
+          </w:p>
+        </w:tc>
+        <w:tc>
+          <w:tcPr>
+            <w:tcW w:type="dxa" w:w="6560"/>
+            <w:tcBorders>
+              <w:top w:val="single" w:color="BBCFE0" w:sz="1"/>
+              <w:left w:val="single" w:color="BBCFE0" w:sz="1"/>
+              <w:bottom w:val="single" w:color="BBCFE0" w:sz="1"/>
+              <w:right w:val="single" w:color="BBCFE0" w:sz="1"/>
+            </w:tcBorders>
+            <w:tcMar>
+              <w:top w:type="dxa" w:w="80"/>
+              <w:left w:type="dxa" w:w="120"/>
+              <w:bottom w:type="dxa" w:w="80"/>
+              <w:right w:type="dxa" w:w="120"/>
+            </w:tcMar>
+          </w:tcPr>
+          <w:p>
+            <w:pPr>
+              <w:spacing w:line="360"/>
+            </w:pPr>
+            <w:r>
+              <w:rPr>
+                <w:rFonts w:ascii="Arial" w:cs="Arial" w:eastAsia="Arial" w:hAnsi="Arial"/>
+                <w:i w:val="false"/>
+                <w:iCs w:val="false"/>
+                <w:sz w:val="18"/>
+                <w:szCs w:val="18"/>
+              </w:rPr>
+              <w:t xml:space="preserve">Name must match the corresponding Full_Name value in Acc_Info_dirty for the same S_N</w:t>
+            </w:r>
+          </w:p>
+        </w:tc>
+      </w:tr>
+      <w:tr>
+        <w:tc>
+          <w:tcPr>
+            <w:tcW w:type="dxa" w:w="600"/>
+            <w:tcBorders>
+              <w:top w:val="single" w:color="BBCFE0" w:sz="1"/>
+              <w:left w:val="single" w:color="BBCFE0" w:sz="1"/>
+              <w:bottom w:val="single" w:color="BBCFE0" w:sz="1"/>
+              <w:right w:val="single" w:color="BBCFE0" w:sz="1"/>
+            </w:tcBorders>
+            <w:shd w:fill="F2F7FC" w:val="clear"/>
+            <w:tcMar>
+              <w:top w:type="dxa" w:w="80"/>
+              <w:left w:type="dxa" w:w="120"/>
+              <w:bottom w:type="dxa" w:w="80"/>
+              <w:right w:type="dxa" w:w="120"/>
+            </w:tcMar>
+          </w:tcPr>
+          <w:p>
+            <w:pPr>
+              <w:spacing w:line="360"/>
+            </w:pPr>
+            <w:r>
+              <w:rPr>
+                <w:rFonts w:ascii="Arial" w:cs="Arial" w:eastAsia="Arial" w:hAnsi="Arial"/>
+                <w:i w:val="false"/>
+                <w:iCs w:val="false"/>
+                <w:sz w:val="18"/>
+                <w:szCs w:val="18"/>
+              </w:rPr>
+              <w:t xml:space="preserve">18</w:t>
+            </w:r>
+          </w:p>
+        </w:tc>
+        <w:tc>
+          <w:tcPr>
+            <w:tcW w:type="dxa" w:w="2200"/>
+            <w:tcBorders>
+              <w:top w:val="single" w:color="BBCFE0" w:sz="1"/>
+              <w:left w:val="single" w:color="BBCFE0" w:sz="1"/>
+              <w:bottom w:val="single" w:color="BBCFE0" w:sz="1"/>
+              <w:right w:val="single" w:color="BBCFE0" w:sz="1"/>
+            </w:tcBorders>
+            <w:shd w:fill="F2F7FC" w:val="clear"/>
+            <w:tcMar>
+              <w:top w:type="dxa" w:w="80"/>
+              <w:left w:type="dxa" w:w="120"/>
+              <w:bottom w:type="dxa" w:w="80"/>
+              <w:right w:type="dxa" w:w="120"/>
+            </w:tcMar>
+          </w:tcPr>
+          <w:p>
+            <w:pPr>
+              <w:spacing w:line="360"/>
+            </w:pPr>
+            <w:r>
+              <w:rPr>
+                <w:rFonts w:ascii="Arial" w:cs="Arial" w:eastAsia="Arial" w:hAnsi="Arial"/>
+                <w:i w:val="false"/>
+                <w:iCs w:val="false"/>
+                <w:sz w:val="18"/>
+                <w:szCs w:val="18"/>
+              </w:rPr>
+              <w:t xml:space="preserve">Account_No</w:t>
+            </w:r>
+          </w:p>
+        </w:tc>
+        <w:tc>
+          <w:tcPr>
+            <w:tcW w:type="dxa" w:w="6560"/>
+            <w:tcBorders>
+              <w:top w:val="single" w:color="BBCFE0" w:sz="1"/>
+              <w:left w:val="single" w:color="BBCFE0" w:sz="1"/>
+              <w:bottom w:val="single" w:color="BBCFE0" w:sz="1"/>
+              <w:right w:val="single" w:color="BBCFE0" w:sz="1"/>
+            </w:tcBorders>
+            <w:shd w:fill="F2F7FC" w:val="clear"/>
+            <w:tcMar>
+              <w:top w:type="dxa" w:w="80"/>
+              <w:left w:type="dxa" w:w="120"/>
+              <w:bottom w:type="dxa" w:w="80"/>
+              <w:right w:type="dxa" w:w="120"/>
+            </w:tcMar>
+          </w:tcPr>
+          <w:p>
+            <w:pPr>
+              <w:spacing w:line="360"/>
+            </w:pPr>
+            <w:r>
+              <w:rPr>
+                <w:rFonts w:ascii="Arial" w:cs="Arial" w:eastAsia="Arial" w:hAnsi="Arial"/>
+                <w:i w:val="false"/>
+                <w:iCs w:val="false"/>
+                <w:sz w:val="18"/>
+                <w:szCs w:val="18"/>
+              </w:rPr>
+              <w:t xml:space="preserve">Account_No must be a 4-digit code</w:t>
+            </w:r>
+          </w:p>
+        </w:tc>
+      </w:tr>
+      <w:tr>
+        <w:tc>
+          <w:tcPr>
+            <w:tcW w:type="dxa" w:w="600"/>
+            <w:tcBorders>
+              <w:top w:val="single" w:color="BBCFE0" w:sz="1"/>
+              <w:left w:val="single" w:color="BBCFE0" w:sz="1"/>
+              <w:bottom w:val="single" w:color="BBCFE0" w:sz="1"/>
+              <w:right w:val="single" w:color="BBCFE0" w:sz="1"/>
+            </w:tcBorders>
+            <w:tcMar>
+              <w:top w:type="dxa" w:w="80"/>
+              <w:left w:type="dxa" w:w="120"/>
+              <w:bottom w:type="dxa" w:w="80"/>
+              <w:right w:type="dxa" w:w="120"/>
+            </w:tcMar>
+          </w:tcPr>
+          <w:p>
+            <w:pPr>
+              <w:spacing w:line="360"/>
+            </w:pPr>
+            <w:r>
+              <w:rPr>
+                <w:rFonts w:ascii="Arial" w:cs="Arial" w:eastAsia="Arial" w:hAnsi="Arial"/>
+                <w:i w:val="false"/>
+                <w:iCs w:val="false"/>
+                <w:sz w:val="18"/>
+                <w:szCs w:val="18"/>
+              </w:rPr>
+              <w:t xml:space="preserve">19</w:t>
+            </w:r>
+          </w:p>
+        </w:tc>
+        <w:tc>
+          <w:tcPr>
+            <w:tcW w:type="dxa" w:w="2200"/>
+            <w:tcBorders>
+              <w:top w:val="single" w:color="BBCFE0" w:sz="1"/>
+              <w:left w:val="single" w:color="BBCFE0" w:sz="1"/>
+              <w:bottom w:val="single" w:color="BBCFE0" w:sz="1"/>
+              <w:right w:val="single" w:color="BBCFE0" w:sz="1"/>
+            </w:tcBorders>
+            <w:tcMar>
+              <w:top w:type="dxa" w:w="80"/>
+              <w:left w:type="dxa" w:w="120"/>
+              <w:bottom w:type="dxa" w:w="80"/>
+              <w:right w:type="dxa" w:w="120"/>
+            </w:tcMar>
+          </w:tcPr>
+          <w:p>
+            <w:pPr>
+              <w:spacing w:line="360"/>
+            </w:pPr>
+            <w:r>
+              <w:rPr>
+                <w:rFonts w:ascii="Arial" w:cs="Arial" w:eastAsia="Arial" w:hAnsi="Arial"/>
+                <w:i w:val="false"/>
+                <w:iCs w:val="false"/>
+                <w:sz w:val="18"/>
+                <w:szCs w:val="18"/>
+              </w:rPr>
+              <w:t xml:space="preserve">Postal_Code</w:t>
+            </w:r>
+          </w:p>
+        </w:tc>
+        <w:tc>
+          <w:tcPr>
+            <w:tcW w:type="dxa" w:w="6560"/>
+            <w:tcBorders>
+              <w:top w:val="single" w:color="BBCFE0" w:sz="1"/>
+              <w:left w:val="single" w:color="BBCFE0" w:sz="1"/>
+              <w:bottom w:val="single" w:color="BBCFE0" w:sz="1"/>
+              <w:right w:val="single" w:color="BBCFE0" w:sz="1"/>
+            </w:tcBorders>
+            <w:tcMar>
+              <w:top w:type="dxa" w:w="80"/>
+              <w:left w:type="dxa" w:w="120"/>
+              <w:bottom w:type="dxa" w:w="80"/>
+              <w:right w:type="dxa" w:w="120"/>
+            </w:tcMar>
+          </w:tcPr>
+          <w:p>
+            <w:pPr>
+              <w:spacing w:line="360"/>
+            </w:pPr>
+            <w:r>
+              <w:rPr>
+                <w:rFonts w:ascii="Arial" w:cs="Arial" w:eastAsia="Arial" w:hAnsi="Arial"/>
+                <w:i w:val="false"/>
+                <w:iCs w:val="false"/>
+                <w:sz w:val="18"/>
+                <w:szCs w:val="18"/>
+              </w:rPr>
+              <w:t xml:space="preserve">Postal_Code must be a 6-digit code</w:t>
             </w:r>
           </w:p>
         </w:tc>
@@ -15418,7 +16824,7 @@
                 <w:sz w:val="18"/>
                 <w:szCs w:val="18"/>
               </w:rPr>
-              <w:t xml:space="preserve">29</w:t>
+              <w:t xml:space="preserve">3</w:t>
             </w:r>
           </w:p>
         </w:tc>
@@ -15450,7 +16856,7 @@
                 <w:sz w:val="18"/>
                 <w:szCs w:val="18"/>
               </w:rPr>
-              <w:t xml:space="preserve">S123456</w:t>
+              <w:t xml:space="preserve">S9968522J</w:t>
             </w:r>
           </w:p>
         </w:tc>
@@ -15480,7 +16886,33 @@
                 <w:sz w:val="18"/>
                 <w:szCs w:val="18"/>
               </w:rPr>
-              <w:t xml:space="preserve">ID</w:t>
+              <w:t xml:space="preserve">• S_N</w:t>
+            </w:r>
+          </w:p>
+          <w:p>
+            <w:pPr>
+              <w:spacing w:after="60"/>
+            </w:pPr>
+            <w:r>
+              <w:rPr>
+                <w:rFonts w:ascii="Arial" w:cs="Arial" w:eastAsia="Arial" w:hAnsi="Arial"/>
+                <w:sz w:val="18"/>
+                <w:szCs w:val="18"/>
+              </w:rPr>
+              <w:t xml:space="preserve">• Full_Name</w:t>
+            </w:r>
+          </w:p>
+          <w:p>
+            <w:pPr>
+              <w:spacing w:after="60"/>
+            </w:pPr>
+            <w:r>
+              <w:rPr>
+                <w:rFonts w:ascii="Arial" w:cs="Arial" w:eastAsia="Arial" w:hAnsi="Arial"/>
+                <w:sz w:val="18"/>
+                <w:szCs w:val="18"/>
+              </w:rPr>
+              <w:t xml:space="preserve">• AccountBalance</w:t>
             </w:r>
           </w:p>
         </w:tc>
@@ -15510,7 +16942,33 @@
                 <w:sz w:val="18"/>
                 <w:szCs w:val="18"/>
               </w:rPr>
-              <w:t xml:space="preserve">S123456</w:t>
+              <w:t xml:space="preserve">• 3</w:t>
+            </w:r>
+          </w:p>
+          <w:p>
+            <w:pPr>
+              <w:spacing w:after="60"/>
+            </w:pPr>
+            <w:r>
+              <w:rPr>
+                <w:rFonts w:ascii="Arial" w:cs="Arial" w:eastAsia="Arial" w:hAnsi="Arial"/>
+                <w:sz w:val="18"/>
+                <w:szCs w:val="18"/>
+              </w:rPr>
+              <w:t xml:space="preserve">• irfan</w:t>
+            </w:r>
+          </w:p>
+          <w:p>
+            <w:pPr>
+              <w:spacing w:after="60"/>
+            </w:pPr>
+            <w:r>
+              <w:rPr>
+                <w:rFonts w:ascii="Arial" w:cs="Arial" w:eastAsia="Arial" w:hAnsi="Arial"/>
+                <w:sz w:val="18"/>
+                <w:szCs w:val="18"/>
+              </w:rPr>
+              <w:t xml:space="preserve">• -150.5</w:t>
             </w:r>
           </w:p>
         </w:tc>
@@ -15540,7 +16998,33 @@
                 <w:sz w:val="18"/>
                 <w:szCs w:val="18"/>
               </w:rPr>
-              <w:t xml:space="preserve">#3: ID must match Singapore NRIC/FIN format: starts with S/T/F/G, followed by 7 digits, ending with an uppercase letter</w:t>
+              <w:t xml:space="preserve">#2: S_N must be unique across records</w:t>
+            </w:r>
+          </w:p>
+          <w:p>
+            <w:pPr>
+              <w:spacing w:after="60"/>
+            </w:pPr>
+            <w:r>
+              <w:rPr>
+                <w:rFonts w:ascii="Arial" w:cs="Arial" w:eastAsia="Arial" w:hAnsi="Arial"/>
+                <w:sz w:val="18"/>
+                <w:szCs w:val="18"/>
+              </w:rPr>
+              <w:t xml:space="preserve">#7: Full_Name should not be in all lowercase letters</w:t>
+            </w:r>
+          </w:p>
+          <w:p>
+            <w:pPr>
+              <w:spacing w:after="60"/>
+            </w:pPr>
+            <w:r>
+              <w:rPr>
+                <w:rFonts w:ascii="Arial" w:cs="Arial" w:eastAsia="Arial" w:hAnsi="Arial"/>
+                <w:sz w:val="18"/>
+                <w:szCs w:val="18"/>
+              </w:rPr>
+              <w:t xml:space="preserve">#22: AccountBalance should not be negative</w:t>
             </w:r>
           </w:p>
         </w:tc>
@@ -15575,7 +17059,7 @@
                 <w:sz w:val="18"/>
                 <w:szCs w:val="18"/>
               </w:rPr>
-              <w:t xml:space="preserve">5</w:t>
+              <w:t xml:space="preserve">6</w:t>
             </w:r>
           </w:p>
         </w:tc>
@@ -15608,7 +17092,7 @@
                 <w:sz w:val="18"/>
                 <w:szCs w:val="18"/>
               </w:rPr>
-              <w:t xml:space="preserve">G8765432L</w:t>
+              <w:t xml:space="preserve">S2633396B</w:t>
             </w:r>
           </w:p>
         </w:tc>
@@ -15639,7 +17123,7 @@
                 <w:sz w:val="18"/>
                 <w:szCs w:val="18"/>
               </w:rPr>
-              <w:t xml:space="preserve">• JoinDate</w:t>
+              <w:t xml:space="preserve">• S_N</w:t>
             </w:r>
           </w:p>
           <w:p>
@@ -15652,7 +17136,7 @@
                 <w:sz w:val="18"/>
                 <w:szCs w:val="18"/>
               </w:rPr>
-              <w:t xml:space="preserve">• SubscriptionFee</w:t>
+              <w:t xml:space="preserve">• Subscription_Type</w:t>
             </w:r>
           </w:p>
         </w:tc>
@@ -15683,7 +17167,7 @@
                 <w:sz w:val="18"/>
                 <w:szCs w:val="18"/>
               </w:rPr>
-              <w:t xml:space="preserve">• &lt;NA&gt;</w:t>
+              <w:t xml:space="preserve">• 3</w:t>
             </w:r>
           </w:p>
           <w:p>
@@ -15696,7 +17180,7 @@
                 <w:sz w:val="18"/>
                 <w:szCs w:val="18"/>
               </w:rPr>
-              <w:t xml:space="preserve">• &lt;NA&gt;</w:t>
+              <w:t xml:space="preserve">• Free</w:t>
             </w:r>
           </w:p>
         </w:tc>
@@ -15727,7 +17211,7 @@
                 <w:sz w:val="18"/>
                 <w:szCs w:val="18"/>
               </w:rPr>
-              <w:t xml:space="preserve">#4: JoinDate must not be null</w:t>
+              <w:t xml:space="preserve">#2: S_N must be unique across records</w:t>
             </w:r>
           </w:p>
           <w:p>
@@ -15740,7 +17224,7 @@
                 <w:sz w:val="18"/>
                 <w:szCs w:val="18"/>
               </w:rPr>
-              <w:t xml:space="preserve">#8: SubscriptionFee must not be null</w:t>
+              <w:t xml:space="preserve">#27: If Subscription_Type is Free, SubscriptionFee must be 0 or null</w:t>
             </w:r>
           </w:p>
         </w:tc>
@@ -15774,7 +17258,7 @@
                 <w:sz w:val="18"/>
                 <w:szCs w:val="18"/>
               </w:rPr>
-              <w:t xml:space="preserve">22</w:t>
+              <w:t xml:space="preserve">24</w:t>
             </w:r>
           </w:p>
         </w:tc>
@@ -15806,7 +17290,7 @@
                 <w:sz w:val="18"/>
                 <w:szCs w:val="18"/>
               </w:rPr>
-              <w:t xml:space="preserve">G3344556U</w:t>
+              <w:t xml:space="preserve">S8792459I</w:t>
             </w:r>
           </w:p>
         </w:tc>
@@ -15836,7 +17320,33 @@
                 <w:sz w:val="18"/>
                 <w:szCs w:val="18"/>
               </w:rPr>
-              <w:t xml:space="preserve">JoinDate</w:t>
+              <w:t xml:space="preserve">• Full_Name</w:t>
+            </w:r>
+          </w:p>
+          <w:p>
+            <w:pPr>
+              <w:spacing w:after="60"/>
+            </w:pPr>
+            <w:r>
+              <w:rPr>
+                <w:rFonts w:ascii="Arial" w:cs="Arial" w:eastAsia="Arial" w:hAnsi="Arial"/>
+                <w:sz w:val="18"/>
+                <w:szCs w:val="18"/>
+              </w:rPr>
+              <w:t xml:space="preserve">• SubscriptionFee</w:t>
+            </w:r>
+          </w:p>
+          <w:p>
+            <w:pPr>
+              <w:spacing w:after="60"/>
+            </w:pPr>
+            <w:r>
+              <w:rPr>
+                <w:rFonts w:ascii="Arial" w:cs="Arial" w:eastAsia="Arial" w:hAnsi="Arial"/>
+                <w:sz w:val="18"/>
+                <w:szCs w:val="18"/>
+              </w:rPr>
+              <w:t xml:space="preserve">• Subscription_Type</w:t>
             </w:r>
           </w:p>
         </w:tc>
@@ -15866,7 +17376,33 @@
                 <w:sz w:val="18"/>
                 <w:szCs w:val="18"/>
               </w:rPr>
-              <w:t xml:space="preserve">2025-13-01</w:t>
+              <w:t xml:space="preserve">• junrong</w:t>
+            </w:r>
+          </w:p>
+          <w:p>
+            <w:pPr>
+              <w:spacing w:after="60"/>
+            </w:pPr>
+            <w:r>
+              <w:rPr>
+                <w:rFonts w:ascii="Arial" w:cs="Arial" w:eastAsia="Arial" w:hAnsi="Arial"/>
+                <w:sz w:val="18"/>
+                <w:szCs w:val="18"/>
+              </w:rPr>
+              <w:t xml:space="preserve">• 99999</w:t>
+            </w:r>
+          </w:p>
+          <w:p>
+            <w:pPr>
+              <w:spacing w:after="60"/>
+            </w:pPr>
+            <w:r>
+              <w:rPr>
+                <w:rFonts w:ascii="Arial" w:cs="Arial" w:eastAsia="Arial" w:hAnsi="Arial"/>
+                <w:sz w:val="18"/>
+                <w:szCs w:val="18"/>
+              </w:rPr>
+              <w:t xml:space="preserve">• Free</w:t>
             </w:r>
           </w:p>
         </w:tc>
@@ -15896,7 +17432,33 @@
                 <w:sz w:val="18"/>
                 <w:szCs w:val="18"/>
               </w:rPr>
-              <w:t xml:space="preserve">#5: JoinDate must be parseable as a valid date</w:t>
+              <w:t xml:space="preserve">#7: Full_Name should not be in all lowercase letters</w:t>
+            </w:r>
+          </w:p>
+          <w:p>
+            <w:pPr>
+              <w:spacing w:after="60"/>
+            </w:pPr>
+            <w:r>
+              <w:rPr>
+                <w:rFonts w:ascii="Arial" w:cs="Arial" w:eastAsia="Arial" w:hAnsi="Arial"/>
+                <w:sz w:val="18"/>
+                <w:szCs w:val="18"/>
+              </w:rPr>
+              <w:t xml:space="preserve">#19: SubscriptionFee must not contain sentinel value 99999</w:t>
+            </w:r>
+          </w:p>
+          <w:p>
+            <w:pPr>
+              <w:spacing w:after="60"/>
+            </w:pPr>
+            <w:r>
+              <w:rPr>
+                <w:rFonts w:ascii="Arial" w:cs="Arial" w:eastAsia="Arial" w:hAnsi="Arial"/>
+                <w:sz w:val="18"/>
+                <w:szCs w:val="18"/>
+              </w:rPr>
+              <w:t xml:space="preserve">#27: If Subscription_Type is Free, SubscriptionFee must be 0 or null</w:t>
             </w:r>
           </w:p>
         </w:tc>
@@ -15931,7 +17493,7 @@
                 <w:sz w:val="18"/>
                 <w:szCs w:val="18"/>
               </w:rPr>
-              <w:t xml:space="preserve">18</w:t>
+              <w:t xml:space="preserve">29</w:t>
             </w:r>
           </w:p>
         </w:tc>
@@ -15964,7 +17526,7 @@
                 <w:sz w:val="18"/>
                 <w:szCs w:val="18"/>
               </w:rPr>
-              <w:t xml:space="preserve">G2233445S</w:t>
+              <w:t xml:space="preserve">S123456</w:t>
             </w:r>
           </w:p>
         </w:tc>
@@ -15995,7 +17557,7 @@
                 <w:sz w:val="18"/>
                 <w:szCs w:val="18"/>
               </w:rPr>
-              <w:t xml:space="preserve">• JoinDate</w:t>
+              <w:t xml:space="preserve">• ID</w:t>
             </w:r>
           </w:p>
           <w:p>
@@ -16008,7 +17570,20 @@
                 <w:sz w:val="18"/>
                 <w:szCs w:val="18"/>
               </w:rPr>
-              <w:t xml:space="preserve">• LastLogin</w:t>
+              <w:t xml:space="preserve">• OS</w:t>
+            </w:r>
+          </w:p>
+          <w:p>
+            <w:pPr>
+              <w:spacing w:after="60"/>
+            </w:pPr>
+            <w:r>
+              <w:rPr>
+                <w:rFonts w:ascii="Arial" w:cs="Arial" w:eastAsia="Arial" w:hAnsi="Arial"/>
+                <w:sz w:val="18"/>
+                <w:szCs w:val="18"/>
+              </w:rPr>
+              <w:t xml:space="preserve">• Subscription_Type</w:t>
             </w:r>
           </w:p>
         </w:tc>
@@ -16039,7 +17614,7 @@
                 <w:sz w:val="18"/>
                 <w:szCs w:val="18"/>
               </w:rPr>
-              <w:t xml:space="preserve">• 2027-01-15 00:00:00</w:t>
+              <w:t xml:space="preserve">• S123456</w:t>
             </w:r>
           </w:p>
           <w:p>
@@ -16052,7 +17627,20 @@
                 <w:sz w:val="18"/>
                 <w:szCs w:val="18"/>
               </w:rPr>
-              <w:t xml:space="preserve">• 2023-06-15 00:00:00</w:t>
+              <w:t xml:space="preserve">• macOs</w:t>
+            </w:r>
+          </w:p>
+          <w:p>
+            <w:pPr>
+              <w:spacing w:after="60"/>
+            </w:pPr>
+            <w:r>
+              <w:rPr>
+                <w:rFonts w:ascii="Arial" w:cs="Arial" w:eastAsia="Arial" w:hAnsi="Arial"/>
+                <w:sz w:val="18"/>
+                <w:szCs w:val="18"/>
+              </w:rPr>
+              <w:t xml:space="preserve">• Free</w:t>
             </w:r>
           </w:p>
         </w:tc>
@@ -16083,7 +17671,7 @@
                 <w:sz w:val="18"/>
                 <w:szCs w:val="18"/>
               </w:rPr>
-              <w:t xml:space="preserve">#6: JoinDate must not be in the future</w:t>
+              <w:t xml:space="preserve">#9: ID must match Singapore NRIC/FIN format (S/T/F/G + 6-7 digits + checksum letter)</w:t>
             </w:r>
           </w:p>
           <w:p>
@@ -16096,7 +17684,20 @@
                 <w:sz w:val="18"/>
                 <w:szCs w:val="18"/>
               </w:rPr>
-              <w:t xml:space="preserve">#7: LastLogin must be on or after JoinDate</w:t>
+              <w:t xml:space="preserve">#25: OS must be in canonical form (Android, iOS, Linux, Windows, macOS)</w:t>
+            </w:r>
+          </w:p>
+          <w:p>
+            <w:pPr>
+              <w:spacing w:after="60"/>
+            </w:pPr>
+            <w:r>
+              <w:rPr>
+                <w:rFonts w:ascii="Arial" w:cs="Arial" w:eastAsia="Arial" w:hAnsi="Arial"/>
+                <w:sz w:val="18"/>
+                <w:szCs w:val="18"/>
+              </w:rPr>
+              <w:t xml:space="preserve">#27: If Subscription_Type is Free, SubscriptionFee must be 0 or null</w:t>
             </w:r>
           </w:p>
         </w:tc>
@@ -16130,7 +17731,7 @@
                 <w:sz w:val="18"/>
                 <w:szCs w:val="18"/>
               </w:rPr>
-              <w:t xml:space="preserve">20</w:t>
+              <w:t xml:space="preserve">5</w:t>
             </w:r>
           </w:p>
         </w:tc>
@@ -16162,7 +17763,7 @@
                 <w:sz w:val="18"/>
                 <w:szCs w:val="18"/>
               </w:rPr>
-              <w:t xml:space="preserve">F1011121T</w:t>
+              <w:t xml:space="preserve">G8765432L</w:t>
             </w:r>
           </w:p>
         </w:tc>
@@ -16192,7 +17793,20 @@
                 <w:sz w:val="18"/>
                 <w:szCs w:val="18"/>
               </w:rPr>
-              <w:t xml:space="preserve">LastLogin</w:t>
+              <w:t xml:space="preserve">• JoinDate</w:t>
+            </w:r>
+          </w:p>
+          <w:p>
+            <w:pPr>
+              <w:spacing w:after="60"/>
+            </w:pPr>
+            <w:r>
+              <w:rPr>
+                <w:rFonts w:ascii="Arial" w:cs="Arial" w:eastAsia="Arial" w:hAnsi="Arial"/>
+                <w:sz w:val="18"/>
+                <w:szCs w:val="18"/>
+              </w:rPr>
+              <w:t xml:space="preserve">• SubscriptionFee</w:t>
             </w:r>
           </w:p>
         </w:tc>
@@ -16222,7 +17836,20 @@
                 <w:sz w:val="18"/>
                 <w:szCs w:val="18"/>
               </w:rPr>
-              <w:t xml:space="preserve">2019-01-01 00:00:00</w:t>
+              <w:t xml:space="preserve">• &lt;NA&gt;</w:t>
+            </w:r>
+          </w:p>
+          <w:p>
+            <w:pPr>
+              <w:spacing w:after="60"/>
+            </w:pPr>
+            <w:r>
+              <w:rPr>
+                <w:rFonts w:ascii="Arial" w:cs="Arial" w:eastAsia="Arial" w:hAnsi="Arial"/>
+                <w:sz w:val="18"/>
+                <w:szCs w:val="18"/>
+              </w:rPr>
+              <w:t xml:space="preserve">• &lt;NA&gt;</w:t>
             </w:r>
           </w:p>
         </w:tc>
@@ -16252,7 +17879,46 @@
                 <w:sz w:val="18"/>
                 <w:szCs w:val="18"/>
               </w:rPr>
-              <w:t xml:space="preserve">#7: LastLogin must be on or after JoinDate</w:t>
+              <w:t xml:space="preserve">#11: JoinDate must not be null</w:t>
+            </w:r>
+          </w:p>
+          <w:p>
+            <w:pPr>
+              <w:spacing w:after="60"/>
+            </w:pPr>
+            <w:r>
+              <w:rPr>
+                <w:rFonts w:ascii="Arial" w:cs="Arial" w:eastAsia="Arial" w:hAnsi="Arial"/>
+                <w:sz w:val="18"/>
+                <w:szCs w:val="18"/>
+              </w:rPr>
+              <w:t xml:space="preserve">#12: JoinDate must be parseable as a valid date</w:t>
+            </w:r>
+          </w:p>
+          <w:p>
+            <w:pPr>
+              <w:spacing w:after="60"/>
+            </w:pPr>
+            <w:r>
+              <w:rPr>
+                <w:rFonts w:ascii="Arial" w:cs="Arial" w:eastAsia="Arial" w:hAnsi="Arial"/>
+                <w:sz w:val="18"/>
+                <w:szCs w:val="18"/>
+              </w:rPr>
+              <w:t xml:space="preserve">#17: SubscriptionFee must not be null</w:t>
+            </w:r>
+          </w:p>
+          <w:p>
+            <w:pPr>
+              <w:spacing w:after="60"/>
+            </w:pPr>
+            <w:r>
+              <w:rPr>
+                <w:rFonts w:ascii="Arial" w:cs="Arial" w:eastAsia="Arial" w:hAnsi="Arial"/>
+                <w:sz w:val="18"/>
+                <w:szCs w:val="18"/>
+              </w:rPr>
+              <w:t xml:space="preserve">#18: SubscriptionFee must be parseable as a numeric value</w:t>
             </w:r>
           </w:p>
         </w:tc>
@@ -16287,7 +17953,7 @@
                 <w:sz w:val="18"/>
                 <w:szCs w:val="18"/>
               </w:rPr>
-              <w:t xml:space="preserve">23</w:t>
+              <w:t xml:space="preserve">22</w:t>
             </w:r>
           </w:p>
         </w:tc>
@@ -16320,7 +17986,7 @@
                 <w:sz w:val="18"/>
                 <w:szCs w:val="18"/>
               </w:rPr>
-              <w:t xml:space="preserve">S9916569C</w:t>
+              <w:t xml:space="preserve">G3344556U</w:t>
             </w:r>
           </w:p>
         </w:tc>
@@ -16351,7 +18017,7 @@
                 <w:sz w:val="18"/>
                 <w:szCs w:val="18"/>
               </w:rPr>
-              <w:t xml:space="preserve">SubscriptionFee</w:t>
+              <w:t xml:space="preserve">JoinDate</w:t>
             </w:r>
           </w:p>
         </w:tc>
@@ -16382,7 +18048,7 @@
                 <w:sz w:val="18"/>
                 <w:szCs w:val="18"/>
               </w:rPr>
-              <w:t xml:space="preserve">&lt;NA&gt;</w:t>
+              <w:t xml:space="preserve">2025-13-01</w:t>
             </w:r>
           </w:p>
         </w:tc>
@@ -16413,7 +18079,7 @@
                 <w:sz w:val="18"/>
                 <w:szCs w:val="18"/>
               </w:rPr>
-              <w:t xml:space="preserve">#8: SubscriptionFee must not be null</w:t>
+              <w:t xml:space="preserve">#12: JoinDate must be parseable as a valid date</w:t>
             </w:r>
           </w:p>
         </w:tc>
@@ -16447,7 +18113,7 @@
                 <w:sz w:val="18"/>
                 <w:szCs w:val="18"/>
               </w:rPr>
-              <w:t xml:space="preserve">7</w:t>
+              <w:t xml:space="preserve">18</w:t>
             </w:r>
           </w:p>
         </w:tc>
@@ -16479,7 +18145,7 @@
                 <w:sz w:val="18"/>
                 <w:szCs w:val="18"/>
               </w:rPr>
-              <w:t xml:space="preserve">S9136271F</w:t>
+              <w:t xml:space="preserve">G2233445S</w:t>
             </w:r>
           </w:p>
         </w:tc>
@@ -16509,9 +18175,26 @@
                 <w:sz w:val="18"/>
                 <w:szCs w:val="18"/>
               </w:rPr>
-              <w:t xml:space="preserve">• SubscriptionFee</w:t>
-            </w:r>
-          </w:p>
+              <w:t xml:space="preserve">JoinDate</w:t>
+            </w:r>
+          </w:p>
+        </w:tc>
+        <w:tc>
+          <w:tcPr>
+            <w:tcW w:type="dxa" w:w="2000"/>
+            <w:tcBorders>
+              <w:top w:val="single" w:color="BBCFE0" w:sz="1"/>
+              <w:left w:val="single" w:color="BBCFE0" w:sz="1"/>
+              <w:bottom w:val="single" w:color="BBCFE0" w:sz="1"/>
+              <w:right w:val="single" w:color="BBCFE0" w:sz="1"/>
+            </w:tcBorders>
+            <w:tcMar>
+              <w:top w:type="dxa" w:w="80"/>
+              <w:left w:type="dxa" w:w="120"/>
+              <w:bottom w:type="dxa" w:w="80"/>
+              <w:right w:type="dxa" w:w="120"/>
+            </w:tcMar>
+          </w:tcPr>
           <w:p>
             <w:pPr>
               <w:spacing w:after="60"/>
@@ -16522,13 +18205,13 @@
                 <w:sz w:val="18"/>
                 <w:szCs w:val="18"/>
               </w:rPr>
-              <w:t xml:space="preserve">• Status</w:t>
-            </w:r>
-          </w:p>
-        </w:tc>
-        <w:tc>
-          <w:tcPr>
-            <w:tcW w:type="dxa" w:w="2000"/>
+              <w:t xml:space="preserve">2027-01-15 00:00:00</w:t>
+            </w:r>
+          </w:p>
+        </w:tc>
+        <w:tc>
+          <w:tcPr>
+            <w:tcW w:type="dxa" w:w="3760"/>
             <w:tcBorders>
               <w:top w:val="single" w:color="BBCFE0" w:sz="1"/>
               <w:left w:val="single" w:color="BBCFE0" w:sz="1"/>
@@ -16552,7 +18235,7 @@
                 <w:sz w:val="18"/>
                 <w:szCs w:val="18"/>
               </w:rPr>
-              <w:t xml:space="preserve">• free</w:t>
+              <w:t xml:space="preserve">#13: JoinDate must not be in the future</w:t>
             </w:r>
           </w:p>
           <w:p>
@@ -16565,50 +18248,7 @@
                 <w:sz w:val="18"/>
                 <w:szCs w:val="18"/>
               </w:rPr>
-              <w:t xml:space="preserve">• no</w:t>
-            </w:r>
-          </w:p>
-        </w:tc>
-        <w:tc>
-          <w:tcPr>
-            <w:tcW w:type="dxa" w:w="3760"/>
-            <w:tcBorders>
-              <w:top w:val="single" w:color="BBCFE0" w:sz="1"/>
-              <w:left w:val="single" w:color="BBCFE0" w:sz="1"/>
-              <w:bottom w:val="single" w:color="BBCFE0" w:sz="1"/>
-              <w:right w:val="single" w:color="BBCFE0" w:sz="1"/>
-            </w:tcBorders>
-            <w:tcMar>
-              <w:top w:type="dxa" w:w="80"/>
-              <w:left w:type="dxa" w:w="120"/>
-              <w:bottom w:type="dxa" w:w="80"/>
-              <w:right w:type="dxa" w:w="120"/>
-            </w:tcMar>
-          </w:tcPr>
-          <w:p>
-            <w:pPr>
-              <w:spacing w:after="60"/>
-            </w:pPr>
-            <w:r>
-              <w:rPr>
-                <w:rFonts w:ascii="Arial" w:cs="Arial" w:eastAsia="Arial" w:hAnsi="Arial"/>
-                <w:sz w:val="18"/>
-                <w:szCs w:val="18"/>
-              </w:rPr>
-              <w:t xml:space="preserve">#9: SubscriptionFee must be parseable as a numeric value (when not null)</w:t>
-            </w:r>
-          </w:p>
-          <w:p>
-            <w:pPr>
-              <w:spacing w:after="60"/>
-            </w:pPr>
-            <w:r>
-              <w:rPr>
-                <w:rFonts w:ascii="Arial" w:cs="Arial" w:eastAsia="Arial" w:hAnsi="Arial"/>
-                <w:sz w:val="18"/>
-                <w:szCs w:val="18"/>
-              </w:rPr>
-              <w:t xml:space="preserve">#14: Status must be standardized to 'True' or 'False' (boolean representation)</w:t>
+              <w:t xml:space="preserve">#26: LastLogin must be greater than or equal to JoinDate</w:t>
             </w:r>
           </w:p>
         </w:tc>
@@ -16643,7 +18283,7 @@
                 <w:sz w:val="18"/>
                 <w:szCs w:val="18"/>
               </w:rPr>
-              <w:t xml:space="preserve">3</w:t>
+              <w:t xml:space="preserve">23</w:t>
             </w:r>
           </w:p>
         </w:tc>
@@ -16676,7 +18316,7 @@
                 <w:sz w:val="18"/>
                 <w:szCs w:val="18"/>
               </w:rPr>
-              <w:t xml:space="preserve">S9968522J</w:t>
+              <w:t xml:space="preserve">S9916569C</w:t>
             </w:r>
           </w:p>
         </w:tc>
@@ -16707,7 +18347,7 @@
                 <w:sz w:val="18"/>
                 <w:szCs w:val="18"/>
               </w:rPr>
-              <w:t xml:space="preserve">AccountBalance</w:t>
+              <w:t xml:space="preserve">SubscriptionFee</w:t>
             </w:r>
           </w:p>
         </w:tc>
@@ -16738,7 +18378,7 @@
                 <w:sz w:val="18"/>
                 <w:szCs w:val="18"/>
               </w:rPr>
-              <w:t xml:space="preserve">-150.5</w:t>
+              <w:t xml:space="preserve">&lt;NA&gt;</w:t>
             </w:r>
           </w:p>
         </w:tc>
@@ -16769,7 +18409,20 @@
                 <w:sz w:val="18"/>
                 <w:szCs w:val="18"/>
               </w:rPr>
-              <w:t xml:space="preserve">#12: AccountBalance must be non-negative</w:t>
+              <w:t xml:space="preserve">#17: SubscriptionFee must not be null</w:t>
+            </w:r>
+          </w:p>
+          <w:p>
+            <w:pPr>
+              <w:spacing w:after="60"/>
+            </w:pPr>
+            <w:r>
+              <w:rPr>
+                <w:rFonts w:ascii="Arial" w:cs="Arial" w:eastAsia="Arial" w:hAnsi="Arial"/>
+                <w:sz w:val="18"/>
+                <w:szCs w:val="18"/>
+              </w:rPr>
+              <w:t xml:space="preserve">#18: SubscriptionFee must be parseable as a numeric value</w:t>
             </w:r>
           </w:p>
         </w:tc>
@@ -16803,7 +18456,7 @@
                 <w:sz w:val="18"/>
                 <w:szCs w:val="18"/>
               </w:rPr>
-              <w:t xml:space="preserve">9</w:t>
+              <w:t xml:space="preserve">7</w:t>
             </w:r>
           </w:p>
         </w:tc>
@@ -16835,7 +18488,7 @@
                 <w:sz w:val="18"/>
                 <w:szCs w:val="18"/>
               </w:rPr>
-              <w:t xml:space="preserve">G5566778N</w:t>
+              <w:t xml:space="preserve">S9136271F</w:t>
             </w:r>
           </w:p>
         </w:tc>
@@ -16865,7 +18518,7 @@
                 <w:sz w:val="18"/>
                 <w:szCs w:val="18"/>
               </w:rPr>
-              <w:t xml:space="preserve">FeedbackScore</w:t>
+              <w:t xml:space="preserve">SubscriptionFee</w:t>
             </w:r>
           </w:p>
         </w:tc>
@@ -16895,7 +18548,7 @@
                 <w:sz w:val="18"/>
                 <w:szCs w:val="18"/>
               </w:rPr>
-              <w:t xml:space="preserve">7.3</w:t>
+              <w:t xml:space="preserve">free</w:t>
             </w:r>
           </w:p>
         </w:tc>
@@ -16925,7 +18578,7 @@
                 <w:sz w:val="18"/>
                 <w:szCs w:val="18"/>
               </w:rPr>
-              <w:t xml:space="preserve">#13: FeedbackScore must be between 0 and 5 (inclusive)</w:t>
+              <w:t xml:space="preserve">#18: SubscriptionFee must be parseable as a numeric value</w:t>
             </w:r>
           </w:p>
         </w:tc>
@@ -16960,7 +18613,7 @@
                 <w:sz w:val="18"/>
                 <w:szCs w:val="18"/>
               </w:rPr>
-              <w:t xml:space="preserve">8</w:t>
+              <w:t xml:space="preserve">28</w:t>
             </w:r>
           </w:p>
         </w:tc>
@@ -16993,7 +18646,7 @@
                 <w:sz w:val="18"/>
                 <w:szCs w:val="18"/>
               </w:rPr>
-              <w:t xml:space="preserve">F4455667M</w:t>
+              <w:t xml:space="preserve">S8403757E</w:t>
             </w:r>
           </w:p>
         </w:tc>
@@ -17024,7 +18677,7 @@
                 <w:sz w:val="18"/>
                 <w:szCs w:val="18"/>
               </w:rPr>
-              <w:t xml:space="preserve">Status</w:t>
+              <w:t xml:space="preserve">AccountBalance</w:t>
             </w:r>
           </w:p>
         </w:tc>
@@ -17055,7 +18708,7 @@
                 <w:sz w:val="18"/>
                 <w:szCs w:val="18"/>
               </w:rPr>
-              <w:t xml:space="preserve">yes</w:t>
+              <w:t xml:space="preserve">99999.0</w:t>
             </w:r>
           </w:p>
         </w:tc>
@@ -17086,7 +18739,7 @@
                 <w:sz w:val="18"/>
                 <w:szCs w:val="18"/>
               </w:rPr>
-              <w:t xml:space="preserve">#14: Status must be standardized to 'True' or 'False' (boolean representation)</w:t>
+              <w:t xml:space="preserve">#21: AccountBalance must not contain sentinel value 99999.0</w:t>
             </w:r>
           </w:p>
         </w:tc>
@@ -17120,7 +18773,7 @@
                 <w:sz w:val="18"/>
                 <w:szCs w:val="18"/>
               </w:rPr>
-              <w:t xml:space="preserve">14</w:t>
+              <w:t xml:space="preserve">4</w:t>
             </w:r>
           </w:p>
         </w:tc>
@@ -17152,7 +18805,7 @@
                 <w:sz w:val="18"/>
                 <w:szCs w:val="18"/>
               </w:rPr>
-              <w:t xml:space="preserve">G6677889Q</w:t>
+              <w:t xml:space="preserve">F1122334K</w:t>
             </w:r>
           </w:p>
         </w:tc>
@@ -17182,7 +18835,7 @@
                 <w:sz w:val="18"/>
                 <w:szCs w:val="18"/>
               </w:rPr>
-              <w:t xml:space="preserve">Status</w:t>
+              <w:t xml:space="preserve">OS</w:t>
             </w:r>
           </w:p>
         </w:tc>
@@ -17212,7 +18865,7 @@
                 <w:sz w:val="18"/>
                 <w:szCs w:val="18"/>
               </w:rPr>
-              <w:t xml:space="preserve">1</w:t>
+              <w:t xml:space="preserve">android</w:t>
             </w:r>
           </w:p>
         </w:tc>
@@ -17242,7 +18895,7 @@
                 <w:sz w:val="18"/>
                 <w:szCs w:val="18"/>
               </w:rPr>
-              <w:t xml:space="preserve">#14: Status must be standardized to 'True' or 'False' (boolean representation)</w:t>
+              <w:t xml:space="preserve">#25: OS must be in canonical form (Android, iOS, Linux, Windows, macOS)</w:t>
             </w:r>
           </w:p>
         </w:tc>
@@ -17277,7 +18930,7 @@
                 <w:sz w:val="18"/>
                 <w:szCs w:val="18"/>
               </w:rPr>
-              <w:t xml:space="preserve">21</w:t>
+              <w:t xml:space="preserve">8</w:t>
             </w:r>
           </w:p>
         </w:tc>
@@ -17310,7 +18963,7 @@
                 <w:sz w:val="18"/>
                 <w:szCs w:val="18"/>
               </w:rPr>
-              <w:t xml:space="preserve">S9203906D</w:t>
+              <w:t xml:space="preserve">F4455667M</w:t>
             </w:r>
           </w:p>
         </w:tc>
@@ -17341,7 +18994,7 @@
                 <w:sz w:val="18"/>
                 <w:szCs w:val="18"/>
               </w:rPr>
-              <w:t xml:space="preserve">Status</w:t>
+              <w:t xml:space="preserve">OS</w:t>
             </w:r>
           </w:p>
         </w:tc>
@@ -17372,7 +19025,7 @@
                 <w:sz w:val="18"/>
                 <w:szCs w:val="18"/>
               </w:rPr>
-              <w:t xml:space="preserve">0</w:t>
+              <w:t xml:space="preserve">macOs</w:t>
             </w:r>
           </w:p>
         </w:tc>
@@ -17403,7 +19056,7 @@
                 <w:sz w:val="18"/>
                 <w:szCs w:val="18"/>
               </w:rPr>
-              <w:t xml:space="preserve">#14: Status must be standardized to 'True' or 'False' (boolean representation)</w:t>
+              <w:t xml:space="preserve">#25: OS must be in canonical form (Android, iOS, Linux, Windows, macOS)</w:t>
             </w:r>
           </w:p>
         </w:tc>
@@ -17437,7 +19090,7 @@
                 <w:sz w:val="18"/>
                 <w:szCs w:val="18"/>
               </w:rPr>
-              <w:t xml:space="preserve">4</w:t>
+              <w:t xml:space="preserve">12</w:t>
             </w:r>
           </w:p>
         </w:tc>
@@ -17469,7 +19122,7 @@
                 <w:sz w:val="18"/>
                 <w:szCs w:val="18"/>
               </w:rPr>
-              <w:t xml:space="preserve">F1122334K</w:t>
+              <w:t xml:space="preserve">T0292156H</w:t>
             </w:r>
           </w:p>
         </w:tc>
@@ -17529,7 +19182,7 @@
                 <w:sz w:val="18"/>
                 <w:szCs w:val="18"/>
               </w:rPr>
-              <w:t xml:space="preserve">android</w:t>
+              <w:t xml:space="preserve">LINUX</w:t>
             </w:r>
           </w:p>
         </w:tc>
@@ -17559,7 +19212,7 @@
                 <w:sz w:val="18"/>
                 <w:szCs w:val="18"/>
               </w:rPr>
-              <w:t xml:space="preserve">#15: OS must use canonical capitalization: Android, iOS, Linux, Windows, macOs</w:t>
+              <w:t xml:space="preserve">#25: OS must be in canonical form (Android, iOS, Linux, Windows, macOS)</w:t>
             </w:r>
           </w:p>
         </w:tc>
@@ -17594,7 +19247,7 @@
                 <w:sz w:val="18"/>
                 <w:szCs w:val="18"/>
               </w:rPr>
-              <w:t xml:space="preserve">12</w:t>
+              <w:t xml:space="preserve">15</w:t>
             </w:r>
           </w:p>
         </w:tc>
@@ -17627,7 +19280,7 @@
                 <w:sz w:val="18"/>
                 <w:szCs w:val="18"/>
               </w:rPr>
-              <w:t xml:space="preserve">T0292156H</w:t>
+              <w:t xml:space="preserve">S9539727A</w:t>
             </w:r>
           </w:p>
         </w:tc>
@@ -17658,7 +19311,20 @@
                 <w:sz w:val="18"/>
                 <w:szCs w:val="18"/>
               </w:rPr>
-              <w:t xml:space="preserve">OS</w:t>
+              <w:t xml:space="preserve">• OS</w:t>
+            </w:r>
+          </w:p>
+          <w:p>
+            <w:pPr>
+              <w:spacing w:after="60"/>
+            </w:pPr>
+            <w:r>
+              <w:rPr>
+                <w:rFonts w:ascii="Arial" w:cs="Arial" w:eastAsia="Arial" w:hAnsi="Arial"/>
+                <w:sz w:val="18"/>
+                <w:szCs w:val="18"/>
+              </w:rPr>
+              <w:t xml:space="preserve">• FeedbackScore1</w:t>
             </w:r>
           </w:p>
         </w:tc>
@@ -17689,7 +19355,20 @@
                 <w:sz w:val="18"/>
                 <w:szCs w:val="18"/>
               </w:rPr>
-              <w:t xml:space="preserve">LINUX</w:t>
+              <w:t xml:space="preserve">• macOs</w:t>
+            </w:r>
+          </w:p>
+          <w:p>
+            <w:pPr>
+              <w:spacing w:after="60"/>
+            </w:pPr>
+            <w:r>
+              <w:rPr>
+                <w:rFonts w:ascii="Arial" w:cs="Arial" w:eastAsia="Arial" w:hAnsi="Arial"/>
+                <w:sz w:val="18"/>
+                <w:szCs w:val="18"/>
+              </w:rPr>
+              <w:t xml:space="preserve">• 4.11</w:t>
             </w:r>
           </w:p>
         </w:tc>
@@ -17720,7 +19399,20 @@
                 <w:sz w:val="18"/>
                 <w:szCs w:val="18"/>
               </w:rPr>
-              <w:t xml:space="preserve">#15: OS must use canonical capitalization: Android, iOS, Linux, Windows, macOs</w:t>
+              <w:t xml:space="preserve">#25: OS must be in canonical form (Android, iOS, Linux, Windows, macOS)</w:t>
+            </w:r>
+          </w:p>
+          <w:p>
+            <w:pPr>
+              <w:spacing w:after="60"/>
+            </w:pPr>
+            <w:r>
+              <w:rPr>
+                <w:rFonts w:ascii="Arial" w:cs="Arial" w:eastAsia="Arial" w:hAnsi="Arial"/>
+                <w:sz w:val="18"/>
+                <w:szCs w:val="18"/>
+              </w:rPr>
+              <w:t xml:space="preserve">#28: FeedbackScore must equal FeedbackScore1</w:t>
             </w:r>
           </w:p>
         </w:tc>
@@ -17754,7 +19446,7 @@
                 <w:sz w:val="18"/>
                 <w:szCs w:val="18"/>
               </w:rPr>
-              <w:t xml:space="preserve">26</w:t>
+              <w:t xml:space="preserve">17</w:t>
             </w:r>
           </w:p>
         </w:tc>
@@ -17786,6 +19478,323 @@
                 <w:sz w:val="18"/>
                 <w:szCs w:val="18"/>
               </w:rPr>
+              <w:t xml:space="preserve">F9900112R</w:t>
+            </w:r>
+          </w:p>
+        </w:tc>
+        <w:tc>
+          <w:tcPr>
+            <w:tcW w:type="dxa" w:w="1400"/>
+            <w:tcBorders>
+              <w:top w:val="single" w:color="BBCFE0" w:sz="1"/>
+              <w:left w:val="single" w:color="BBCFE0" w:sz="1"/>
+              <w:bottom w:val="single" w:color="BBCFE0" w:sz="1"/>
+              <w:right w:val="single" w:color="BBCFE0" w:sz="1"/>
+            </w:tcBorders>
+            <w:tcMar>
+              <w:top w:type="dxa" w:w="80"/>
+              <w:left w:type="dxa" w:w="120"/>
+              <w:bottom w:type="dxa" w:w="80"/>
+              <w:right w:type="dxa" w:w="120"/>
+            </w:tcMar>
+          </w:tcPr>
+          <w:p>
+            <w:pPr>
+              <w:spacing w:after="60"/>
+            </w:pPr>
+            <w:r>
+              <w:rPr>
+                <w:rFonts w:ascii="Arial" w:cs="Arial" w:eastAsia="Arial" w:hAnsi="Arial"/>
+                <w:sz w:val="18"/>
+                <w:szCs w:val="18"/>
+              </w:rPr>
+              <w:t xml:space="preserve">OS</w:t>
+            </w:r>
+          </w:p>
+        </w:tc>
+        <w:tc>
+          <w:tcPr>
+            <w:tcW w:type="dxa" w:w="2000"/>
+            <w:tcBorders>
+              <w:top w:val="single" w:color="BBCFE0" w:sz="1"/>
+              <w:left w:val="single" w:color="BBCFE0" w:sz="1"/>
+              <w:bottom w:val="single" w:color="BBCFE0" w:sz="1"/>
+              <w:right w:val="single" w:color="BBCFE0" w:sz="1"/>
+            </w:tcBorders>
+            <w:tcMar>
+              <w:top w:type="dxa" w:w="80"/>
+              <w:left w:type="dxa" w:w="120"/>
+              <w:bottom w:type="dxa" w:w="80"/>
+              <w:right w:type="dxa" w:w="120"/>
+            </w:tcMar>
+          </w:tcPr>
+          <w:p>
+            <w:pPr>
+              <w:spacing w:after="60"/>
+            </w:pPr>
+            <w:r>
+              <w:rPr>
+                <w:rFonts w:ascii="Arial" w:cs="Arial" w:eastAsia="Arial" w:hAnsi="Arial"/>
+                <w:sz w:val="18"/>
+                <w:szCs w:val="18"/>
+              </w:rPr>
+              <w:t xml:space="preserve">macOs</w:t>
+            </w:r>
+          </w:p>
+        </w:tc>
+        <w:tc>
+          <w:tcPr>
+            <w:tcW w:type="dxa" w:w="3760"/>
+            <w:tcBorders>
+              <w:top w:val="single" w:color="BBCFE0" w:sz="1"/>
+              <w:left w:val="single" w:color="BBCFE0" w:sz="1"/>
+              <w:bottom w:val="single" w:color="BBCFE0" w:sz="1"/>
+              <w:right w:val="single" w:color="BBCFE0" w:sz="1"/>
+            </w:tcBorders>
+            <w:tcMar>
+              <w:top w:type="dxa" w:w="80"/>
+              <w:left w:type="dxa" w:w="120"/>
+              <w:bottom w:type="dxa" w:w="80"/>
+              <w:right w:type="dxa" w:w="120"/>
+            </w:tcMar>
+          </w:tcPr>
+          <w:p>
+            <w:pPr>
+              <w:spacing w:after="60"/>
+            </w:pPr>
+            <w:r>
+              <w:rPr>
+                <w:rFonts w:ascii="Arial" w:cs="Arial" w:eastAsia="Arial" w:hAnsi="Arial"/>
+                <w:sz w:val="18"/>
+                <w:szCs w:val="18"/>
+              </w:rPr>
+              <w:t xml:space="preserve">#25: OS must be in canonical form (Android, iOS, Linux, Windows, macOS)</w:t>
+            </w:r>
+          </w:p>
+        </w:tc>
+      </w:tr>
+      <w:tr>
+        <w:tc>
+          <w:tcPr>
+            <w:tcW w:type="dxa" w:w="600"/>
+            <w:tcBorders>
+              <w:top w:val="single" w:color="BBCFE0" w:sz="1"/>
+              <w:left w:val="single" w:color="BBCFE0" w:sz="1"/>
+              <w:bottom w:val="single" w:color="BBCFE0" w:sz="1"/>
+              <w:right w:val="single" w:color="BBCFE0" w:sz="1"/>
+            </w:tcBorders>
+            <w:shd w:fill="F2F7FC" w:val="clear"/>
+            <w:tcMar>
+              <w:top w:type="dxa" w:w="80"/>
+              <w:left w:type="dxa" w:w="120"/>
+              <w:bottom w:type="dxa" w:w="80"/>
+              <w:right w:type="dxa" w:w="120"/>
+            </w:tcMar>
+          </w:tcPr>
+          <w:p>
+            <w:pPr>
+              <w:spacing w:line="360"/>
+            </w:pPr>
+            <w:r>
+              <w:rPr>
+                <w:rFonts w:ascii="Arial" w:cs="Arial" w:eastAsia="Arial" w:hAnsi="Arial"/>
+                <w:i w:val="false"/>
+                <w:iCs w:val="false"/>
+                <w:sz w:val="18"/>
+                <w:szCs w:val="18"/>
+              </w:rPr>
+              <w:t xml:space="preserve">19</w:t>
+            </w:r>
+          </w:p>
+        </w:tc>
+        <w:tc>
+          <w:tcPr>
+            <w:tcW w:type="dxa" w:w="1600"/>
+            <w:tcBorders>
+              <w:top w:val="single" w:color="BBCFE0" w:sz="1"/>
+              <w:left w:val="single" w:color="BBCFE0" w:sz="1"/>
+              <w:bottom w:val="single" w:color="BBCFE0" w:sz="1"/>
+              <w:right w:val="single" w:color="BBCFE0" w:sz="1"/>
+            </w:tcBorders>
+            <w:shd w:fill="F2F7FC" w:val="clear"/>
+            <w:tcMar>
+              <w:top w:type="dxa" w:w="80"/>
+              <w:left w:type="dxa" w:w="120"/>
+              <w:bottom w:type="dxa" w:w="80"/>
+              <w:right w:type="dxa" w:w="120"/>
+            </w:tcMar>
+          </w:tcPr>
+          <w:p>
+            <w:pPr>
+              <w:spacing w:line="360"/>
+            </w:pPr>
+            <w:r>
+              <w:rPr>
+                <w:rFonts w:ascii="Arial" w:cs="Arial" w:eastAsia="Arial" w:hAnsi="Arial"/>
+                <w:i w:val="false"/>
+                <w:iCs w:val="false"/>
+                <w:sz w:val="18"/>
+                <w:szCs w:val="18"/>
+              </w:rPr>
+              <w:t xml:space="preserve">S8705681C</w:t>
+            </w:r>
+          </w:p>
+        </w:tc>
+        <w:tc>
+          <w:tcPr>
+            <w:tcW w:type="dxa" w:w="1400"/>
+            <w:tcBorders>
+              <w:top w:val="single" w:color="BBCFE0" w:sz="1"/>
+              <w:left w:val="single" w:color="BBCFE0" w:sz="1"/>
+              <w:bottom w:val="single" w:color="BBCFE0" w:sz="1"/>
+              <w:right w:val="single" w:color="BBCFE0" w:sz="1"/>
+            </w:tcBorders>
+            <w:shd w:fill="F2F7FC" w:val="clear"/>
+            <w:tcMar>
+              <w:top w:type="dxa" w:w="80"/>
+              <w:left w:type="dxa" w:w="120"/>
+              <w:bottom w:type="dxa" w:w="80"/>
+              <w:right w:type="dxa" w:w="120"/>
+            </w:tcMar>
+          </w:tcPr>
+          <w:p>
+            <w:pPr>
+              <w:spacing w:after="60"/>
+            </w:pPr>
+            <w:r>
+              <w:rPr>
+                <w:rFonts w:ascii="Arial" w:cs="Arial" w:eastAsia="Arial" w:hAnsi="Arial"/>
+                <w:sz w:val="18"/>
+                <w:szCs w:val="18"/>
+              </w:rPr>
+              <w:t xml:space="preserve">OS</w:t>
+            </w:r>
+          </w:p>
+        </w:tc>
+        <w:tc>
+          <w:tcPr>
+            <w:tcW w:type="dxa" w:w="2000"/>
+            <w:tcBorders>
+              <w:top w:val="single" w:color="BBCFE0" w:sz="1"/>
+              <w:left w:val="single" w:color="BBCFE0" w:sz="1"/>
+              <w:bottom w:val="single" w:color="BBCFE0" w:sz="1"/>
+              <w:right w:val="single" w:color="BBCFE0" w:sz="1"/>
+            </w:tcBorders>
+            <w:shd w:fill="F2F7FC" w:val="clear"/>
+            <w:tcMar>
+              <w:top w:type="dxa" w:w="80"/>
+              <w:left w:type="dxa" w:w="120"/>
+              <w:bottom w:type="dxa" w:w="80"/>
+              <w:right w:type="dxa" w:w="120"/>
+            </w:tcMar>
+          </w:tcPr>
+          <w:p>
+            <w:pPr>
+              <w:spacing w:after="60"/>
+            </w:pPr>
+            <w:r>
+              <w:rPr>
+                <w:rFonts w:ascii="Arial" w:cs="Arial" w:eastAsia="Arial" w:hAnsi="Arial"/>
+                <w:sz w:val="18"/>
+                <w:szCs w:val="18"/>
+              </w:rPr>
+              <w:t xml:space="preserve">macOs</w:t>
+            </w:r>
+          </w:p>
+        </w:tc>
+        <w:tc>
+          <w:tcPr>
+            <w:tcW w:type="dxa" w:w="3760"/>
+            <w:tcBorders>
+              <w:top w:val="single" w:color="BBCFE0" w:sz="1"/>
+              <w:left w:val="single" w:color="BBCFE0" w:sz="1"/>
+              <w:bottom w:val="single" w:color="BBCFE0" w:sz="1"/>
+              <w:right w:val="single" w:color="BBCFE0" w:sz="1"/>
+            </w:tcBorders>
+            <w:shd w:fill="F2F7FC" w:val="clear"/>
+            <w:tcMar>
+              <w:top w:type="dxa" w:w="80"/>
+              <w:left w:type="dxa" w:w="120"/>
+              <w:bottom w:type="dxa" w:w="80"/>
+              <w:right w:type="dxa" w:w="120"/>
+            </w:tcMar>
+          </w:tcPr>
+          <w:p>
+            <w:pPr>
+              <w:spacing w:after="60"/>
+            </w:pPr>
+            <w:r>
+              <w:rPr>
+                <w:rFonts w:ascii="Arial" w:cs="Arial" w:eastAsia="Arial" w:hAnsi="Arial"/>
+                <w:sz w:val="18"/>
+                <w:szCs w:val="18"/>
+              </w:rPr>
+              <w:t xml:space="preserve">#25: OS must be in canonical form (Android, iOS, Linux, Windows, macOS)</w:t>
+            </w:r>
+          </w:p>
+        </w:tc>
+      </w:tr>
+      <w:tr>
+        <w:tc>
+          <w:tcPr>
+            <w:tcW w:type="dxa" w:w="600"/>
+            <w:tcBorders>
+              <w:top w:val="single" w:color="BBCFE0" w:sz="1"/>
+              <w:left w:val="single" w:color="BBCFE0" w:sz="1"/>
+              <w:bottom w:val="single" w:color="BBCFE0" w:sz="1"/>
+              <w:right w:val="single" w:color="BBCFE0" w:sz="1"/>
+            </w:tcBorders>
+            <w:tcMar>
+              <w:top w:type="dxa" w:w="80"/>
+              <w:left w:type="dxa" w:w="120"/>
+              <w:bottom w:type="dxa" w:w="80"/>
+              <w:right w:type="dxa" w:w="120"/>
+            </w:tcMar>
+          </w:tcPr>
+          <w:p>
+            <w:pPr>
+              <w:spacing w:line="360"/>
+            </w:pPr>
+            <w:r>
+              <w:rPr>
+                <w:rFonts w:ascii="Arial" w:cs="Arial" w:eastAsia="Arial" w:hAnsi="Arial"/>
+                <w:i w:val="false"/>
+                <w:iCs w:val="false"/>
+                <w:sz w:val="18"/>
+                <w:szCs w:val="18"/>
+              </w:rPr>
+              <w:t xml:space="preserve">26</w:t>
+            </w:r>
+          </w:p>
+        </w:tc>
+        <w:tc>
+          <w:tcPr>
+            <w:tcW w:type="dxa" w:w="1600"/>
+            <w:tcBorders>
+              <w:top w:val="single" w:color="BBCFE0" w:sz="1"/>
+              <w:left w:val="single" w:color="BBCFE0" w:sz="1"/>
+              <w:bottom w:val="single" w:color="BBCFE0" w:sz="1"/>
+              <w:right w:val="single" w:color="BBCFE0" w:sz="1"/>
+            </w:tcBorders>
+            <w:tcMar>
+              <w:top w:type="dxa" w:w="80"/>
+              <w:left w:type="dxa" w:w="120"/>
+              <w:bottom w:type="dxa" w:w="80"/>
+              <w:right w:type="dxa" w:w="120"/>
+            </w:tcMar>
+          </w:tcPr>
+          <w:p>
+            <w:pPr>
+              <w:spacing w:line="360"/>
+            </w:pPr>
+            <w:r>
+              <w:rPr>
+                <w:rFonts w:ascii="Arial" w:cs="Arial" w:eastAsia="Arial" w:hAnsi="Arial"/>
+                <w:i w:val="false"/>
+                <w:iCs w:val="false"/>
+                <w:sz w:val="18"/>
+                <w:szCs w:val="18"/>
+              </w:rPr>
               <w:t xml:space="preserve">G4455667W</w:t>
             </w:r>
           </w:p>
@@ -17876,7 +19885,841 @@
                 <w:sz w:val="18"/>
                 <w:szCs w:val="18"/>
               </w:rPr>
-              <w:t xml:space="preserve">#15: OS must use canonical capitalization: Android, iOS, Linux, Windows, macOs</w:t>
+              <w:t xml:space="preserve">#25: OS must be in canonical form (Android, iOS, Linux, Windows, macOS)</w:t>
+            </w:r>
+          </w:p>
+        </w:tc>
+      </w:tr>
+      <w:tr>
+        <w:tc>
+          <w:tcPr>
+            <w:tcW w:type="dxa" w:w="600"/>
+            <w:tcBorders>
+              <w:top w:val="single" w:color="BBCFE0" w:sz="1"/>
+              <w:left w:val="single" w:color="BBCFE0" w:sz="1"/>
+              <w:bottom w:val="single" w:color="BBCFE0" w:sz="1"/>
+              <w:right w:val="single" w:color="BBCFE0" w:sz="1"/>
+            </w:tcBorders>
+            <w:shd w:fill="F2F7FC" w:val="clear"/>
+            <w:tcMar>
+              <w:top w:type="dxa" w:w="80"/>
+              <w:left w:type="dxa" w:w="120"/>
+              <w:bottom w:type="dxa" w:w="80"/>
+              <w:right w:type="dxa" w:w="120"/>
+            </w:tcMar>
+          </w:tcPr>
+          <w:p>
+            <w:pPr>
+              <w:spacing w:line="360"/>
+            </w:pPr>
+            <w:r>
+              <w:rPr>
+                <w:rFonts w:ascii="Arial" w:cs="Arial" w:eastAsia="Arial" w:hAnsi="Arial"/>
+                <w:i w:val="false"/>
+                <w:iCs w:val="false"/>
+                <w:sz w:val="18"/>
+                <w:szCs w:val="18"/>
+              </w:rPr>
+              <w:t xml:space="preserve">20</w:t>
+            </w:r>
+          </w:p>
+        </w:tc>
+        <w:tc>
+          <w:tcPr>
+            <w:tcW w:type="dxa" w:w="1600"/>
+            <w:tcBorders>
+              <w:top w:val="single" w:color="BBCFE0" w:sz="1"/>
+              <w:left w:val="single" w:color="BBCFE0" w:sz="1"/>
+              <w:bottom w:val="single" w:color="BBCFE0" w:sz="1"/>
+              <w:right w:val="single" w:color="BBCFE0" w:sz="1"/>
+            </w:tcBorders>
+            <w:shd w:fill="F2F7FC" w:val="clear"/>
+            <w:tcMar>
+              <w:top w:type="dxa" w:w="80"/>
+              <w:left w:type="dxa" w:w="120"/>
+              <w:bottom w:type="dxa" w:w="80"/>
+              <w:right w:type="dxa" w:w="120"/>
+            </w:tcMar>
+          </w:tcPr>
+          <w:p>
+            <w:pPr>
+              <w:spacing w:line="360"/>
+            </w:pPr>
+            <w:r>
+              <w:rPr>
+                <w:rFonts w:ascii="Arial" w:cs="Arial" w:eastAsia="Arial" w:hAnsi="Arial"/>
+                <w:i w:val="false"/>
+                <w:iCs w:val="false"/>
+                <w:sz w:val="18"/>
+                <w:szCs w:val="18"/>
+              </w:rPr>
+              <w:t xml:space="preserve">F1011121T</w:t>
+            </w:r>
+          </w:p>
+        </w:tc>
+        <w:tc>
+          <w:tcPr>
+            <w:tcW w:type="dxa" w:w="1400"/>
+            <w:tcBorders>
+              <w:top w:val="single" w:color="BBCFE0" w:sz="1"/>
+              <w:left w:val="single" w:color="BBCFE0" w:sz="1"/>
+              <w:bottom w:val="single" w:color="BBCFE0" w:sz="1"/>
+              <w:right w:val="single" w:color="BBCFE0" w:sz="1"/>
+            </w:tcBorders>
+            <w:shd w:fill="F2F7FC" w:val="clear"/>
+            <w:tcMar>
+              <w:top w:type="dxa" w:w="80"/>
+              <w:left w:type="dxa" w:w="120"/>
+              <w:bottom w:type="dxa" w:w="80"/>
+              <w:right w:type="dxa" w:w="120"/>
+            </w:tcMar>
+          </w:tcPr>
+          <w:p>
+            <w:pPr>
+              <w:spacing w:after="60"/>
+            </w:pPr>
+            <w:r>
+              <w:rPr>
+                <w:rFonts w:ascii="Arial" w:cs="Arial" w:eastAsia="Arial" w:hAnsi="Arial"/>
+                <w:sz w:val="18"/>
+                <w:szCs w:val="18"/>
+              </w:rPr>
+              <w:t xml:space="preserve">JoinDate</w:t>
+            </w:r>
+          </w:p>
+        </w:tc>
+        <w:tc>
+          <w:tcPr>
+            <w:tcW w:type="dxa" w:w="2000"/>
+            <w:tcBorders>
+              <w:top w:val="single" w:color="BBCFE0" w:sz="1"/>
+              <w:left w:val="single" w:color="BBCFE0" w:sz="1"/>
+              <w:bottom w:val="single" w:color="BBCFE0" w:sz="1"/>
+              <w:right w:val="single" w:color="BBCFE0" w:sz="1"/>
+            </w:tcBorders>
+            <w:shd w:fill="F2F7FC" w:val="clear"/>
+            <w:tcMar>
+              <w:top w:type="dxa" w:w="80"/>
+              <w:left w:type="dxa" w:w="120"/>
+              <w:bottom w:type="dxa" w:w="80"/>
+              <w:right w:type="dxa" w:w="120"/>
+            </w:tcMar>
+          </w:tcPr>
+          <w:p>
+            <w:pPr>
+              <w:spacing w:after="60"/>
+            </w:pPr>
+            <w:r>
+              <w:rPr>
+                <w:rFonts w:ascii="Arial" w:cs="Arial" w:eastAsia="Arial" w:hAnsi="Arial"/>
+                <w:sz w:val="18"/>
+                <w:szCs w:val="18"/>
+              </w:rPr>
+              <w:t xml:space="preserve">2020-11-02 00:00:00</w:t>
+            </w:r>
+          </w:p>
+        </w:tc>
+        <w:tc>
+          <w:tcPr>
+            <w:tcW w:type="dxa" w:w="3760"/>
+            <w:tcBorders>
+              <w:top w:val="single" w:color="BBCFE0" w:sz="1"/>
+              <w:left w:val="single" w:color="BBCFE0" w:sz="1"/>
+              <w:bottom w:val="single" w:color="BBCFE0" w:sz="1"/>
+              <w:right w:val="single" w:color="BBCFE0" w:sz="1"/>
+            </w:tcBorders>
+            <w:shd w:fill="F2F7FC" w:val="clear"/>
+            <w:tcMar>
+              <w:top w:type="dxa" w:w="80"/>
+              <w:left w:type="dxa" w:w="120"/>
+              <w:bottom w:type="dxa" w:w="80"/>
+              <w:right w:type="dxa" w:w="120"/>
+            </w:tcMar>
+          </w:tcPr>
+          <w:p>
+            <w:pPr>
+              <w:spacing w:after="60"/>
+            </w:pPr>
+            <w:r>
+              <w:rPr>
+                <w:rFonts w:ascii="Arial" w:cs="Arial" w:eastAsia="Arial" w:hAnsi="Arial"/>
+                <w:sz w:val="18"/>
+                <w:szCs w:val="18"/>
+              </w:rPr>
+              <w:t xml:space="preserve">#26: LastLogin must be greater than or equal to JoinDate</w:t>
+            </w:r>
+          </w:p>
+        </w:tc>
+      </w:tr>
+      <w:tr>
+        <w:tc>
+          <w:tcPr>
+            <w:tcW w:type="dxa" w:w="600"/>
+            <w:tcBorders>
+              <w:top w:val="single" w:color="BBCFE0" w:sz="1"/>
+              <w:left w:val="single" w:color="BBCFE0" w:sz="1"/>
+              <w:bottom w:val="single" w:color="BBCFE0" w:sz="1"/>
+              <w:right w:val="single" w:color="BBCFE0" w:sz="1"/>
+            </w:tcBorders>
+            <w:tcMar>
+              <w:top w:type="dxa" w:w="80"/>
+              <w:left w:type="dxa" w:w="120"/>
+              <w:bottom w:type="dxa" w:w="80"/>
+              <w:right w:type="dxa" w:w="120"/>
+            </w:tcMar>
+          </w:tcPr>
+          <w:p>
+            <w:pPr>
+              <w:spacing w:line="360"/>
+            </w:pPr>
+            <w:r>
+              <w:rPr>
+                <w:rFonts w:ascii="Arial" w:cs="Arial" w:eastAsia="Arial" w:hAnsi="Arial"/>
+                <w:i w:val="false"/>
+                <w:iCs w:val="false"/>
+                <w:sz w:val="18"/>
+                <w:szCs w:val="18"/>
+              </w:rPr>
+              <w:t xml:space="preserve">9</w:t>
+            </w:r>
+          </w:p>
+        </w:tc>
+        <w:tc>
+          <w:tcPr>
+            <w:tcW w:type="dxa" w:w="1600"/>
+            <w:tcBorders>
+              <w:top w:val="single" w:color="BBCFE0" w:sz="1"/>
+              <w:left w:val="single" w:color="BBCFE0" w:sz="1"/>
+              <w:bottom w:val="single" w:color="BBCFE0" w:sz="1"/>
+              <w:right w:val="single" w:color="BBCFE0" w:sz="1"/>
+            </w:tcBorders>
+            <w:tcMar>
+              <w:top w:type="dxa" w:w="80"/>
+              <w:left w:type="dxa" w:w="120"/>
+              <w:bottom w:type="dxa" w:w="80"/>
+              <w:right w:type="dxa" w:w="120"/>
+            </w:tcMar>
+          </w:tcPr>
+          <w:p>
+            <w:pPr>
+              <w:spacing w:line="360"/>
+            </w:pPr>
+            <w:r>
+              <w:rPr>
+                <w:rFonts w:ascii="Arial" w:cs="Arial" w:eastAsia="Arial" w:hAnsi="Arial"/>
+                <w:i w:val="false"/>
+                <w:iCs w:val="false"/>
+                <w:sz w:val="18"/>
+                <w:szCs w:val="18"/>
+              </w:rPr>
+              <w:t xml:space="preserve">G5566778N</w:t>
+            </w:r>
+          </w:p>
+        </w:tc>
+        <w:tc>
+          <w:tcPr>
+            <w:tcW w:type="dxa" w:w="1400"/>
+            <w:tcBorders>
+              <w:top w:val="single" w:color="BBCFE0" w:sz="1"/>
+              <w:left w:val="single" w:color="BBCFE0" w:sz="1"/>
+              <w:bottom w:val="single" w:color="BBCFE0" w:sz="1"/>
+              <w:right w:val="single" w:color="BBCFE0" w:sz="1"/>
+            </w:tcBorders>
+            <w:tcMar>
+              <w:top w:type="dxa" w:w="80"/>
+              <w:left w:type="dxa" w:w="120"/>
+              <w:bottom w:type="dxa" w:w="80"/>
+              <w:right w:type="dxa" w:w="120"/>
+            </w:tcMar>
+          </w:tcPr>
+          <w:p>
+            <w:pPr>
+              <w:spacing w:after="60"/>
+            </w:pPr>
+            <w:r>
+              <w:rPr>
+                <w:rFonts w:ascii="Arial" w:cs="Arial" w:eastAsia="Arial" w:hAnsi="Arial"/>
+                <w:sz w:val="18"/>
+                <w:szCs w:val="18"/>
+              </w:rPr>
+              <w:t xml:space="preserve">• Subscription_Type</w:t>
+            </w:r>
+          </w:p>
+          <w:p>
+            <w:pPr>
+              <w:spacing w:after="60"/>
+            </w:pPr>
+            <w:r>
+              <w:rPr>
+                <w:rFonts w:ascii="Arial" w:cs="Arial" w:eastAsia="Arial" w:hAnsi="Arial"/>
+                <w:sz w:val="18"/>
+                <w:szCs w:val="18"/>
+              </w:rPr>
+              <w:t xml:space="preserve">• FeedbackScore1</w:t>
+            </w:r>
+          </w:p>
+        </w:tc>
+        <w:tc>
+          <w:tcPr>
+            <w:tcW w:type="dxa" w:w="2000"/>
+            <w:tcBorders>
+              <w:top w:val="single" w:color="BBCFE0" w:sz="1"/>
+              <w:left w:val="single" w:color="BBCFE0" w:sz="1"/>
+              <w:bottom w:val="single" w:color="BBCFE0" w:sz="1"/>
+              <w:right w:val="single" w:color="BBCFE0" w:sz="1"/>
+            </w:tcBorders>
+            <w:tcMar>
+              <w:top w:type="dxa" w:w="80"/>
+              <w:left w:type="dxa" w:w="120"/>
+              <w:bottom w:type="dxa" w:w="80"/>
+              <w:right w:type="dxa" w:w="120"/>
+            </w:tcMar>
+          </w:tcPr>
+          <w:p>
+            <w:pPr>
+              <w:spacing w:after="60"/>
+            </w:pPr>
+            <w:r>
+              <w:rPr>
+                <w:rFonts w:ascii="Arial" w:cs="Arial" w:eastAsia="Arial" w:hAnsi="Arial"/>
+                <w:sz w:val="18"/>
+                <w:szCs w:val="18"/>
+              </w:rPr>
+              <w:t xml:space="preserve">• Free</w:t>
+            </w:r>
+          </w:p>
+          <w:p>
+            <w:pPr>
+              <w:spacing w:after="60"/>
+            </w:pPr>
+            <w:r>
+              <w:rPr>
+                <w:rFonts w:ascii="Arial" w:cs="Arial" w:eastAsia="Arial" w:hAnsi="Arial"/>
+                <w:sz w:val="18"/>
+                <w:szCs w:val="18"/>
+              </w:rPr>
+              <w:t xml:space="preserve">• 2.65</w:t>
+            </w:r>
+          </w:p>
+        </w:tc>
+        <w:tc>
+          <w:tcPr>
+            <w:tcW w:type="dxa" w:w="3760"/>
+            <w:tcBorders>
+              <w:top w:val="single" w:color="BBCFE0" w:sz="1"/>
+              <w:left w:val="single" w:color="BBCFE0" w:sz="1"/>
+              <w:bottom w:val="single" w:color="BBCFE0" w:sz="1"/>
+              <w:right w:val="single" w:color="BBCFE0" w:sz="1"/>
+            </w:tcBorders>
+            <w:tcMar>
+              <w:top w:type="dxa" w:w="80"/>
+              <w:left w:type="dxa" w:w="120"/>
+              <w:bottom w:type="dxa" w:w="80"/>
+              <w:right w:type="dxa" w:w="120"/>
+            </w:tcMar>
+          </w:tcPr>
+          <w:p>
+            <w:pPr>
+              <w:spacing w:after="60"/>
+            </w:pPr>
+            <w:r>
+              <w:rPr>
+                <w:rFonts w:ascii="Arial" w:cs="Arial" w:eastAsia="Arial" w:hAnsi="Arial"/>
+                <w:sz w:val="18"/>
+                <w:szCs w:val="18"/>
+              </w:rPr>
+              <w:t xml:space="preserve">#27: If Subscription_Type is Free, SubscriptionFee must be 0 or null</w:t>
+            </w:r>
+          </w:p>
+          <w:p>
+            <w:pPr>
+              <w:spacing w:after="60"/>
+            </w:pPr>
+            <w:r>
+              <w:rPr>
+                <w:rFonts w:ascii="Arial" w:cs="Arial" w:eastAsia="Arial" w:hAnsi="Arial"/>
+                <w:sz w:val="18"/>
+                <w:szCs w:val="18"/>
+              </w:rPr>
+              <w:t xml:space="preserve">#28: FeedbackScore must equal FeedbackScore1</w:t>
+            </w:r>
+          </w:p>
+        </w:tc>
+      </w:tr>
+      <w:tr>
+        <w:tc>
+          <w:tcPr>
+            <w:tcW w:type="dxa" w:w="600"/>
+            <w:tcBorders>
+              <w:top w:val="single" w:color="BBCFE0" w:sz="1"/>
+              <w:left w:val="single" w:color="BBCFE0" w:sz="1"/>
+              <w:bottom w:val="single" w:color="BBCFE0" w:sz="1"/>
+              <w:right w:val="single" w:color="BBCFE0" w:sz="1"/>
+            </w:tcBorders>
+            <w:shd w:fill="F2F7FC" w:val="clear"/>
+            <w:tcMar>
+              <w:top w:type="dxa" w:w="80"/>
+              <w:left w:type="dxa" w:w="120"/>
+              <w:bottom w:type="dxa" w:w="80"/>
+              <w:right w:type="dxa" w:w="120"/>
+            </w:tcMar>
+          </w:tcPr>
+          <w:p>
+            <w:pPr>
+              <w:spacing w:line="360"/>
+            </w:pPr>
+            <w:r>
+              <w:rPr>
+                <w:rFonts w:ascii="Arial" w:cs="Arial" w:eastAsia="Arial" w:hAnsi="Arial"/>
+                <w:i w:val="false"/>
+                <w:iCs w:val="false"/>
+                <w:sz w:val="18"/>
+                <w:szCs w:val="18"/>
+              </w:rPr>
+              <w:t xml:space="preserve">21</w:t>
+            </w:r>
+          </w:p>
+        </w:tc>
+        <w:tc>
+          <w:tcPr>
+            <w:tcW w:type="dxa" w:w="1600"/>
+            <w:tcBorders>
+              <w:top w:val="single" w:color="BBCFE0" w:sz="1"/>
+              <w:left w:val="single" w:color="BBCFE0" w:sz="1"/>
+              <w:bottom w:val="single" w:color="BBCFE0" w:sz="1"/>
+              <w:right w:val="single" w:color="BBCFE0" w:sz="1"/>
+            </w:tcBorders>
+            <w:shd w:fill="F2F7FC" w:val="clear"/>
+            <w:tcMar>
+              <w:top w:type="dxa" w:w="80"/>
+              <w:left w:type="dxa" w:w="120"/>
+              <w:bottom w:type="dxa" w:w="80"/>
+              <w:right w:type="dxa" w:w="120"/>
+            </w:tcMar>
+          </w:tcPr>
+          <w:p>
+            <w:pPr>
+              <w:spacing w:line="360"/>
+            </w:pPr>
+            <w:r>
+              <w:rPr>
+                <w:rFonts w:ascii="Arial" w:cs="Arial" w:eastAsia="Arial" w:hAnsi="Arial"/>
+                <w:i w:val="false"/>
+                <w:iCs w:val="false"/>
+                <w:sz w:val="18"/>
+                <w:szCs w:val="18"/>
+              </w:rPr>
+              <w:t xml:space="preserve">S9203906D</w:t>
+            </w:r>
+          </w:p>
+        </w:tc>
+        <w:tc>
+          <w:tcPr>
+            <w:tcW w:type="dxa" w:w="1400"/>
+            <w:tcBorders>
+              <w:top w:val="single" w:color="BBCFE0" w:sz="1"/>
+              <w:left w:val="single" w:color="BBCFE0" w:sz="1"/>
+              <w:bottom w:val="single" w:color="BBCFE0" w:sz="1"/>
+              <w:right w:val="single" w:color="BBCFE0" w:sz="1"/>
+            </w:tcBorders>
+            <w:shd w:fill="F2F7FC" w:val="clear"/>
+            <w:tcMar>
+              <w:top w:type="dxa" w:w="80"/>
+              <w:left w:type="dxa" w:w="120"/>
+              <w:bottom w:type="dxa" w:w="80"/>
+              <w:right w:type="dxa" w:w="120"/>
+            </w:tcMar>
+          </w:tcPr>
+          <w:p>
+            <w:pPr>
+              <w:spacing w:after="60"/>
+            </w:pPr>
+            <w:r>
+              <w:rPr>
+                <w:rFonts w:ascii="Arial" w:cs="Arial" w:eastAsia="Arial" w:hAnsi="Arial"/>
+                <w:sz w:val="18"/>
+                <w:szCs w:val="18"/>
+              </w:rPr>
+              <w:t xml:space="preserve">Subscription_Type</w:t>
+            </w:r>
+          </w:p>
+        </w:tc>
+        <w:tc>
+          <w:tcPr>
+            <w:tcW w:type="dxa" w:w="2000"/>
+            <w:tcBorders>
+              <w:top w:val="single" w:color="BBCFE0" w:sz="1"/>
+              <w:left w:val="single" w:color="BBCFE0" w:sz="1"/>
+              <w:bottom w:val="single" w:color="BBCFE0" w:sz="1"/>
+              <w:right w:val="single" w:color="BBCFE0" w:sz="1"/>
+            </w:tcBorders>
+            <w:shd w:fill="F2F7FC" w:val="clear"/>
+            <w:tcMar>
+              <w:top w:type="dxa" w:w="80"/>
+              <w:left w:type="dxa" w:w="120"/>
+              <w:bottom w:type="dxa" w:w="80"/>
+              <w:right w:type="dxa" w:w="120"/>
+            </w:tcMar>
+          </w:tcPr>
+          <w:p>
+            <w:pPr>
+              <w:spacing w:after="60"/>
+            </w:pPr>
+            <w:r>
+              <w:rPr>
+                <w:rFonts w:ascii="Arial" w:cs="Arial" w:eastAsia="Arial" w:hAnsi="Arial"/>
+                <w:sz w:val="18"/>
+                <w:szCs w:val="18"/>
+              </w:rPr>
+              <w:t xml:space="preserve">Free</w:t>
+            </w:r>
+          </w:p>
+        </w:tc>
+        <w:tc>
+          <w:tcPr>
+            <w:tcW w:type="dxa" w:w="3760"/>
+            <w:tcBorders>
+              <w:top w:val="single" w:color="BBCFE0" w:sz="1"/>
+              <w:left w:val="single" w:color="BBCFE0" w:sz="1"/>
+              <w:bottom w:val="single" w:color="BBCFE0" w:sz="1"/>
+              <w:right w:val="single" w:color="BBCFE0" w:sz="1"/>
+            </w:tcBorders>
+            <w:shd w:fill="F2F7FC" w:val="clear"/>
+            <w:tcMar>
+              <w:top w:type="dxa" w:w="80"/>
+              <w:left w:type="dxa" w:w="120"/>
+              <w:bottom w:type="dxa" w:w="80"/>
+              <w:right w:type="dxa" w:w="120"/>
+            </w:tcMar>
+          </w:tcPr>
+          <w:p>
+            <w:pPr>
+              <w:spacing w:after="60"/>
+            </w:pPr>
+            <w:r>
+              <w:rPr>
+                <w:rFonts w:ascii="Arial" w:cs="Arial" w:eastAsia="Arial" w:hAnsi="Arial"/>
+                <w:sz w:val="18"/>
+                <w:szCs w:val="18"/>
+              </w:rPr>
+              <w:t xml:space="preserve">#27: If Subscription_Type is Free, SubscriptionFee must be 0 or null</w:t>
+            </w:r>
+          </w:p>
+        </w:tc>
+      </w:tr>
+      <w:tr>
+        <w:tc>
+          <w:tcPr>
+            <w:tcW w:type="dxa" w:w="600"/>
+            <w:tcBorders>
+              <w:top w:val="single" w:color="BBCFE0" w:sz="1"/>
+              <w:left w:val="single" w:color="BBCFE0" w:sz="1"/>
+              <w:bottom w:val="single" w:color="BBCFE0" w:sz="1"/>
+              <w:right w:val="single" w:color="BBCFE0" w:sz="1"/>
+            </w:tcBorders>
+            <w:tcMar>
+              <w:top w:type="dxa" w:w="80"/>
+              <w:left w:type="dxa" w:w="120"/>
+              <w:bottom w:type="dxa" w:w="80"/>
+              <w:right w:type="dxa" w:w="120"/>
+            </w:tcMar>
+          </w:tcPr>
+          <w:p>
+            <w:pPr>
+              <w:spacing w:line="360"/>
+            </w:pPr>
+            <w:r>
+              <w:rPr>
+                <w:rFonts w:ascii="Arial" w:cs="Arial" w:eastAsia="Arial" w:hAnsi="Arial"/>
+                <w:i w:val="false"/>
+                <w:iCs w:val="false"/>
+                <w:sz w:val="18"/>
+                <w:szCs w:val="18"/>
+              </w:rPr>
+              <w:t xml:space="preserve">25</w:t>
+            </w:r>
+          </w:p>
+        </w:tc>
+        <w:tc>
+          <w:tcPr>
+            <w:tcW w:type="dxa" w:w="1600"/>
+            <w:tcBorders>
+              <w:top w:val="single" w:color="BBCFE0" w:sz="1"/>
+              <w:left w:val="single" w:color="BBCFE0" w:sz="1"/>
+              <w:bottom w:val="single" w:color="BBCFE0" w:sz="1"/>
+              <w:right w:val="single" w:color="BBCFE0" w:sz="1"/>
+            </w:tcBorders>
+            <w:tcMar>
+              <w:top w:type="dxa" w:w="80"/>
+              <w:left w:type="dxa" w:w="120"/>
+              <w:bottom w:type="dxa" w:w="80"/>
+              <w:right w:type="dxa" w:w="120"/>
+            </w:tcMar>
+          </w:tcPr>
+          <w:p>
+            <w:pPr>
+              <w:spacing w:line="360"/>
+            </w:pPr>
+            <w:r>
+              <w:rPr>
+                <w:rFonts w:ascii="Arial" w:cs="Arial" w:eastAsia="Arial" w:hAnsi="Arial"/>
+                <w:i w:val="false"/>
+                <w:iCs w:val="false"/>
+                <w:sz w:val="18"/>
+                <w:szCs w:val="18"/>
+              </w:rPr>
+              <w:t xml:space="preserve">F2122233V</w:t>
+            </w:r>
+          </w:p>
+        </w:tc>
+        <w:tc>
+          <w:tcPr>
+            <w:tcW w:type="dxa" w:w="1400"/>
+            <w:tcBorders>
+              <w:top w:val="single" w:color="BBCFE0" w:sz="1"/>
+              <w:left w:val="single" w:color="BBCFE0" w:sz="1"/>
+              <w:bottom w:val="single" w:color="BBCFE0" w:sz="1"/>
+              <w:right w:val="single" w:color="BBCFE0" w:sz="1"/>
+            </w:tcBorders>
+            <w:tcMar>
+              <w:top w:type="dxa" w:w="80"/>
+              <w:left w:type="dxa" w:w="120"/>
+              <w:bottom w:type="dxa" w:w="80"/>
+              <w:right w:type="dxa" w:w="120"/>
+            </w:tcMar>
+          </w:tcPr>
+          <w:p>
+            <w:pPr>
+              <w:spacing w:after="60"/>
+            </w:pPr>
+            <w:r>
+              <w:rPr>
+                <w:rFonts w:ascii="Arial" w:cs="Arial" w:eastAsia="Arial" w:hAnsi="Arial"/>
+                <w:sz w:val="18"/>
+                <w:szCs w:val="18"/>
+              </w:rPr>
+              <w:t xml:space="preserve">Subscription_Type</w:t>
+            </w:r>
+          </w:p>
+        </w:tc>
+        <w:tc>
+          <w:tcPr>
+            <w:tcW w:type="dxa" w:w="2000"/>
+            <w:tcBorders>
+              <w:top w:val="single" w:color="BBCFE0" w:sz="1"/>
+              <w:left w:val="single" w:color="BBCFE0" w:sz="1"/>
+              <w:bottom w:val="single" w:color="BBCFE0" w:sz="1"/>
+              <w:right w:val="single" w:color="BBCFE0" w:sz="1"/>
+            </w:tcBorders>
+            <w:tcMar>
+              <w:top w:type="dxa" w:w="80"/>
+              <w:left w:type="dxa" w:w="120"/>
+              <w:bottom w:type="dxa" w:w="80"/>
+              <w:right w:type="dxa" w:w="120"/>
+            </w:tcMar>
+          </w:tcPr>
+          <w:p>
+            <w:pPr>
+              <w:spacing w:after="60"/>
+            </w:pPr>
+            <w:r>
+              <w:rPr>
+                <w:rFonts w:ascii="Arial" w:cs="Arial" w:eastAsia="Arial" w:hAnsi="Arial"/>
+                <w:sz w:val="18"/>
+                <w:szCs w:val="18"/>
+              </w:rPr>
+              <w:t xml:space="preserve">Free</w:t>
+            </w:r>
+          </w:p>
+        </w:tc>
+        <w:tc>
+          <w:tcPr>
+            <w:tcW w:type="dxa" w:w="3760"/>
+            <w:tcBorders>
+              <w:top w:val="single" w:color="BBCFE0" w:sz="1"/>
+              <w:left w:val="single" w:color="BBCFE0" w:sz="1"/>
+              <w:bottom w:val="single" w:color="BBCFE0" w:sz="1"/>
+              <w:right w:val="single" w:color="BBCFE0" w:sz="1"/>
+            </w:tcBorders>
+            <w:tcMar>
+              <w:top w:type="dxa" w:w="80"/>
+              <w:left w:type="dxa" w:w="120"/>
+              <w:bottom w:type="dxa" w:w="80"/>
+              <w:right w:type="dxa" w:w="120"/>
+            </w:tcMar>
+          </w:tcPr>
+          <w:p>
+            <w:pPr>
+              <w:spacing w:after="60"/>
+            </w:pPr>
+            <w:r>
+              <w:rPr>
+                <w:rFonts w:ascii="Arial" w:cs="Arial" w:eastAsia="Arial" w:hAnsi="Arial"/>
+                <w:sz w:val="18"/>
+                <w:szCs w:val="18"/>
+              </w:rPr>
+              <w:t xml:space="preserve">#27: If Subscription_Type is Free, SubscriptionFee must be 0 or null</w:t>
+            </w:r>
+          </w:p>
+        </w:tc>
+      </w:tr>
+      <w:tr>
+        <w:tc>
+          <w:tcPr>
+            <w:tcW w:type="dxa" w:w="600"/>
+            <w:tcBorders>
+              <w:top w:val="single" w:color="BBCFE0" w:sz="1"/>
+              <w:left w:val="single" w:color="BBCFE0" w:sz="1"/>
+              <w:bottom w:val="single" w:color="BBCFE0" w:sz="1"/>
+              <w:right w:val="single" w:color="BBCFE0" w:sz="1"/>
+            </w:tcBorders>
+            <w:shd w:fill="F2F7FC" w:val="clear"/>
+            <w:tcMar>
+              <w:top w:type="dxa" w:w="80"/>
+              <w:left w:type="dxa" w:w="120"/>
+              <w:bottom w:type="dxa" w:w="80"/>
+              <w:right w:type="dxa" w:w="120"/>
+            </w:tcMar>
+          </w:tcPr>
+          <w:p>
+            <w:pPr>
+              <w:spacing w:line="360"/>
+            </w:pPr>
+            <w:r>
+              <w:rPr>
+                <w:rFonts w:ascii="Arial" w:cs="Arial" w:eastAsia="Arial" w:hAnsi="Arial"/>
+                <w:i w:val="false"/>
+                <w:iCs w:val="false"/>
+                <w:sz w:val="18"/>
+                <w:szCs w:val="18"/>
+              </w:rPr>
+              <w:t xml:space="preserve">30</w:t>
+            </w:r>
+          </w:p>
+        </w:tc>
+        <w:tc>
+          <w:tcPr>
+            <w:tcW w:type="dxa" w:w="1600"/>
+            <w:tcBorders>
+              <w:top w:val="single" w:color="BBCFE0" w:sz="1"/>
+              <w:left w:val="single" w:color="BBCFE0" w:sz="1"/>
+              <w:bottom w:val="single" w:color="BBCFE0" w:sz="1"/>
+              <w:right w:val="single" w:color="BBCFE0" w:sz="1"/>
+            </w:tcBorders>
+            <w:shd w:fill="F2F7FC" w:val="clear"/>
+            <w:tcMar>
+              <w:top w:type="dxa" w:w="80"/>
+              <w:left w:type="dxa" w:w="120"/>
+              <w:bottom w:type="dxa" w:w="80"/>
+              <w:right w:type="dxa" w:w="120"/>
+            </w:tcMar>
+          </w:tcPr>
+          <w:p>
+            <w:pPr>
+              <w:spacing w:line="360"/>
+            </w:pPr>
+            <w:r>
+              <w:rPr>
+                <w:rFonts w:ascii="Arial" w:cs="Arial" w:eastAsia="Arial" w:hAnsi="Arial"/>
+                <w:i w:val="false"/>
+                <w:iCs w:val="false"/>
+                <w:sz w:val="18"/>
+                <w:szCs w:val="18"/>
+              </w:rPr>
+              <w:t xml:space="preserve">F0000000X</w:t>
+            </w:r>
+          </w:p>
+        </w:tc>
+        <w:tc>
+          <w:tcPr>
+            <w:tcW w:type="dxa" w:w="1400"/>
+            <w:tcBorders>
+              <w:top w:val="single" w:color="BBCFE0" w:sz="1"/>
+              <w:left w:val="single" w:color="BBCFE0" w:sz="1"/>
+              <w:bottom w:val="single" w:color="BBCFE0" w:sz="1"/>
+              <w:right w:val="single" w:color="BBCFE0" w:sz="1"/>
+            </w:tcBorders>
+            <w:shd w:fill="F2F7FC" w:val="clear"/>
+            <w:tcMar>
+              <w:top w:type="dxa" w:w="80"/>
+              <w:left w:type="dxa" w:w="120"/>
+              <w:bottom w:type="dxa" w:w="80"/>
+              <w:right w:type="dxa" w:w="120"/>
+            </w:tcMar>
+          </w:tcPr>
+          <w:p>
+            <w:pPr>
+              <w:spacing w:after="60"/>
+            </w:pPr>
+            <w:r>
+              <w:rPr>
+                <w:rFonts w:ascii="Arial" w:cs="Arial" w:eastAsia="Arial" w:hAnsi="Arial"/>
+                <w:sz w:val="18"/>
+                <w:szCs w:val="18"/>
+              </w:rPr>
+              <w:t xml:space="preserve">Subscription_Type</w:t>
+            </w:r>
+          </w:p>
+        </w:tc>
+        <w:tc>
+          <w:tcPr>
+            <w:tcW w:type="dxa" w:w="2000"/>
+            <w:tcBorders>
+              <w:top w:val="single" w:color="BBCFE0" w:sz="1"/>
+              <w:left w:val="single" w:color="BBCFE0" w:sz="1"/>
+              <w:bottom w:val="single" w:color="BBCFE0" w:sz="1"/>
+              <w:right w:val="single" w:color="BBCFE0" w:sz="1"/>
+            </w:tcBorders>
+            <w:shd w:fill="F2F7FC" w:val="clear"/>
+            <w:tcMar>
+              <w:top w:type="dxa" w:w="80"/>
+              <w:left w:type="dxa" w:w="120"/>
+              <w:bottom w:type="dxa" w:w="80"/>
+              <w:right w:type="dxa" w:w="120"/>
+            </w:tcMar>
+          </w:tcPr>
+          <w:p>
+            <w:pPr>
+              <w:spacing w:after="60"/>
+            </w:pPr>
+            <w:r>
+              <w:rPr>
+                <w:rFonts w:ascii="Arial" w:cs="Arial" w:eastAsia="Arial" w:hAnsi="Arial"/>
+                <w:sz w:val="18"/>
+                <w:szCs w:val="18"/>
+              </w:rPr>
+              <w:t xml:space="preserve">Free</w:t>
+            </w:r>
+          </w:p>
+        </w:tc>
+        <w:tc>
+          <w:tcPr>
+            <w:tcW w:type="dxa" w:w="3760"/>
+            <w:tcBorders>
+              <w:top w:val="single" w:color="BBCFE0" w:sz="1"/>
+              <w:left w:val="single" w:color="BBCFE0" w:sz="1"/>
+              <w:bottom w:val="single" w:color="BBCFE0" w:sz="1"/>
+              <w:right w:val="single" w:color="BBCFE0" w:sz="1"/>
+            </w:tcBorders>
+            <w:shd w:fill="F2F7FC" w:val="clear"/>
+            <w:tcMar>
+              <w:top w:type="dxa" w:w="80"/>
+              <w:left w:type="dxa" w:w="120"/>
+              <w:bottom w:type="dxa" w:w="80"/>
+              <w:right w:type="dxa" w:w="120"/>
+            </w:tcMar>
+          </w:tcPr>
+          <w:p>
+            <w:pPr>
+              <w:spacing w:after="60"/>
+            </w:pPr>
+            <w:r>
+              <w:rPr>
+                <w:rFonts w:ascii="Arial" w:cs="Arial" w:eastAsia="Arial" w:hAnsi="Arial"/>
+                <w:sz w:val="18"/>
+                <w:szCs w:val="18"/>
+              </w:rPr>
+              <w:t xml:space="preserve">#27: If Subscription_Type is Free, SubscriptionFee must be 0 or null</w:t>
             </w:r>
           </w:p>
         </w:tc>
@@ -17895,7 +20738,7 @@
         <w:spacing w:after="200" w:before="100"/>
       </w:pPr>
       <w:r>
-        <w:t xml:space="preserve">Number of records that fail the rules: 15</w:t>
+        <w:t xml:space="preserve">Number of records that fail the rules: 22</w:t>
       </w:r>
     </w:p>
     <w:p>
@@ -18234,7 +21077,7 @@
                 <w:sz w:val="18"/>
                 <w:szCs w:val="18"/>
               </w:rPr>
-              <w:t xml:space="preserve">#2: Age must be parseable as a numeric value</w:t>
+              <w:t xml:space="preserve">#3: Age must be numeric parseable (no textual representations)</w:t>
             </w:r>
           </w:p>
         </w:tc>
@@ -18269,7 +21112,7 @@
                 <w:sz w:val="18"/>
                 <w:szCs w:val="18"/>
               </w:rPr>
-              <w:t xml:space="preserve">8</w:t>
+              <w:t xml:space="preserve">11</w:t>
             </w:r>
           </w:p>
         </w:tc>
@@ -18302,7 +21145,7 @@
                 <w:sz w:val="18"/>
                 <w:szCs w:val="18"/>
               </w:rPr>
-              <w:t xml:space="preserve">F4455667M</w:t>
+              <w:t xml:space="preserve">S8099150I</w:t>
             </w:r>
           </w:p>
         </w:tc>
@@ -18333,7 +21176,7 @@
                 <w:sz w:val="18"/>
                 <w:szCs w:val="18"/>
               </w:rPr>
-              <w:t xml:space="preserve">Age</w:t>
+              <w:t xml:space="preserve">Contact_No</w:t>
             </w:r>
           </w:p>
         </w:tc>
@@ -18364,7 +21207,7 @@
                 <w:sz w:val="18"/>
                 <w:szCs w:val="18"/>
               </w:rPr>
-              <w:t xml:space="preserve">-5</w:t>
+              <w:t xml:space="preserve">&lt;NA&gt;</w:t>
             </w:r>
           </w:p>
         </w:tc>
@@ -18395,7 +21238,7 @@
                 <w:sz w:val="18"/>
                 <w:szCs w:val="18"/>
               </w:rPr>
-              <w:t xml:space="preserve">#3: Age must be between 0 and 120 (biologically valid range)</w:t>
+              <w:t xml:space="preserve">#4: Contact_No must not be null</w:t>
             </w:r>
           </w:p>
           <w:p>
@@ -18408,7 +21251,7 @@
                 <w:sz w:val="18"/>
                 <w:szCs w:val="18"/>
               </w:rPr>
-              <w:t xml:space="preserve">#4: Age must be between 13 and 120 for consumer service accounts</w:t>
+              <w:t xml:space="preserve">#5: Contact_No must match Singapore phone number format (8 digits, optionally prefixed with +65 or 65, starting with 6, 8, or 9)</w:t>
             </w:r>
           </w:p>
         </w:tc>
@@ -18442,7 +21285,7 @@
                 <w:sz w:val="18"/>
                 <w:szCs w:val="18"/>
               </w:rPr>
-              <w:t xml:space="preserve">2</w:t>
+              <w:t xml:space="preserve">30</w:t>
             </w:r>
           </w:p>
         </w:tc>
@@ -18474,7 +21317,7 @@
                 <w:sz w:val="18"/>
                 <w:szCs w:val="18"/>
               </w:rPr>
-              <w:t xml:space="preserve">S7654321F</w:t>
+              <w:t xml:space="preserve">F0000000X</w:t>
             </w:r>
           </w:p>
         </w:tc>
@@ -18504,7 +21347,7 @@
                 <w:sz w:val="18"/>
                 <w:szCs w:val="18"/>
               </w:rPr>
-              <w:t xml:space="preserve">Age</w:t>
+              <w:t xml:space="preserve">Contact_No</w:t>
             </w:r>
           </w:p>
         </w:tc>
@@ -18534,7 +21377,7 @@
                 <w:sz w:val="18"/>
                 <w:szCs w:val="18"/>
               </w:rPr>
-              <w:t xml:space="preserve">4</w:t>
+              <w:t xml:space="preserve">&lt;NA&gt;</w:t>
             </w:r>
           </w:p>
         </w:tc>
@@ -18564,7 +21407,20 @@
                 <w:sz w:val="18"/>
                 <w:szCs w:val="18"/>
               </w:rPr>
-              <w:t xml:space="preserve">#4: Age must be between 13 and 120 for consumer service accounts</w:t>
+              <w:t xml:space="preserve">#4: Contact_No must not be null</w:t>
+            </w:r>
+          </w:p>
+          <w:p>
+            <w:pPr>
+              <w:spacing w:after="60"/>
+            </w:pPr>
+            <w:r>
+              <w:rPr>
+                <w:rFonts w:ascii="Arial" w:cs="Arial" w:eastAsia="Arial" w:hAnsi="Arial"/>
+                <w:sz w:val="18"/>
+                <w:szCs w:val="18"/>
+              </w:rPr>
+              <w:t xml:space="preserve">#5: Contact_No must match Singapore phone number format (8 digits, optionally prefixed with +65 or 65, starting with 6, 8, or 9)</w:t>
             </w:r>
           </w:p>
         </w:tc>
@@ -18599,7 +21455,7 @@
                 <w:sz w:val="18"/>
                 <w:szCs w:val="18"/>
               </w:rPr>
-              <w:t xml:space="preserve">11</w:t>
+              <w:t xml:space="preserve">29</w:t>
             </w:r>
           </w:p>
         </w:tc>
@@ -18632,7 +21488,7 @@
                 <w:sz w:val="18"/>
                 <w:szCs w:val="18"/>
               </w:rPr>
-              <w:t xml:space="preserve">S8099150I</w:t>
+              <w:t xml:space="preserve">S1234567Z</w:t>
             </w:r>
           </w:p>
         </w:tc>
@@ -18676,7 +21532,7 @@
                 <w:sz w:val="18"/>
                 <w:szCs w:val="18"/>
               </w:rPr>
-              <w:t xml:space="preserve">• Name</w:t>
+              <w:t xml:space="preserve">• ID_No</w:t>
             </w:r>
           </w:p>
         </w:tc>
@@ -18707,7 +21563,7 @@
                 <w:sz w:val="18"/>
                 <w:szCs w:val="18"/>
               </w:rPr>
-              <w:t xml:space="preserve">• &lt;NA&gt;</w:t>
+              <w:t xml:space="preserve">• 8964359</w:t>
             </w:r>
           </w:p>
           <w:p>
@@ -18720,7 +21576,7 @@
                 <w:sz w:val="18"/>
                 <w:szCs w:val="18"/>
               </w:rPr>
-              <w:t xml:space="preserve">• Kavitha d/o Muthusamy</w:t>
+              <w:t xml:space="preserve">• S1234567Z</w:t>
             </w:r>
           </w:p>
         </w:tc>
@@ -18751,7 +21607,7 @@
                 <w:sz w:val="18"/>
                 <w:szCs w:val="18"/>
               </w:rPr>
-              <w:t xml:space="preserve">#5: Contact_No must not be null or missing</w:t>
+              <w:t xml:space="preserve">#5: Contact_No must match Singapore phone number format (8 digits, optionally prefixed with +65 or 65, starting with 6, 8, or 9)</w:t>
             </w:r>
           </w:p>
           <w:p>
@@ -18764,7 +21620,7 @@
                 <w:sz w:val="18"/>
                 <w:szCs w:val="18"/>
               </w:rPr>
-              <w:t xml:space="preserve">#13: Name must be in Title Case (first letter of each word capitalized)</w:t>
+              <w:t xml:space="preserve">#16: ID_No must match the corresponding ID value in Acc_Info_dirty for the same S_N</w:t>
             </w:r>
           </w:p>
         </w:tc>
@@ -18798,7 +21654,7 @@
                 <w:sz w:val="18"/>
                 <w:szCs w:val="18"/>
               </w:rPr>
-              <w:t xml:space="preserve">30</w:t>
+              <w:t xml:space="preserve">1</w:t>
             </w:r>
           </w:p>
         </w:tc>
@@ -18830,7 +21686,7 @@
                 <w:sz w:val="18"/>
                 <w:szCs w:val="18"/>
               </w:rPr>
-              <w:t xml:space="preserve">F0000000X</w:t>
+              <w:t xml:space="preserve">S1234567D</w:t>
             </w:r>
           </w:p>
         </w:tc>
@@ -18860,7 +21716,20 @@
                 <w:sz w:val="18"/>
                 <w:szCs w:val="18"/>
               </w:rPr>
-              <w:t xml:space="preserve">Contact_No</w:t>
+              <w:t xml:space="preserve">• Email</w:t>
+            </w:r>
+          </w:p>
+          <w:p>
+            <w:pPr>
+              <w:spacing w:after="60"/>
+            </w:pPr>
+            <w:r>
+              <w:rPr>
+                <w:rFonts w:ascii="Arial" w:cs="Arial" w:eastAsia="Arial" w:hAnsi="Arial"/>
+                <w:sz w:val="18"/>
+                <w:szCs w:val="18"/>
+              </w:rPr>
+              <w:t xml:space="preserve">• Name</w:t>
             </w:r>
           </w:p>
         </w:tc>
@@ -18890,7 +21759,20 @@
                 <w:sz w:val="18"/>
                 <w:szCs w:val="18"/>
               </w:rPr>
-              <w:t xml:space="preserve">&lt;NA&gt;</w:t>
+              <w:t xml:space="preserve">• not-an-email</w:t>
+            </w:r>
+          </w:p>
+          <w:p>
+            <w:pPr>
+              <w:spacing w:after="60"/>
+            </w:pPr>
+            <w:r>
+              <w:rPr>
+                <w:rFonts w:ascii="Arial" w:cs="Arial" w:eastAsia="Arial" w:hAnsi="Arial"/>
+                <w:sz w:val="18"/>
+                <w:szCs w:val="18"/>
+              </w:rPr>
+              <w:t xml:space="preserve">• lim wei jie</w:t>
             </w:r>
           </w:p>
         </w:tc>
@@ -18920,7 +21802,20 @@
                 <w:sz w:val="18"/>
                 <w:szCs w:val="18"/>
               </w:rPr>
-              <w:t xml:space="preserve">#5: Contact_No must not be null or missing</w:t>
+              <w:t xml:space="preserve">#6: Email must contain exactly one @ symbol and no whitespace characters</w:t>
+            </w:r>
+          </w:p>
+          <w:p>
+            <w:pPr>
+              <w:spacing w:after="60"/>
+            </w:pPr>
+            <w:r>
+              <w:rPr>
+                <w:rFonts w:ascii="Arial" w:cs="Arial" w:eastAsia="Arial" w:hAnsi="Arial"/>
+                <w:sz w:val="18"/>
+                <w:szCs w:val="18"/>
+              </w:rPr>
+              <w:t xml:space="preserve">#17: Name must match the corresponding Full_Name value in Acc_Info_dirty for the same S_N</w:t>
             </w:r>
           </w:p>
         </w:tc>
@@ -18955,7 +21850,7 @@
                 <w:sz w:val="18"/>
                 <w:szCs w:val="18"/>
               </w:rPr>
-              <w:t xml:space="preserve">29</w:t>
+              <w:t xml:space="preserve">7</w:t>
             </w:r>
           </w:p>
         </w:tc>
@@ -18988,7 +21883,7 @@
                 <w:sz w:val="18"/>
                 <w:szCs w:val="18"/>
               </w:rPr>
-              <w:t xml:space="preserve">S1234567Z</w:t>
+              <w:t xml:space="preserve">S9136271F</w:t>
             </w:r>
           </w:p>
         </w:tc>
@@ -19019,7 +21914,20 @@
                 <w:sz w:val="18"/>
                 <w:szCs w:val="18"/>
               </w:rPr>
-              <w:t xml:space="preserve">Contact_No</w:t>
+              <w:t xml:space="preserve">• Email</w:t>
+            </w:r>
+          </w:p>
+          <w:p>
+            <w:pPr>
+              <w:spacing w:after="60"/>
+            </w:pPr>
+            <w:r>
+              <w:rPr>
+                <w:rFonts w:ascii="Arial" w:cs="Arial" w:eastAsia="Arial" w:hAnsi="Arial"/>
+                <w:sz w:val="18"/>
+                <w:szCs w:val="18"/>
+              </w:rPr>
+              <w:t xml:space="preserve">• Name</w:t>
             </w:r>
           </w:p>
         </w:tc>
@@ -19050,7 +21958,20 @@
                 <w:sz w:val="18"/>
                 <w:szCs w:val="18"/>
               </w:rPr>
-              <w:t xml:space="preserve">8964359</w:t>
+              <w:t xml:space="preserve">• zx91 @example.com</w:t>
+            </w:r>
+          </w:p>
+          <w:p>
+            <w:pPr>
+              <w:spacing w:after="60"/>
+            </w:pPr>
+            <w:r>
+              <w:rPr>
+                <w:rFonts w:ascii="Arial" w:cs="Arial" w:eastAsia="Arial" w:hAnsi="Arial"/>
+                <w:sz w:val="18"/>
+                <w:szCs w:val="18"/>
+              </w:rPr>
+              <w:t xml:space="preserve">• Ong Zhi Xuan</w:t>
             </w:r>
           </w:p>
         </w:tc>
@@ -19081,7 +22002,20 @@
                 <w:sz w:val="18"/>
                 <w:szCs w:val="18"/>
               </w:rPr>
-              <w:t xml:space="preserve">#6: Contact_No must be a valid Singapore phone number (8 digits starting with 6, 8, or 9, optionally prefixed with +65 or 65)</w:t>
+              <w:t xml:space="preserve">#6: Email must contain exactly one @ symbol and no whitespace characters</w:t>
+            </w:r>
+          </w:p>
+          <w:p>
+            <w:pPr>
+              <w:spacing w:after="60"/>
+            </w:pPr>
+            <w:r>
+              <w:rPr>
+                <w:rFonts w:ascii="Arial" w:cs="Arial" w:eastAsia="Arial" w:hAnsi="Arial"/>
+                <w:sz w:val="18"/>
+                <w:szCs w:val="18"/>
+              </w:rPr>
+              <w:t xml:space="preserve">#17: Name must match the corresponding Full_Name value in Acc_Info_dirty for the same S_N</w:t>
             </w:r>
           </w:p>
         </w:tc>
@@ -19115,7 +22049,7 @@
                 <w:sz w:val="18"/>
                 <w:szCs w:val="18"/>
               </w:rPr>
-              <w:t xml:space="preserve">1</w:t>
+              <w:t xml:space="preserve">15</w:t>
             </w:r>
           </w:p>
         </w:tc>
@@ -19147,7 +22081,7 @@
                 <w:sz w:val="18"/>
                 <w:szCs w:val="18"/>
               </w:rPr>
-              <w:t xml:space="preserve">S1234567D</w:t>
+              <w:t xml:space="preserve">S9539727A</w:t>
             </w:r>
           </w:p>
         </w:tc>
@@ -19220,7 +22154,7 @@
                 <w:sz w:val="18"/>
                 <w:szCs w:val="18"/>
               </w:rPr>
-              <w:t xml:space="preserve">• not-an-email</w:t>
+              <w:t xml:space="preserve">• nabilah@@example.com</w:t>
             </w:r>
           </w:p>
           <w:p>
@@ -19233,7 +22167,7 @@
                 <w:sz w:val="18"/>
                 <w:szCs w:val="18"/>
               </w:rPr>
-              <w:t xml:space="preserve">• lim wei jie</w:t>
+              <w:t xml:space="preserve">• Nabilah Binte Rahmat</w:t>
             </w:r>
           </w:p>
         </w:tc>
@@ -19263,7 +22197,7 @@
                 <w:sz w:val="18"/>
                 <w:szCs w:val="18"/>
               </w:rPr>
-              <w:t xml:space="preserve">#7: Email must contain exactly one @ symbol with no whitespace in the address</w:t>
+              <w:t xml:space="preserve">#6: Email must contain exactly one @ symbol and no whitespace characters</w:t>
             </w:r>
           </w:p>
           <w:p>
@@ -19276,7 +22210,7 @@
                 <w:sz w:val="18"/>
                 <w:szCs w:val="18"/>
               </w:rPr>
-              <w:t xml:space="preserve">#13: Name must be in Title Case (first letter of each word capitalized)</w:t>
+              <w:t xml:space="preserve">#17: Name must match the corresponding Full_Name value in Acc_Info_dirty for the same S_N</w:t>
             </w:r>
           </w:p>
         </w:tc>
@@ -19311,7 +22245,7 @@
                 <w:sz w:val="18"/>
                 <w:szCs w:val="18"/>
               </w:rPr>
-              <w:t xml:space="preserve">7</w:t>
+              <w:t xml:space="preserve">19</w:t>
             </w:r>
           </w:p>
         </w:tc>
@@ -19344,7 +22278,7 @@
                 <w:sz w:val="18"/>
                 <w:szCs w:val="18"/>
               </w:rPr>
-              <w:t xml:space="preserve">S9136271F</w:t>
+              <w:t xml:space="preserve">S8705681C</w:t>
             </w:r>
           </w:p>
         </w:tc>
@@ -19375,7 +22309,33 @@
                 <w:sz w:val="18"/>
                 <w:szCs w:val="18"/>
               </w:rPr>
-              <w:t xml:space="preserve">Email</w:t>
+              <w:t xml:space="preserve">• Email</w:t>
+            </w:r>
+          </w:p>
+          <w:p>
+            <w:pPr>
+              <w:spacing w:after="60"/>
+            </w:pPr>
+            <w:r>
+              <w:rPr>
+                <w:rFonts w:ascii="Arial" w:cs="Arial" w:eastAsia="Arial" w:hAnsi="Arial"/>
+                <w:sz w:val="18"/>
+                <w:szCs w:val="18"/>
+              </w:rPr>
+              <w:t xml:space="preserve">• Country</w:t>
+            </w:r>
+          </w:p>
+          <w:p>
+            <w:pPr>
+              <w:spacing w:after="60"/>
+            </w:pPr>
+            <w:r>
+              <w:rPr>
+                <w:rFonts w:ascii="Arial" w:cs="Arial" w:eastAsia="Arial" w:hAnsi="Arial"/>
+                <w:sz w:val="18"/>
+                <w:szCs w:val="18"/>
+              </w:rPr>
+              <w:t xml:space="preserve">• Name</w:t>
             </w:r>
           </w:p>
         </w:tc>
@@ -19406,7 +22366,33 @@
                 <w:sz w:val="18"/>
                 <w:szCs w:val="18"/>
               </w:rPr>
-              <w:t xml:space="preserve">zx91 @example.com</w:t>
+              <w:t xml:space="preserve">• useremail.com</w:t>
+            </w:r>
+          </w:p>
+          <w:p>
+            <w:pPr>
+              <w:spacing w:after="60"/>
+            </w:pPr>
+            <w:r>
+              <w:rPr>
+                <w:rFonts w:ascii="Arial" w:cs="Arial" w:eastAsia="Arial" w:hAnsi="Arial"/>
+                <w:sz w:val="18"/>
+                <w:szCs w:val="18"/>
+              </w:rPr>
+              <w:t xml:space="preserve">• SG</w:t>
+            </w:r>
+          </w:p>
+          <w:p>
+            <w:pPr>
+              <w:spacing w:after="60"/>
+            </w:pPr>
+            <w:r>
+              <w:rPr>
+                <w:rFonts w:ascii="Arial" w:cs="Arial" w:eastAsia="Arial" w:hAnsi="Arial"/>
+                <w:sz w:val="18"/>
+                <w:szCs w:val="18"/>
+              </w:rPr>
+              <w:t xml:space="preserve">• Teo Li Ann</w:t>
             </w:r>
           </w:p>
         </w:tc>
@@ -19437,7 +22423,33 @@
                 <w:sz w:val="18"/>
                 <w:szCs w:val="18"/>
               </w:rPr>
-              <w:t xml:space="preserve">#7: Email must contain exactly one @ symbol with no whitespace in the address</w:t>
+              <w:t xml:space="preserve">#6: Email must contain exactly one @ symbol and no whitespace characters</w:t>
+            </w:r>
+          </w:p>
+          <w:p>
+            <w:pPr>
+              <w:spacing w:after="60"/>
+            </w:pPr>
+            <w:r>
+              <w:rPr>
+                <w:rFonts w:ascii="Arial" w:cs="Arial" w:eastAsia="Arial" w:hAnsi="Arial"/>
+                <w:sz w:val="18"/>
+                <w:szCs w:val="18"/>
+              </w:rPr>
+              <w:t xml:space="preserve">#10: Country must be standardised to 'Singapore'</w:t>
+            </w:r>
+          </w:p>
+          <w:p>
+            <w:pPr>
+              <w:spacing w:after="60"/>
+            </w:pPr>
+            <w:r>
+              <w:rPr>
+                <w:rFonts w:ascii="Arial" w:cs="Arial" w:eastAsia="Arial" w:hAnsi="Arial"/>
+                <w:sz w:val="18"/>
+                <w:szCs w:val="18"/>
+              </w:rPr>
+              <w:t xml:space="preserve">#17: Name must match the corresponding Full_Name value in Acc_Info_dirty for the same S_N</w:t>
             </w:r>
           </w:p>
         </w:tc>
@@ -19471,7 +22483,7 @@
                 <w:sz w:val="18"/>
                 <w:szCs w:val="18"/>
               </w:rPr>
-              <w:t xml:space="preserve">15</w:t>
+              <w:t xml:space="preserve">4</w:t>
             </w:r>
           </w:p>
         </w:tc>
@@ -19503,7 +22515,7 @@
                 <w:sz w:val="18"/>
                 <w:szCs w:val="18"/>
               </w:rPr>
-              <w:t xml:space="preserve">S9539727A</w:t>
+              <w:t xml:space="preserve">F1122334K</w:t>
             </w:r>
           </w:p>
         </w:tc>
@@ -19533,7 +22545,33 @@
                 <w:sz w:val="18"/>
                 <w:szCs w:val="18"/>
               </w:rPr>
-              <w:t xml:space="preserve">Email</w:t>
+              <w:t xml:space="preserve">• Race</w:t>
+            </w:r>
+          </w:p>
+          <w:p>
+            <w:pPr>
+              <w:spacing w:after="60"/>
+            </w:pPr>
+            <w:r>
+              <w:rPr>
+                <w:rFonts w:ascii="Arial" w:cs="Arial" w:eastAsia="Arial" w:hAnsi="Arial"/>
+                <w:sz w:val="18"/>
+                <w:szCs w:val="18"/>
+              </w:rPr>
+              <w:t xml:space="preserve">• Country</w:t>
+            </w:r>
+          </w:p>
+          <w:p>
+            <w:pPr>
+              <w:spacing w:after="60"/>
+            </w:pPr>
+            <w:r>
+              <w:rPr>
+                <w:rFonts w:ascii="Arial" w:cs="Arial" w:eastAsia="Arial" w:hAnsi="Arial"/>
+                <w:sz w:val="18"/>
+                <w:szCs w:val="18"/>
+              </w:rPr>
+              <w:t xml:space="preserve">• Name</w:t>
             </w:r>
           </w:p>
         </w:tc>
@@ -19563,7 +22601,33 @@
                 <w:sz w:val="18"/>
                 <w:szCs w:val="18"/>
               </w:rPr>
-              <w:t xml:space="preserve">nabilah@@example.com</w:t>
+              <w:t xml:space="preserve">• malay</w:t>
+            </w:r>
+          </w:p>
+          <w:p>
+            <w:pPr>
+              <w:spacing w:after="60"/>
+            </w:pPr>
+            <w:r>
+              <w:rPr>
+                <w:rFonts w:ascii="Arial" w:cs="Arial" w:eastAsia="Arial" w:hAnsi="Arial"/>
+                <w:sz w:val="18"/>
+                <w:szCs w:val="18"/>
+              </w:rPr>
+              <w:t xml:space="preserve">• Singapura</w:t>
+            </w:r>
+          </w:p>
+          <w:p>
+            <w:pPr>
+              <w:spacing w:after="60"/>
+            </w:pPr>
+            <w:r>
+              <w:rPr>
+                <w:rFonts w:ascii="Arial" w:cs="Arial" w:eastAsia="Arial" w:hAnsi="Arial"/>
+                <w:sz w:val="18"/>
+                <w:szCs w:val="18"/>
+              </w:rPr>
+              <w:t xml:space="preserve">• Nur Aisyah Binte Zulkifli</w:t>
             </w:r>
           </w:p>
         </w:tc>
@@ -19593,7 +22657,33 @@
                 <w:sz w:val="18"/>
                 <w:szCs w:val="18"/>
               </w:rPr>
-              <w:t xml:space="preserve">#7: Email must contain exactly one @ symbol with no whitespace in the address</w:t>
+              <w:t xml:space="preserve">#8: Race must be standardised to canonical values (Chinese, Malay, Indian)</w:t>
+            </w:r>
+          </w:p>
+          <w:p>
+            <w:pPr>
+              <w:spacing w:after="60"/>
+            </w:pPr>
+            <w:r>
+              <w:rPr>
+                <w:rFonts w:ascii="Arial" w:cs="Arial" w:eastAsia="Arial" w:hAnsi="Arial"/>
+                <w:sz w:val="18"/>
+                <w:szCs w:val="18"/>
+              </w:rPr>
+              <w:t xml:space="preserve">#10: Country must be standardised to 'Singapore'</w:t>
+            </w:r>
+          </w:p>
+          <w:p>
+            <w:pPr>
+              <w:spacing w:after="60"/>
+            </w:pPr>
+            <w:r>
+              <w:rPr>
+                <w:rFonts w:ascii="Arial" w:cs="Arial" w:eastAsia="Arial" w:hAnsi="Arial"/>
+                <w:sz w:val="18"/>
+                <w:szCs w:val="18"/>
+              </w:rPr>
+              <w:t xml:space="preserve">#17: Name must match the corresponding Full_Name value in Acc_Info_dirty for the same S_N</w:t>
             </w:r>
           </w:p>
         </w:tc>
@@ -19628,7 +22718,7 @@
                 <w:sz w:val="18"/>
                 <w:szCs w:val="18"/>
               </w:rPr>
-              <w:t xml:space="preserve">19</w:t>
+              <w:t xml:space="preserve">10</w:t>
             </w:r>
           </w:p>
         </w:tc>
@@ -19661,7 +22751,7 @@
                 <w:sz w:val="18"/>
                 <w:szCs w:val="18"/>
               </w:rPr>
-              <w:t xml:space="preserve">S8705681C</w:t>
+              <w:t xml:space="preserve">S3387002G</w:t>
             </w:r>
           </w:p>
         </w:tc>
@@ -19692,7 +22782,7 @@
                 <w:sz w:val="18"/>
                 <w:szCs w:val="18"/>
               </w:rPr>
-              <w:t xml:space="preserve">• Email</w:t>
+              <w:t xml:space="preserve">• Race</w:t>
             </w:r>
           </w:p>
           <w:p>
@@ -19736,7 +22826,7 @@
                 <w:sz w:val="18"/>
                 <w:szCs w:val="18"/>
               </w:rPr>
-              <w:t xml:space="preserve">• useremail.com</w:t>
+              <w:t xml:space="preserve">• MALAY</w:t>
             </w:r>
           </w:p>
           <w:p>
@@ -19749,7 +22839,7 @@
                 <w:sz w:val="18"/>
                 <w:szCs w:val="18"/>
               </w:rPr>
-              <w:t xml:space="preserve">• SG</w:t>
+              <w:t xml:space="preserve">• S'pore</w:t>
             </w:r>
           </w:p>
         </w:tc>
@@ -19780,7 +22870,7 @@
                 <w:sz w:val="18"/>
                 <w:szCs w:val="18"/>
               </w:rPr>
-              <w:t xml:space="preserve">#7: Email must contain exactly one @ symbol with no whitespace in the address</w:t>
+              <w:t xml:space="preserve">#8: Race must be standardised to canonical values (Chinese, Malay, Indian)</w:t>
             </w:r>
           </w:p>
           <w:p>
@@ -19793,7 +22883,7 @@
                 <w:sz w:val="18"/>
                 <w:szCs w:val="18"/>
               </w:rPr>
-              <w:t xml:space="preserve">#12: Country must be the canonical value 'Singapore' (not abbreviations, translations, or variants)</w:t>
+              <w:t xml:space="preserve">#10: Country must be standardised to 'Singapore'</w:t>
             </w:r>
           </w:p>
         </w:tc>
@@ -19827,7 +22917,7 @@
                 <w:sz w:val="18"/>
                 <w:szCs w:val="18"/>
               </w:rPr>
-              <w:t xml:space="preserve">9</w:t>
+              <w:t xml:space="preserve">17</w:t>
             </w:r>
           </w:p>
         </w:tc>
@@ -19859,7 +22949,7 @@
                 <w:sz w:val="18"/>
                 <w:szCs w:val="18"/>
               </w:rPr>
-              <w:t xml:space="preserve">G5566778N</w:t>
+              <w:t xml:space="preserve">F9900112R</w:t>
             </w:r>
           </w:p>
         </w:tc>
@@ -19889,7 +22979,20 @@
                 <w:sz w:val="18"/>
                 <w:szCs w:val="18"/>
               </w:rPr>
-              <w:t xml:space="preserve">Postal_Code</w:t>
+              <w:t xml:space="preserve">• Race</w:t>
+            </w:r>
+          </w:p>
+          <w:p>
+            <w:pPr>
+              <w:spacing w:after="60"/>
+            </w:pPr>
+            <w:r>
+              <w:rPr>
+                <w:rFonts w:ascii="Arial" w:cs="Arial" w:eastAsia="Arial" w:hAnsi="Arial"/>
+                <w:sz w:val="18"/>
+                <w:szCs w:val="18"/>
+              </w:rPr>
+              <w:t xml:space="preserve">• Name</w:t>
             </w:r>
           </w:p>
         </w:tc>
@@ -19919,7 +23022,20 @@
                 <w:sz w:val="18"/>
                 <w:szCs w:val="18"/>
               </w:rPr>
-              <w:t xml:space="preserve">99999</w:t>
+              <w:t xml:space="preserve">• indian</w:t>
+            </w:r>
+          </w:p>
+          <w:p>
+            <w:pPr>
+              <w:spacing w:after="60"/>
+            </w:pPr>
+            <w:r>
+              <w:rPr>
+                <w:rFonts w:ascii="Arial" w:cs="Arial" w:eastAsia="Arial" w:hAnsi="Arial"/>
+                <w:sz w:val="18"/>
+                <w:szCs w:val="18"/>
+              </w:rPr>
+              <w:t xml:space="preserve">• Ramesh s/o Govindasamy</w:t>
             </w:r>
           </w:p>
         </w:tc>
@@ -19949,7 +23065,20 @@
                 <w:sz w:val="18"/>
                 <w:szCs w:val="18"/>
               </w:rPr>
-              <w:t xml:space="preserve">#8: Postal_Code must be a valid 6-digit Singapore postal code (100000-999999)</w:t>
+              <w:t xml:space="preserve">#8: Race must be standardised to canonical values (Chinese, Malay, Indian)</w:t>
+            </w:r>
+          </w:p>
+          <w:p>
+            <w:pPr>
+              <w:spacing w:after="60"/>
+            </w:pPr>
+            <w:r>
+              <w:rPr>
+                <w:rFonts w:ascii="Arial" w:cs="Arial" w:eastAsia="Arial" w:hAnsi="Arial"/>
+                <w:sz w:val="18"/>
+                <w:szCs w:val="18"/>
+              </w:rPr>
+              <w:t xml:space="preserve">#17: Name must match the corresponding Full_Name value in Acc_Info_dirty for the same S_N</w:t>
             </w:r>
           </w:p>
         </w:tc>
@@ -19984,7 +23113,7 @@
                 <w:sz w:val="18"/>
                 <w:szCs w:val="18"/>
               </w:rPr>
-              <w:t xml:space="preserve">14</w:t>
+              <w:t xml:space="preserve">3</w:t>
             </w:r>
           </w:p>
         </w:tc>
@@ -20017,7 +23146,7 @@
                 <w:sz w:val="18"/>
                 <w:szCs w:val="18"/>
               </w:rPr>
-              <w:t xml:space="preserve">G6677889Q</w:t>
+              <w:t xml:space="preserve">S9968522J</w:t>
             </w:r>
           </w:p>
         </w:tc>
@@ -20048,7 +23177,33 @@
                 <w:sz w:val="18"/>
                 <w:szCs w:val="18"/>
               </w:rPr>
-              <w:t xml:space="preserve">Postal_Code</w:t>
+              <w:t xml:space="preserve">• Gender</w:t>
+            </w:r>
+          </w:p>
+          <w:p>
+            <w:pPr>
+              <w:spacing w:after="60"/>
+            </w:pPr>
+            <w:r>
+              <w:rPr>
+                <w:rFonts w:ascii="Arial" w:cs="Arial" w:eastAsia="Arial" w:hAnsi="Arial"/>
+                <w:sz w:val="18"/>
+                <w:szCs w:val="18"/>
+              </w:rPr>
+              <w:t xml:space="preserve">• Country</w:t>
+            </w:r>
+          </w:p>
+          <w:p>
+            <w:pPr>
+              <w:spacing w:after="60"/>
+            </w:pPr>
+            <w:r>
+              <w:rPr>
+                <w:rFonts w:ascii="Arial" w:cs="Arial" w:eastAsia="Arial" w:hAnsi="Arial"/>
+                <w:sz w:val="18"/>
+                <w:szCs w:val="18"/>
+              </w:rPr>
+              <w:t xml:space="preserve">• Name</w:t>
             </w:r>
           </w:p>
         </w:tc>
@@ -20079,7 +23234,33 @@
                 <w:sz w:val="18"/>
                 <w:szCs w:val="18"/>
               </w:rPr>
-              <w:t xml:space="preserve">6907</w:t>
+              <w:t xml:space="preserve">• male</w:t>
+            </w:r>
+          </w:p>
+          <w:p>
+            <w:pPr>
+              <w:spacing w:after="60"/>
+            </w:pPr>
+            <w:r>
+              <w:rPr>
+                <w:rFonts w:ascii="Arial" w:cs="Arial" w:eastAsia="Arial" w:hAnsi="Arial"/>
+                <w:sz w:val="18"/>
+                <w:szCs w:val="18"/>
+              </w:rPr>
+              <w:t xml:space="preserve">• Singapura</w:t>
+            </w:r>
+          </w:p>
+          <w:p>
+            <w:pPr>
+              <w:spacing w:after="60"/>
+            </w:pPr>
+            <w:r>
+              <w:rPr>
+                <w:rFonts w:ascii="Arial" w:cs="Arial" w:eastAsia="Arial" w:hAnsi="Arial"/>
+                <w:sz w:val="18"/>
+                <w:szCs w:val="18"/>
+              </w:rPr>
+              <w:t xml:space="preserve">• Muhammad Irfan Bin Rahman</w:t>
             </w:r>
           </w:p>
         </w:tc>
@@ -20110,7 +23291,46 @@
                 <w:sz w:val="18"/>
                 <w:szCs w:val="18"/>
               </w:rPr>
-              <w:t xml:space="preserve">#8: Postal_Code must be a valid 6-digit Singapore postal code (100000-999999)</w:t>
+              <w:t xml:space="preserve">#9: Gender must be standardised to canonical values (Male, Female)</w:t>
+            </w:r>
+          </w:p>
+          <w:p>
+            <w:pPr>
+              <w:spacing w:after="60"/>
+            </w:pPr>
+            <w:r>
+              <w:rPr>
+                <w:rFonts w:ascii="Arial" w:cs="Arial" w:eastAsia="Arial" w:hAnsi="Arial"/>
+                <w:sz w:val="18"/>
+                <w:szCs w:val="18"/>
+              </w:rPr>
+              <w:t xml:space="preserve">#10: Country must be standardised to 'Singapore'</w:t>
+            </w:r>
+          </w:p>
+          <w:p>
+            <w:pPr>
+              <w:spacing w:after="60"/>
+            </w:pPr>
+            <w:r>
+              <w:rPr>
+                <w:rFonts w:ascii="Arial" w:cs="Arial" w:eastAsia="Arial" w:hAnsi="Arial"/>
+                <w:sz w:val="18"/>
+                <w:szCs w:val="18"/>
+              </w:rPr>
+              <w:t xml:space="preserve">#14: Name gender particles must be consistent with Gender column (Bin/s/o indicate Male; Binte/d/o indicate Female)</w:t>
+            </w:r>
+          </w:p>
+          <w:p>
+            <w:pPr>
+              <w:spacing w:after="60"/>
+            </w:pPr>
+            <w:r>
+              <w:rPr>
+                <w:rFonts w:ascii="Arial" w:cs="Arial" w:eastAsia="Arial" w:hAnsi="Arial"/>
+                <w:sz w:val="18"/>
+                <w:szCs w:val="18"/>
+              </w:rPr>
+              <w:t xml:space="preserve">#17: Name must match the corresponding Full_Name value in Acc_Info_dirty for the same S_N</w:t>
             </w:r>
           </w:p>
         </w:tc>
@@ -20144,7 +23364,7 @@
                 <w:sz w:val="18"/>
                 <w:szCs w:val="18"/>
               </w:rPr>
-              <w:t xml:space="preserve">23</w:t>
+              <w:t xml:space="preserve">13</w:t>
             </w:r>
           </w:p>
         </w:tc>
@@ -20176,7 +23396,7 @@
                 <w:sz w:val="18"/>
                 <w:szCs w:val="18"/>
               </w:rPr>
-              <w:t xml:space="preserve">1916569C</w:t>
+              <w:t xml:space="preserve">F7788990P</w:t>
             </w:r>
           </w:p>
         </w:tc>
@@ -20206,7 +23426,33 @@
                 <w:sz w:val="18"/>
                 <w:szCs w:val="18"/>
               </w:rPr>
-              <w:t xml:space="preserve">ID_No</w:t>
+              <w:t xml:space="preserve">• Gender</w:t>
+            </w:r>
+          </w:p>
+          <w:p>
+            <w:pPr>
+              <w:spacing w:after="60"/>
+            </w:pPr>
+            <w:r>
+              <w:rPr>
+                <w:rFonts w:ascii="Arial" w:cs="Arial" w:eastAsia="Arial" w:hAnsi="Arial"/>
+                <w:sz w:val="18"/>
+                <w:szCs w:val="18"/>
+              </w:rPr>
+              <w:t xml:space="preserve">• Country</w:t>
+            </w:r>
+          </w:p>
+          <w:p>
+            <w:pPr>
+              <w:spacing w:after="60"/>
+            </w:pPr>
+            <w:r>
+              <w:rPr>
+                <w:rFonts w:ascii="Arial" w:cs="Arial" w:eastAsia="Arial" w:hAnsi="Arial"/>
+                <w:sz w:val="18"/>
+                <w:szCs w:val="18"/>
+              </w:rPr>
+              <w:t xml:space="preserve">• Name</w:t>
             </w:r>
           </w:p>
         </w:tc>
@@ -20236,7 +23482,33 @@
                 <w:sz w:val="18"/>
                 <w:szCs w:val="18"/>
               </w:rPr>
-              <w:t xml:space="preserve">1916569C</w:t>
+              <w:t xml:space="preserve">• FEMALE</w:t>
+            </w:r>
+          </w:p>
+          <w:p>
+            <w:pPr>
+              <w:spacing w:after="60"/>
+            </w:pPr>
+            <w:r>
+              <w:rPr>
+                <w:rFonts w:ascii="Arial" w:cs="Arial" w:eastAsia="Arial" w:hAnsi="Arial"/>
+                <w:sz w:val="18"/>
+                <w:szCs w:val="18"/>
+              </w:rPr>
+              <w:t xml:space="preserve">• SG</w:t>
+            </w:r>
+          </w:p>
+          <w:p>
+            <w:pPr>
+              <w:spacing w:after="60"/>
+            </w:pPr>
+            <w:r>
+              <w:rPr>
+                <w:rFonts w:ascii="Arial" w:cs="Arial" w:eastAsia="Arial" w:hAnsi="Arial"/>
+                <w:sz w:val="18"/>
+                <w:szCs w:val="18"/>
+              </w:rPr>
+              <w:t xml:space="preserve">• Lee Yi Xuan</w:t>
             </w:r>
           </w:p>
         </w:tc>
@@ -20266,7 +23538,33 @@
                 <w:sz w:val="18"/>
                 <w:szCs w:val="18"/>
               </w:rPr>
-              <w:t xml:space="preserve">#9: ID_No must follow Singapore NRIC/FIN format: S/T/F/G prefix, 7 digits, and uppercase checksum letter</w:t>
+              <w:t xml:space="preserve">#9: Gender must be standardised to canonical values (Male, Female)</w:t>
+            </w:r>
+          </w:p>
+          <w:p>
+            <w:pPr>
+              <w:spacing w:after="60"/>
+            </w:pPr>
+            <w:r>
+              <w:rPr>
+                <w:rFonts w:ascii="Arial" w:cs="Arial" w:eastAsia="Arial" w:hAnsi="Arial"/>
+                <w:sz w:val="18"/>
+                <w:szCs w:val="18"/>
+              </w:rPr>
+              <w:t xml:space="preserve">#10: Country must be standardised to 'Singapore'</w:t>
+            </w:r>
+          </w:p>
+          <w:p>
+            <w:pPr>
+              <w:spacing w:after="60"/>
+            </w:pPr>
+            <w:r>
+              <w:rPr>
+                <w:rFonts w:ascii="Arial" w:cs="Arial" w:eastAsia="Arial" w:hAnsi="Arial"/>
+                <w:sz w:val="18"/>
+                <w:szCs w:val="18"/>
+              </w:rPr>
+              <w:t xml:space="preserve">#17: Name must match the corresponding Full_Name value in Acc_Info_dirty for the same S_N</w:t>
             </w:r>
           </w:p>
         </w:tc>
@@ -20301,7 +23599,7 @@
                 <w:sz w:val="18"/>
                 <w:szCs w:val="18"/>
               </w:rPr>
-              <w:t xml:space="preserve">25</w:t>
+              <w:t xml:space="preserve">5</w:t>
             </w:r>
           </w:p>
         </w:tc>
@@ -20334,7 +23632,7 @@
                 <w:sz w:val="18"/>
                 <w:szCs w:val="18"/>
               </w:rPr>
-              <w:t xml:space="preserve">F212233V</w:t>
+              <w:t xml:space="preserve">G8765432L</w:t>
             </w:r>
           </w:p>
         </w:tc>
@@ -20365,7 +23663,7 @@
                 <w:sz w:val="18"/>
                 <w:szCs w:val="18"/>
               </w:rPr>
-              <w:t xml:space="preserve">ID_No</w:t>
+              <w:t xml:space="preserve">Country</w:t>
             </w:r>
           </w:p>
         </w:tc>
@@ -20396,7 +23694,7 @@
                 <w:sz w:val="18"/>
                 <w:szCs w:val="18"/>
               </w:rPr>
-              <w:t xml:space="preserve">F212233V</w:t>
+              <w:t xml:space="preserve">S'pore</w:t>
             </w:r>
           </w:p>
         </w:tc>
@@ -20427,7 +23725,7 @@
                 <w:sz w:val="18"/>
                 <w:szCs w:val="18"/>
               </w:rPr>
-              <w:t xml:space="preserve">#9: ID_No must follow Singapore NRIC/FIN format: S/T/F/G prefix, 7 digits, and uppercase checksum letter</w:t>
+              <w:t xml:space="preserve">#10: Country must be standardised to 'Singapore'</w:t>
             </w:r>
           </w:p>
         </w:tc>
@@ -20461,7 +23759,7 @@
                 <w:sz w:val="18"/>
                 <w:szCs w:val="18"/>
               </w:rPr>
-              <w:t xml:space="preserve">4</w:t>
+              <w:t xml:space="preserve">6</w:t>
             </w:r>
           </w:p>
         </w:tc>
@@ -20493,7 +23791,7 @@
                 <w:sz w:val="18"/>
                 <w:szCs w:val="18"/>
               </w:rPr>
-              <w:t xml:space="preserve">F1122334K</w:t>
+              <w:t xml:space="preserve">S2633396B</w:t>
             </w:r>
           </w:p>
         </w:tc>
@@ -20523,7 +23821,7 @@
                 <w:sz w:val="18"/>
                 <w:szCs w:val="18"/>
               </w:rPr>
-              <w:t xml:space="preserve">• Race</w:t>
+              <w:t xml:space="preserve">• Country</w:t>
             </w:r>
           </w:p>
           <w:p>
@@ -20536,7 +23834,7 @@
                 <w:sz w:val="18"/>
                 <w:szCs w:val="18"/>
               </w:rPr>
-              <w:t xml:space="preserve">• Country</w:t>
+              <w:t xml:space="preserve">• S_N</w:t>
             </w:r>
           </w:p>
         </w:tc>
@@ -20566,7 +23864,7 @@
                 <w:sz w:val="18"/>
                 <w:szCs w:val="18"/>
               </w:rPr>
-              <w:t xml:space="preserve">• malay</w:t>
+              <w:t xml:space="preserve">• SINGAPORE</w:t>
             </w:r>
           </w:p>
           <w:p>
@@ -20579,7 +23877,7 @@
                 <w:sz w:val="18"/>
                 <w:szCs w:val="18"/>
               </w:rPr>
-              <w:t xml:space="preserve">• Singapura</w:t>
+              <w:t xml:space="preserve">• 6</w:t>
             </w:r>
           </w:p>
         </w:tc>
@@ -20609,7 +23907,7 @@
                 <w:sz w:val="18"/>
                 <w:szCs w:val="18"/>
               </w:rPr>
-              <w:t xml:space="preserve">#10: Race must be one of the canonical values: Chinese, Malay, or Indian (case-sensitive)</w:t>
+              <w:t xml:space="preserve">#10: Country must be standardised to 'Singapore'</w:t>
             </w:r>
           </w:p>
           <w:p>
@@ -20622,7 +23920,7 @@
                 <w:sz w:val="18"/>
                 <w:szCs w:val="18"/>
               </w:rPr>
-              <w:t xml:space="preserve">#12: Country must be the canonical value 'Singapore' (not abbreviations, translations, or variants)</w:t>
+              <w:t xml:space="preserve">#15: S_N must exist in Acc_Info_dirty.S_N (referential integrity)</w:t>
             </w:r>
           </w:p>
         </w:tc>
@@ -20657,7 +23955,7 @@
                 <w:sz w:val="18"/>
                 <w:szCs w:val="18"/>
               </w:rPr>
-              <w:t xml:space="preserve">10</w:t>
+              <w:t xml:space="preserve">12</w:t>
             </w:r>
           </w:p>
         </w:tc>
@@ -20690,7 +23988,7 @@
                 <w:sz w:val="18"/>
                 <w:szCs w:val="18"/>
               </w:rPr>
-              <w:t xml:space="preserve">S3387002G</w:t>
+              <w:t xml:space="preserve">T0292156H</w:t>
             </w:r>
           </w:p>
         </w:tc>
@@ -20721,9 +24019,27 @@
                 <w:sz w:val="18"/>
                 <w:szCs w:val="18"/>
               </w:rPr>
-              <w:t xml:space="preserve">• Race</w:t>
-            </w:r>
-          </w:p>
+              <w:t xml:space="preserve">Country</w:t>
+            </w:r>
+          </w:p>
+        </w:tc>
+        <w:tc>
+          <w:tcPr>
+            <w:tcW w:type="dxa" w:w="2000"/>
+            <w:tcBorders>
+              <w:top w:val="single" w:color="BBCFE0" w:sz="1"/>
+              <w:left w:val="single" w:color="BBCFE0" w:sz="1"/>
+              <w:bottom w:val="single" w:color="BBCFE0" w:sz="1"/>
+              <w:right w:val="single" w:color="BBCFE0" w:sz="1"/>
+            </w:tcBorders>
+            <w:shd w:fill="F2F7FC" w:val="clear"/>
+            <w:tcMar>
+              <w:top w:type="dxa" w:w="80"/>
+              <w:left w:type="dxa" w:w="120"/>
+              <w:bottom w:type="dxa" w:w="80"/>
+              <w:right w:type="dxa" w:w="120"/>
+            </w:tcMar>
+          </w:tcPr>
           <w:p>
             <w:pPr>
               <w:spacing w:after="60"/>
@@ -20734,13 +24050,13 @@
                 <w:sz w:val="18"/>
                 <w:szCs w:val="18"/>
               </w:rPr>
-              <w:t xml:space="preserve">• Country</w:t>
-            </w:r>
-          </w:p>
-        </w:tc>
-        <w:tc>
-          <w:tcPr>
-            <w:tcW w:type="dxa" w:w="2000"/>
+              <w:t xml:space="preserve">singapore</w:t>
+            </w:r>
+          </w:p>
+        </w:tc>
+        <w:tc>
+          <w:tcPr>
+            <w:tcW w:type="dxa" w:w="3760"/>
             <w:tcBorders>
               <w:top w:val="single" w:color="BBCFE0" w:sz="1"/>
               <w:left w:val="single" w:color="BBCFE0" w:sz="1"/>
@@ -20765,64 +24081,7 @@
                 <w:sz w:val="18"/>
                 <w:szCs w:val="18"/>
               </w:rPr>
-              <w:t xml:space="preserve">• MALAY</w:t>
-            </w:r>
-          </w:p>
-          <w:p>
-            <w:pPr>
-              <w:spacing w:after="60"/>
-            </w:pPr>
-            <w:r>
-              <w:rPr>
-                <w:rFonts w:ascii="Arial" w:cs="Arial" w:eastAsia="Arial" w:hAnsi="Arial"/>
-                <w:sz w:val="18"/>
-                <w:szCs w:val="18"/>
-              </w:rPr>
-              <w:t xml:space="preserve">• S'pore</w:t>
-            </w:r>
-          </w:p>
-        </w:tc>
-        <w:tc>
-          <w:tcPr>
-            <w:tcW w:type="dxa" w:w="3760"/>
-            <w:tcBorders>
-              <w:top w:val="single" w:color="BBCFE0" w:sz="1"/>
-              <w:left w:val="single" w:color="BBCFE0" w:sz="1"/>
-              <w:bottom w:val="single" w:color="BBCFE0" w:sz="1"/>
-              <w:right w:val="single" w:color="BBCFE0" w:sz="1"/>
-            </w:tcBorders>
-            <w:shd w:fill="F2F7FC" w:val="clear"/>
-            <w:tcMar>
-              <w:top w:type="dxa" w:w="80"/>
-              <w:left w:type="dxa" w:w="120"/>
-              <w:bottom w:type="dxa" w:w="80"/>
-              <w:right w:type="dxa" w:w="120"/>
-            </w:tcMar>
-          </w:tcPr>
-          <w:p>
-            <w:pPr>
-              <w:spacing w:after="60"/>
-            </w:pPr>
-            <w:r>
-              <w:rPr>
-                <w:rFonts w:ascii="Arial" w:cs="Arial" w:eastAsia="Arial" w:hAnsi="Arial"/>
-                <w:sz w:val="18"/>
-                <w:szCs w:val="18"/>
-              </w:rPr>
-              <w:t xml:space="preserve">#10: Race must be one of the canonical values: Chinese, Malay, or Indian (case-sensitive)</w:t>
-            </w:r>
-          </w:p>
-          <w:p>
-            <w:pPr>
-              <w:spacing w:after="60"/>
-            </w:pPr>
-            <w:r>
-              <w:rPr>
-                <w:rFonts w:ascii="Arial" w:cs="Arial" w:eastAsia="Arial" w:hAnsi="Arial"/>
-                <w:sz w:val="18"/>
-                <w:szCs w:val="18"/>
-              </w:rPr>
-              <w:t xml:space="preserve">#12: Country must be the canonical value 'Singapore' (not abbreviations, translations, or variants)</w:t>
+              <w:t xml:space="preserve">#10: Country must be standardised to 'Singapore'</w:t>
             </w:r>
           </w:p>
         </w:tc>
@@ -20856,7 +24115,7 @@
                 <w:sz w:val="18"/>
                 <w:szCs w:val="18"/>
               </w:rPr>
-              <w:t xml:space="preserve">17</w:t>
+              <w:t xml:space="preserve">21</w:t>
             </w:r>
           </w:p>
         </w:tc>
@@ -20888,7 +24147,7 @@
                 <w:sz w:val="18"/>
                 <w:szCs w:val="18"/>
               </w:rPr>
-              <w:t xml:space="preserve">F9900112R</w:t>
+              <w:t xml:space="preserve">F1011121T</w:t>
             </w:r>
           </w:p>
         </w:tc>
@@ -20918,7 +24177,7 @@
                 <w:sz w:val="18"/>
                 <w:szCs w:val="18"/>
               </w:rPr>
-              <w:t xml:space="preserve">• Race</w:t>
+              <w:t xml:space="preserve">• Country</w:t>
             </w:r>
           </w:p>
           <w:p>
@@ -20931,7 +24190,7 @@
                 <w:sz w:val="18"/>
                 <w:szCs w:val="18"/>
               </w:rPr>
-              <w:t xml:space="preserve">• Name</w:t>
+              <w:t xml:space="preserve">• ID_No</w:t>
             </w:r>
           </w:p>
         </w:tc>
@@ -20961,7 +24220,7 @@
                 <w:sz w:val="18"/>
                 <w:szCs w:val="18"/>
               </w:rPr>
-              <w:t xml:space="preserve">• indian</w:t>
+              <w:t xml:space="preserve">• Republic of Singapore</w:t>
             </w:r>
           </w:p>
           <w:p>
@@ -20974,7 +24233,7 @@
                 <w:sz w:val="18"/>
                 <w:szCs w:val="18"/>
               </w:rPr>
-              <w:t xml:space="preserve">• Ramesh s/o Govindasamy</w:t>
+              <w:t xml:space="preserve">• F1011121T</w:t>
             </w:r>
           </w:p>
         </w:tc>
@@ -21004,7 +24263,7 @@
                 <w:sz w:val="18"/>
                 <w:szCs w:val="18"/>
               </w:rPr>
-              <w:t xml:space="preserve">#10: Race must be one of the canonical values: Chinese, Malay, or Indian (case-sensitive)</w:t>
+              <w:t xml:space="preserve">#10: Country must be standardised to 'Singapore'</w:t>
             </w:r>
           </w:p>
           <w:p>
@@ -21017,7 +24276,7 @@
                 <w:sz w:val="18"/>
                 <w:szCs w:val="18"/>
               </w:rPr>
-              <w:t xml:space="preserve">#13: Name must be in Title Case (first letter of each word capitalized)</w:t>
+              <w:t xml:space="preserve">#16: ID_No must match the corresponding ID value in Acc_Info_dirty for the same S_N</w:t>
             </w:r>
           </w:p>
         </w:tc>
@@ -21052,7 +24311,7 @@
                 <w:sz w:val="18"/>
                 <w:szCs w:val="18"/>
               </w:rPr>
-              <w:t xml:space="preserve">3</w:t>
+              <w:t xml:space="preserve">24</w:t>
             </w:r>
           </w:p>
         </w:tc>
@@ -21085,7 +24344,7 @@
                 <w:sz w:val="18"/>
                 <w:szCs w:val="18"/>
               </w:rPr>
-              <w:t xml:space="preserve">S9968522J</w:t>
+              <w:t xml:space="preserve">S8792459I</w:t>
             </w:r>
           </w:p>
         </w:tc>
@@ -21116,7 +24375,7 @@
                 <w:sz w:val="18"/>
                 <w:szCs w:val="18"/>
               </w:rPr>
-              <w:t xml:space="preserve">• Gender</w:t>
+              <w:t xml:space="preserve">• Country</w:t>
             </w:r>
           </w:p>
           <w:p>
@@ -21129,7 +24388,7 @@
                 <w:sz w:val="18"/>
                 <w:szCs w:val="18"/>
               </w:rPr>
-              <w:t xml:space="preserve">• Country</w:t>
+              <w:t xml:space="preserve">• Name</w:t>
             </w:r>
           </w:p>
         </w:tc>
@@ -21160,7 +24419,7 @@
                 <w:sz w:val="18"/>
                 <w:szCs w:val="18"/>
               </w:rPr>
-              <w:t xml:space="preserve">• male</w:t>
+              <w:t xml:space="preserve">• 新加坡</w:t>
             </w:r>
           </w:p>
           <w:p>
@@ -21173,7 +24432,7 @@
                 <w:sz w:val="18"/>
                 <w:szCs w:val="18"/>
               </w:rPr>
-              <w:t xml:space="preserve">• Singapura</w:t>
+              <w:t xml:space="preserve">• Lim Jun Rong</w:t>
             </w:r>
           </w:p>
         </w:tc>
@@ -21204,7 +24463,7 @@
                 <w:sz w:val="18"/>
                 <w:szCs w:val="18"/>
               </w:rPr>
-              <w:t xml:space="preserve">#11: Gender must be one of the canonical values: Male or Female (case-sensitive)</w:t>
+              <w:t xml:space="preserve">#10: Country must be standardised to 'Singapore'</w:t>
             </w:r>
           </w:p>
           <w:p>
@@ -21217,7 +24476,7 @@
                 <w:sz w:val="18"/>
                 <w:szCs w:val="18"/>
               </w:rPr>
-              <w:t xml:space="preserve">#12: Country must be the canonical value 'Singapore' (not abbreviations, translations, or variants)</w:t>
+              <w:t xml:space="preserve">#17: Name must match the corresponding Full_Name value in Acc_Info_dirty for the same S_N</w:t>
             </w:r>
           </w:p>
         </w:tc>
@@ -21251,7 +24510,7 @@
                 <w:sz w:val="18"/>
                 <w:szCs w:val="18"/>
               </w:rPr>
-              <w:t xml:space="preserve">13</w:t>
+              <w:t xml:space="preserve">28</w:t>
             </w:r>
           </w:p>
         </w:tc>
@@ -21283,7 +24542,7 @@
                 <w:sz w:val="18"/>
                 <w:szCs w:val="18"/>
               </w:rPr>
-              <w:t xml:space="preserve">F7788990P</w:t>
+              <w:t xml:space="preserve">S8403757E</w:t>
             </w:r>
           </w:p>
         </w:tc>
@@ -21313,7 +24572,7 @@
                 <w:sz w:val="18"/>
                 <w:szCs w:val="18"/>
               </w:rPr>
-              <w:t xml:space="preserve">• Gender</w:t>
+              <w:t xml:space="preserve">• Country</w:t>
             </w:r>
           </w:p>
           <w:p>
@@ -21326,7 +24585,7 @@
                 <w:sz w:val="18"/>
                 <w:szCs w:val="18"/>
               </w:rPr>
-              <w:t xml:space="preserve">• Country</w:t>
+              <w:t xml:space="preserve">• Name</w:t>
             </w:r>
           </w:p>
         </w:tc>
@@ -21356,7 +24615,7 @@
                 <w:sz w:val="18"/>
                 <w:szCs w:val="18"/>
               </w:rPr>
-              <w:t xml:space="preserve">• FEMALE</w:t>
+              <w:t xml:space="preserve">• 新加坡</w:t>
             </w:r>
           </w:p>
           <w:p>
@@ -21369,7 +24628,7 @@
                 <w:sz w:val="18"/>
                 <w:szCs w:val="18"/>
               </w:rPr>
-              <w:t xml:space="preserve">• SG</w:t>
+              <w:t xml:space="preserve">• WANG SHI JIE</w:t>
             </w:r>
           </w:p>
         </w:tc>
@@ -21399,7 +24658,7 @@
                 <w:sz w:val="18"/>
                 <w:szCs w:val="18"/>
               </w:rPr>
-              <w:t xml:space="preserve">#11: Gender must be one of the canonical values: Male or Female (case-sensitive)</w:t>
+              <w:t xml:space="preserve">#10: Country must be standardised to 'Singapore'</w:t>
             </w:r>
           </w:p>
           <w:p>
@@ -21412,7 +24671,7 @@
                 <w:sz w:val="18"/>
                 <w:szCs w:val="18"/>
               </w:rPr>
-              <w:t xml:space="preserve">#12: Country must be the canonical value 'Singapore' (not abbreviations, translations, or variants)</w:t>
+              <w:t xml:space="preserve">#17: Name must match the corresponding Full_Name value in Acc_Info_dirty for the same S_N</w:t>
             </w:r>
           </w:p>
         </w:tc>
@@ -21447,7 +24706,7 @@
                 <w:sz w:val="18"/>
                 <w:szCs w:val="18"/>
               </w:rPr>
-              <w:t xml:space="preserve">5</w:t>
+              <w:t xml:space="preserve">23</w:t>
             </w:r>
           </w:p>
         </w:tc>
@@ -21480,7 +24739,7 @@
                 <w:sz w:val="18"/>
                 <w:szCs w:val="18"/>
               </w:rPr>
-              <w:t xml:space="preserve">G8765432L</w:t>
+              <w:t xml:space="preserve">1916569C</w:t>
             </w:r>
           </w:p>
         </w:tc>
@@ -21511,9 +24770,27 @@
                 <w:sz w:val="18"/>
                 <w:szCs w:val="18"/>
               </w:rPr>
-              <w:t xml:space="preserve">• Country</w:t>
-            </w:r>
-          </w:p>
+              <w:t xml:space="preserve">ID_No</w:t>
+            </w:r>
+          </w:p>
+        </w:tc>
+        <w:tc>
+          <w:tcPr>
+            <w:tcW w:type="dxa" w:w="2000"/>
+            <w:tcBorders>
+              <w:top w:val="single" w:color="BBCFE0" w:sz="1"/>
+              <w:left w:val="single" w:color="BBCFE0" w:sz="1"/>
+              <w:bottom w:val="single" w:color="BBCFE0" w:sz="1"/>
+              <w:right w:val="single" w:color="BBCFE0" w:sz="1"/>
+            </w:tcBorders>
+            <w:shd w:fill="F2F7FC" w:val="clear"/>
+            <w:tcMar>
+              <w:top w:type="dxa" w:w="80"/>
+              <w:left w:type="dxa" w:w="120"/>
+              <w:bottom w:type="dxa" w:w="80"/>
+              <w:right w:type="dxa" w:w="120"/>
+            </w:tcMar>
+          </w:tcPr>
           <w:p>
             <w:pPr>
               <w:spacing w:after="60"/>
@@ -21524,13 +24801,13 @@
                 <w:sz w:val="18"/>
                 <w:szCs w:val="18"/>
               </w:rPr>
-              <w:t xml:space="preserve">• Name</w:t>
-            </w:r>
-          </w:p>
-        </w:tc>
-        <w:tc>
-          <w:tcPr>
-            <w:tcW w:type="dxa" w:w="2000"/>
+              <w:t xml:space="preserve">1916569C</w:t>
+            </w:r>
+          </w:p>
+        </w:tc>
+        <w:tc>
+          <w:tcPr>
+            <w:tcW w:type="dxa" w:w="3760"/>
             <w:tcBorders>
               <w:top w:val="single" w:color="BBCFE0" w:sz="1"/>
               <w:left w:val="single" w:color="BBCFE0" w:sz="1"/>
@@ -21555,7 +24832,7 @@
                 <w:sz w:val="18"/>
                 <w:szCs w:val="18"/>
               </w:rPr>
-              <w:t xml:space="preserve">• S'pore</w:t>
+              <w:t xml:space="preserve">#11: ID_No must match Singapore NRIC/FIN format (S/T/F/G prefix, 7 digits, checksum letter)</w:t>
             </w:r>
           </w:p>
           <w:p>
@@ -21568,51 +24845,7 @@
                 <w:sz w:val="18"/>
                 <w:szCs w:val="18"/>
               </w:rPr>
-              <w:t xml:space="preserve">• Priya d/o Rajan</w:t>
-            </w:r>
-          </w:p>
-        </w:tc>
-        <w:tc>
-          <w:tcPr>
-            <w:tcW w:type="dxa" w:w="3760"/>
-            <w:tcBorders>
-              <w:top w:val="single" w:color="BBCFE0" w:sz="1"/>
-              <w:left w:val="single" w:color="BBCFE0" w:sz="1"/>
-              <w:bottom w:val="single" w:color="BBCFE0" w:sz="1"/>
-              <w:right w:val="single" w:color="BBCFE0" w:sz="1"/>
-            </w:tcBorders>
-            <w:shd w:fill="F2F7FC" w:val="clear"/>
-            <w:tcMar>
-              <w:top w:type="dxa" w:w="80"/>
-              <w:left w:type="dxa" w:w="120"/>
-              <w:bottom w:type="dxa" w:w="80"/>
-              <w:right w:type="dxa" w:w="120"/>
-            </w:tcMar>
-          </w:tcPr>
-          <w:p>
-            <w:pPr>
-              <w:spacing w:after="60"/>
-            </w:pPr>
-            <w:r>
-              <w:rPr>
-                <w:rFonts w:ascii="Arial" w:cs="Arial" w:eastAsia="Arial" w:hAnsi="Arial"/>
-                <w:sz w:val="18"/>
-                <w:szCs w:val="18"/>
-              </w:rPr>
-              <w:t xml:space="preserve">#12: Country must be the canonical value 'Singapore' (not abbreviations, translations, or variants)</w:t>
-            </w:r>
-          </w:p>
-          <w:p>
-            <w:pPr>
-              <w:spacing w:after="60"/>
-            </w:pPr>
-            <w:r>
-              <w:rPr>
-                <w:rFonts w:ascii="Arial" w:cs="Arial" w:eastAsia="Arial" w:hAnsi="Arial"/>
-                <w:sz w:val="18"/>
-                <w:szCs w:val="18"/>
-              </w:rPr>
-              <w:t xml:space="preserve">#13: Name must be in Title Case (first letter of each word capitalized)</w:t>
+              <w:t xml:space="preserve">#16: ID_No must match the corresponding ID value in Acc_Info_dirty for the same S_N</w:t>
             </w:r>
           </w:p>
         </w:tc>
@@ -21646,7 +24879,7 @@
                 <w:sz w:val="18"/>
                 <w:szCs w:val="18"/>
               </w:rPr>
-              <w:t xml:space="preserve">6</w:t>
+              <w:t xml:space="preserve">25</w:t>
             </w:r>
           </w:p>
         </w:tc>
@@ -21678,7 +24911,7 @@
                 <w:sz w:val="18"/>
                 <w:szCs w:val="18"/>
               </w:rPr>
-              <w:t xml:space="preserve">S2633396B</w:t>
+              <w:t xml:space="preserve">F212233V</w:t>
             </w:r>
           </w:p>
         </w:tc>
@@ -21708,9 +24941,26 @@
                 <w:sz w:val="18"/>
                 <w:szCs w:val="18"/>
               </w:rPr>
-              <w:t xml:space="preserve">• Country</w:t>
-            </w:r>
-          </w:p>
+              <w:t xml:space="preserve">ID_No</w:t>
+            </w:r>
+          </w:p>
+        </w:tc>
+        <w:tc>
+          <w:tcPr>
+            <w:tcW w:type="dxa" w:w="2000"/>
+            <w:tcBorders>
+              <w:top w:val="single" w:color="BBCFE0" w:sz="1"/>
+              <w:left w:val="single" w:color="BBCFE0" w:sz="1"/>
+              <w:bottom w:val="single" w:color="BBCFE0" w:sz="1"/>
+              <w:right w:val="single" w:color="BBCFE0" w:sz="1"/>
+            </w:tcBorders>
+            <w:tcMar>
+              <w:top w:type="dxa" w:w="80"/>
+              <w:left w:type="dxa" w:w="120"/>
+              <w:bottom w:type="dxa" w:w="80"/>
+              <w:right w:type="dxa" w:w="120"/>
+            </w:tcMar>
+          </w:tcPr>
           <w:p>
             <w:pPr>
               <w:spacing w:after="60"/>
@@ -21721,13 +24971,13 @@
                 <w:sz w:val="18"/>
                 <w:szCs w:val="18"/>
               </w:rPr>
-              <w:t xml:space="preserve">• Name</w:t>
-            </w:r>
-          </w:p>
-        </w:tc>
-        <w:tc>
-          <w:tcPr>
-            <w:tcW w:type="dxa" w:w="2000"/>
+              <w:t xml:space="preserve">F212233V</w:t>
+            </w:r>
+          </w:p>
+        </w:tc>
+        <w:tc>
+          <w:tcPr>
+            <w:tcW w:type="dxa" w:w="3760"/>
             <w:tcBorders>
               <w:top w:val="single" w:color="BBCFE0" w:sz="1"/>
               <w:left w:val="single" w:color="BBCFE0" w:sz="1"/>
@@ -21751,7 +25001,7 @@
                 <w:sz w:val="18"/>
                 <w:szCs w:val="18"/>
               </w:rPr>
-              <w:t xml:space="preserve">• SINGAPORE</w:t>
+              <w:t xml:space="preserve">#11: ID_No must match Singapore NRIC/FIN format (S/T/F/G prefix, 7 digits, checksum letter)</w:t>
             </w:r>
           </w:p>
           <w:p>
@@ -21764,50 +25014,7 @@
                 <w:sz w:val="18"/>
                 <w:szCs w:val="18"/>
               </w:rPr>
-              <w:t xml:space="preserve">• Arvind s/o Maniam</w:t>
-            </w:r>
-          </w:p>
-        </w:tc>
-        <w:tc>
-          <w:tcPr>
-            <w:tcW w:type="dxa" w:w="3760"/>
-            <w:tcBorders>
-              <w:top w:val="single" w:color="BBCFE0" w:sz="1"/>
-              <w:left w:val="single" w:color="BBCFE0" w:sz="1"/>
-              <w:bottom w:val="single" w:color="BBCFE0" w:sz="1"/>
-              <w:right w:val="single" w:color="BBCFE0" w:sz="1"/>
-            </w:tcBorders>
-            <w:tcMar>
-              <w:top w:type="dxa" w:w="80"/>
-              <w:left w:type="dxa" w:w="120"/>
-              <w:bottom w:type="dxa" w:w="80"/>
-              <w:right w:type="dxa" w:w="120"/>
-            </w:tcMar>
-          </w:tcPr>
-          <w:p>
-            <w:pPr>
-              <w:spacing w:after="60"/>
-            </w:pPr>
-            <w:r>
-              <w:rPr>
-                <w:rFonts w:ascii="Arial" w:cs="Arial" w:eastAsia="Arial" w:hAnsi="Arial"/>
-                <w:sz w:val="18"/>
-                <w:szCs w:val="18"/>
-              </w:rPr>
-              <w:t xml:space="preserve">#12: Country must be the canonical value 'Singapore' (not abbreviations, translations, or variants)</w:t>
-            </w:r>
-          </w:p>
-          <w:p>
-            <w:pPr>
-              <w:spacing w:after="60"/>
-            </w:pPr>
-            <w:r>
-              <w:rPr>
-                <w:rFonts w:ascii="Arial" w:cs="Arial" w:eastAsia="Arial" w:hAnsi="Arial"/>
-                <w:sz w:val="18"/>
-                <w:szCs w:val="18"/>
-              </w:rPr>
-              <w:t xml:space="preserve">#13: Name must be in Title Case (first letter of each word capitalized)</w:t>
+              <w:t xml:space="preserve">#16: ID_No must match the corresponding ID value in Acc_Info_dirty for the same S_N</w:t>
             </w:r>
           </w:p>
         </w:tc>
@@ -21842,7 +25049,7 @@
                 <w:sz w:val="18"/>
                 <w:szCs w:val="18"/>
               </w:rPr>
-              <w:t xml:space="preserve">12</w:t>
+              <w:t xml:space="preserve">9</w:t>
             </w:r>
           </w:p>
         </w:tc>
@@ -21875,7 +25082,7 @@
                 <w:sz w:val="18"/>
                 <w:szCs w:val="18"/>
               </w:rPr>
-              <w:t xml:space="preserve">T0292156H</w:t>
+              <w:t xml:space="preserve">G5566778N</w:t>
             </w:r>
           </w:p>
         </w:tc>
@@ -21906,9 +25113,27 @@
                 <w:sz w:val="18"/>
                 <w:szCs w:val="18"/>
               </w:rPr>
-              <w:t xml:space="preserve">• Country</w:t>
-            </w:r>
-          </w:p>
+              <w:t xml:space="preserve">Postal_Code</w:t>
+            </w:r>
+          </w:p>
+        </w:tc>
+        <w:tc>
+          <w:tcPr>
+            <w:tcW w:type="dxa" w:w="2000"/>
+            <w:tcBorders>
+              <w:top w:val="single" w:color="BBCFE0" w:sz="1"/>
+              <w:left w:val="single" w:color="BBCFE0" w:sz="1"/>
+              <w:bottom w:val="single" w:color="BBCFE0" w:sz="1"/>
+              <w:right w:val="single" w:color="BBCFE0" w:sz="1"/>
+            </w:tcBorders>
+            <w:shd w:fill="F2F7FC" w:val="clear"/>
+            <w:tcMar>
+              <w:top w:type="dxa" w:w="80"/>
+              <w:left w:type="dxa" w:w="120"/>
+              <w:bottom w:type="dxa" w:w="80"/>
+              <w:right w:type="dxa" w:w="120"/>
+            </w:tcMar>
+          </w:tcPr>
           <w:p>
             <w:pPr>
               <w:spacing w:after="60"/>
@@ -21919,13 +25144,13 @@
                 <w:sz w:val="18"/>
                 <w:szCs w:val="18"/>
               </w:rPr>
-              <w:t xml:space="preserve">• Name</w:t>
-            </w:r>
-          </w:p>
-        </w:tc>
-        <w:tc>
-          <w:tcPr>
-            <w:tcW w:type="dxa" w:w="2000"/>
+              <w:t xml:space="preserve">99999</w:t>
+            </w:r>
+          </w:p>
+        </w:tc>
+        <w:tc>
+          <w:tcPr>
+            <w:tcW w:type="dxa" w:w="3760"/>
             <w:tcBorders>
               <w:top w:val="single" w:color="BBCFE0" w:sz="1"/>
               <w:left w:val="single" w:color="BBCFE0" w:sz="1"/>
@@ -21950,7 +25175,7 @@
                 <w:sz w:val="18"/>
                 <w:szCs w:val="18"/>
               </w:rPr>
-              <w:t xml:space="preserve">• singapore</w:t>
+              <w:t xml:space="preserve">#12: Postal_Code must be exactly 6 digits</w:t>
             </w:r>
           </w:p>
           <w:p>
@@ -21963,51 +25188,7 @@
                 <w:sz w:val="18"/>
                 <w:szCs w:val="18"/>
               </w:rPr>
-              <w:t xml:space="preserve">• Hariharan s/o Suresh</w:t>
-            </w:r>
-          </w:p>
-        </w:tc>
-        <w:tc>
-          <w:tcPr>
-            <w:tcW w:type="dxa" w:w="3760"/>
-            <w:tcBorders>
-              <w:top w:val="single" w:color="BBCFE0" w:sz="1"/>
-              <w:left w:val="single" w:color="BBCFE0" w:sz="1"/>
-              <w:bottom w:val="single" w:color="BBCFE0" w:sz="1"/>
-              <w:right w:val="single" w:color="BBCFE0" w:sz="1"/>
-            </w:tcBorders>
-            <w:shd w:fill="F2F7FC" w:val="clear"/>
-            <w:tcMar>
-              <w:top w:type="dxa" w:w="80"/>
-              <w:left w:type="dxa" w:w="120"/>
-              <w:bottom w:type="dxa" w:w="80"/>
-              <w:right w:type="dxa" w:w="120"/>
-            </w:tcMar>
-          </w:tcPr>
-          <w:p>
-            <w:pPr>
-              <w:spacing w:after="60"/>
-            </w:pPr>
-            <w:r>
-              <w:rPr>
-                <w:rFonts w:ascii="Arial" w:cs="Arial" w:eastAsia="Arial" w:hAnsi="Arial"/>
-                <w:sz w:val="18"/>
-                <w:szCs w:val="18"/>
-              </w:rPr>
-              <w:t xml:space="preserve">#12: Country must be the canonical value 'Singapore' (not abbreviations, translations, or variants)</w:t>
-            </w:r>
-          </w:p>
-          <w:p>
-            <w:pPr>
-              <w:spacing w:after="60"/>
-            </w:pPr>
-            <w:r>
-              <w:rPr>
-                <w:rFonts w:ascii="Arial" w:cs="Arial" w:eastAsia="Arial" w:hAnsi="Arial"/>
-                <w:sz w:val="18"/>
-                <w:szCs w:val="18"/>
-              </w:rPr>
-              <w:t xml:space="preserve">#13: Name must be in Title Case (first letter of each word capitalized)</w:t>
+              <w:t xml:space="preserve">#19: Postal_Code must be a 6-digit code</w:t>
             </w:r>
           </w:p>
         </w:tc>
@@ -22041,7 +25222,7 @@
                 <w:sz w:val="18"/>
                 <w:szCs w:val="18"/>
               </w:rPr>
-              <w:t xml:space="preserve">21</w:t>
+              <w:t xml:space="preserve">14</w:t>
             </w:r>
           </w:p>
         </w:tc>
@@ -22073,7 +25254,7 @@
                 <w:sz w:val="18"/>
                 <w:szCs w:val="18"/>
               </w:rPr>
-              <w:t xml:space="preserve">F1011121T</w:t>
+              <w:t xml:space="preserve">G6677889Q</w:t>
             </w:r>
           </w:p>
         </w:tc>
@@ -22103,7 +25284,20 @@
                 <w:sz w:val="18"/>
                 <w:szCs w:val="18"/>
               </w:rPr>
-              <w:t xml:space="preserve">Country</w:t>
+              <w:t xml:space="preserve">• Postal_Code</w:t>
+            </w:r>
+          </w:p>
+          <w:p>
+            <w:pPr>
+              <w:spacing w:after="60"/>
+            </w:pPr>
+            <w:r>
+              <w:rPr>
+                <w:rFonts w:ascii="Arial" w:cs="Arial" w:eastAsia="Arial" w:hAnsi="Arial"/>
+                <w:sz w:val="18"/>
+                <w:szCs w:val="18"/>
+              </w:rPr>
+              <w:t xml:space="preserve">• Name</w:t>
             </w:r>
           </w:p>
         </w:tc>
@@ -22133,7 +25327,20 @@
                 <w:sz w:val="18"/>
                 <w:szCs w:val="18"/>
               </w:rPr>
-              <w:t xml:space="preserve">Republic of Singapore</w:t>
+              <w:t xml:space="preserve">• 6907</w:t>
+            </w:r>
+          </w:p>
+          <w:p>
+            <w:pPr>
+              <w:spacing w:after="60"/>
+            </w:pPr>
+            <w:r>
+              <w:rPr>
+                <w:rFonts w:ascii="Arial" w:cs="Arial" w:eastAsia="Arial" w:hAnsi="Arial"/>
+                <w:sz w:val="18"/>
+                <w:szCs w:val="18"/>
+              </w:rPr>
+              <w:t xml:space="preserve">• Goh Jun Wei</w:t>
             </w:r>
           </w:p>
         </w:tc>
@@ -22163,7 +25370,33 @@
                 <w:sz w:val="18"/>
                 <w:szCs w:val="18"/>
               </w:rPr>
-              <w:t xml:space="preserve">#12: Country must be the canonical value 'Singapore' (not abbreviations, translations, or variants)</w:t>
+              <w:t xml:space="preserve">#12: Postal_Code must be exactly 6 digits</w:t>
+            </w:r>
+          </w:p>
+          <w:p>
+            <w:pPr>
+              <w:spacing w:after="60"/>
+            </w:pPr>
+            <w:r>
+              <w:rPr>
+                <w:rFonts w:ascii="Arial" w:cs="Arial" w:eastAsia="Arial" w:hAnsi="Arial"/>
+                <w:sz w:val="18"/>
+                <w:szCs w:val="18"/>
+              </w:rPr>
+              <w:t xml:space="preserve">#17: Name must match the corresponding Full_Name value in Acc_Info_dirty for the same S_N</w:t>
+            </w:r>
+          </w:p>
+          <w:p>
+            <w:pPr>
+              <w:spacing w:after="60"/>
+            </w:pPr>
+            <w:r>
+              <w:rPr>
+                <w:rFonts w:ascii="Arial" w:cs="Arial" w:eastAsia="Arial" w:hAnsi="Arial"/>
+                <w:sz w:val="18"/>
+                <w:szCs w:val="18"/>
+              </w:rPr>
+              <w:t xml:space="preserve">#19: Postal_Code must be a 6-digit code</w:t>
             </w:r>
           </w:p>
         </w:tc>
@@ -22198,7 +25431,7 @@
                 <w:sz w:val="18"/>
                 <w:szCs w:val="18"/>
               </w:rPr>
-              <w:t xml:space="preserve">24</w:t>
+              <w:t xml:space="preserve">18</w:t>
             </w:r>
           </w:p>
         </w:tc>
@@ -22231,7 +25464,7 @@
                 <w:sz w:val="18"/>
                 <w:szCs w:val="18"/>
               </w:rPr>
-              <w:t xml:space="preserve">S8792459I</w:t>
+              <w:t xml:space="preserve">G2233445S</w:t>
             </w:r>
           </w:p>
         </w:tc>
@@ -22262,7 +25495,7 @@
                 <w:sz w:val="18"/>
                 <w:szCs w:val="18"/>
               </w:rPr>
-              <w:t xml:space="preserve">Country</w:t>
+              <w:t xml:space="preserve">Street_Name</w:t>
             </w:r>
           </w:p>
         </w:tc>
@@ -22293,7 +25526,7 @@
                 <w:sz w:val="18"/>
                 <w:szCs w:val="18"/>
               </w:rPr>
-              <w:t xml:space="preserve">新加坡</w:t>
+              <w:t xml:space="preserve">HOLLAND ROAD</w:t>
             </w:r>
           </w:p>
         </w:tc>
@@ -22324,7 +25557,7 @@
                 <w:sz w:val="18"/>
                 <w:szCs w:val="18"/>
               </w:rPr>
-              <w:t xml:space="preserve">#12: Country must be the canonical value 'Singapore' (not abbreviations, translations, or variants)</w:t>
+              <w:t xml:space="preserve">#13: Street_Name must not be in ALL CAPS</w:t>
             </w:r>
           </w:p>
         </w:tc>
@@ -22358,7 +25591,7 @@
                 <w:sz w:val="18"/>
                 <w:szCs w:val="18"/>
               </w:rPr>
-              <w:t xml:space="preserve">28</w:t>
+              <w:t xml:space="preserve">16</w:t>
             </w:r>
           </w:p>
         </w:tc>
@@ -22390,7 +25623,7 @@
                 <w:sz w:val="18"/>
                 <w:szCs w:val="18"/>
               </w:rPr>
-              <w:t xml:space="preserve">S8403757E</w:t>
+              <w:t xml:space="preserve">S8421753J</w:t>
             </w:r>
           </w:p>
         </w:tc>
@@ -22420,7 +25653,7 @@
                 <w:sz w:val="18"/>
                 <w:szCs w:val="18"/>
               </w:rPr>
-              <w:t xml:space="preserve">• Country</w:t>
+              <w:t xml:space="preserve">• ID_No</w:t>
             </w:r>
           </w:p>
           <w:p>
@@ -22463,7 +25696,7 @@
                 <w:sz w:val="18"/>
                 <w:szCs w:val="18"/>
               </w:rPr>
-              <w:t xml:space="preserve">• 新加坡</w:t>
+              <w:t xml:space="preserve">• S8421753J</w:t>
             </w:r>
           </w:p>
           <w:p>
@@ -22476,7 +25709,7 @@
                 <w:sz w:val="18"/>
                 <w:szCs w:val="18"/>
               </w:rPr>
-              <w:t xml:space="preserve">• WANG SHI JIE</w:t>
+              <w:t xml:space="preserve">• Danish Bin Kamaruddin</w:t>
             </w:r>
           </w:p>
         </w:tc>
@@ -22506,7 +25739,7 @@
                 <w:sz w:val="18"/>
                 <w:szCs w:val="18"/>
               </w:rPr>
-              <w:t xml:space="preserve">#12: Country must be the canonical value 'Singapore' (not abbreviations, translations, or variants)</w:t>
+              <w:t xml:space="preserve">#16: ID_No must match the corresponding ID value in Acc_Info_dirty for the same S_N</w:t>
             </w:r>
           </w:p>
           <w:p>
@@ -22519,7 +25752,7 @@
                 <w:sz w:val="18"/>
                 <w:szCs w:val="18"/>
               </w:rPr>
-              <w:t xml:space="preserve">#13: Name must be in Title Case (first letter of each word capitalized)</w:t>
+              <w:t xml:space="preserve">#17: Name must match the corresponding Full_Name value in Acc_Info_dirty for the same S_N</w:t>
             </w:r>
           </w:p>
         </w:tc>
@@ -22554,7 +25787,7 @@
                 <w:sz w:val="18"/>
                 <w:szCs w:val="18"/>
               </w:rPr>
-              <w:t xml:space="preserve">18</w:t>
+              <w:t xml:space="preserve">2</w:t>
             </w:r>
           </w:p>
         </w:tc>
@@ -22587,7 +25820,7 @@
                 <w:sz w:val="18"/>
                 <w:szCs w:val="18"/>
               </w:rPr>
-              <w:t xml:space="preserve">G2233445S</w:t>
+              <w:t xml:space="preserve">S7654321F</w:t>
             </w:r>
           </w:p>
         </w:tc>
@@ -22618,9 +25851,27 @@
                 <w:sz w:val="18"/>
                 <w:szCs w:val="18"/>
               </w:rPr>
-              <w:t xml:space="preserve">• Name</w:t>
-            </w:r>
-          </w:p>
+              <w:t xml:space="preserve">Name</w:t>
+            </w:r>
+          </w:p>
+        </w:tc>
+        <w:tc>
+          <w:tcPr>
+            <w:tcW w:type="dxa" w:w="2000"/>
+            <w:tcBorders>
+              <w:top w:val="single" w:color="BBCFE0" w:sz="1"/>
+              <w:left w:val="single" w:color="BBCFE0" w:sz="1"/>
+              <w:bottom w:val="single" w:color="BBCFE0" w:sz="1"/>
+              <w:right w:val="single" w:color="BBCFE0" w:sz="1"/>
+            </w:tcBorders>
+            <w:shd w:fill="F2F7FC" w:val="clear"/>
+            <w:tcMar>
+              <w:top w:type="dxa" w:w="80"/>
+              <w:left w:type="dxa" w:w="120"/>
+              <w:bottom w:type="dxa" w:w="80"/>
+              <w:right w:type="dxa" w:w="120"/>
+            </w:tcMar>
+          </w:tcPr>
           <w:p>
             <w:pPr>
               <w:spacing w:after="60"/>
@@ -22631,13 +25882,13 @@
                 <w:sz w:val="18"/>
                 <w:szCs w:val="18"/>
               </w:rPr>
-              <w:t xml:space="preserve">• Street_Name</w:t>
-            </w:r>
-          </w:p>
-        </w:tc>
-        <w:tc>
-          <w:tcPr>
-            <w:tcW w:type="dxa" w:w="2000"/>
+              <w:t xml:space="preserve">Tan Hui Min</w:t>
+            </w:r>
+          </w:p>
+        </w:tc>
+        <w:tc>
+          <w:tcPr>
+            <w:tcW w:type="dxa" w:w="3760"/>
             <w:tcBorders>
               <w:top w:val="single" w:color="BBCFE0" w:sz="1"/>
               <w:left w:val="single" w:color="BBCFE0" w:sz="1"/>
@@ -22662,64 +25913,7 @@
                 <w:sz w:val="18"/>
                 <w:szCs w:val="18"/>
               </w:rPr>
-              <w:t xml:space="preserve">• Shalini d/o Krishnan</w:t>
-            </w:r>
-          </w:p>
-          <w:p>
-            <w:pPr>
-              <w:spacing w:after="60"/>
-            </w:pPr>
-            <w:r>
-              <w:rPr>
-                <w:rFonts w:ascii="Arial" w:cs="Arial" w:eastAsia="Arial" w:hAnsi="Arial"/>
-                <w:sz w:val="18"/>
-                <w:szCs w:val="18"/>
-              </w:rPr>
-              <w:t xml:space="preserve">• HOLLAND ROAD</w:t>
-            </w:r>
-          </w:p>
-        </w:tc>
-        <w:tc>
-          <w:tcPr>
-            <w:tcW w:type="dxa" w:w="3760"/>
-            <w:tcBorders>
-              <w:top w:val="single" w:color="BBCFE0" w:sz="1"/>
-              <w:left w:val="single" w:color="BBCFE0" w:sz="1"/>
-              <w:bottom w:val="single" w:color="BBCFE0" w:sz="1"/>
-              <w:right w:val="single" w:color="BBCFE0" w:sz="1"/>
-            </w:tcBorders>
-            <w:shd w:fill="F2F7FC" w:val="clear"/>
-            <w:tcMar>
-              <w:top w:type="dxa" w:w="80"/>
-              <w:left w:type="dxa" w:w="120"/>
-              <w:bottom w:type="dxa" w:w="80"/>
-              <w:right w:type="dxa" w:w="120"/>
-            </w:tcMar>
-          </w:tcPr>
-          <w:p>
-            <w:pPr>
-              <w:spacing w:after="60"/>
-            </w:pPr>
-            <w:r>
-              <w:rPr>
-                <w:rFonts w:ascii="Arial" w:cs="Arial" w:eastAsia="Arial" w:hAnsi="Arial"/>
-                <w:sz w:val="18"/>
-                <w:szCs w:val="18"/>
-              </w:rPr>
-              <w:t xml:space="preserve">#13: Name must be in Title Case (first letter of each word capitalized)</w:t>
-            </w:r>
-          </w:p>
-          <w:p>
-            <w:pPr>
-              <w:spacing w:after="60"/>
-            </w:pPr>
-            <w:r>
-              <w:rPr>
-                <w:rFonts w:ascii="Arial" w:cs="Arial" w:eastAsia="Arial" w:hAnsi="Arial"/>
-                <w:sz w:val="18"/>
-                <w:szCs w:val="18"/>
-              </w:rPr>
-              <w:t xml:space="preserve">#14: Street_Name must be in Title Case (first letter of each word capitalized)</w:t>
+              <w:t xml:space="preserve">#17: Name must match the corresponding Full_Name value in Acc_Info_dirty for the same S_N</w:t>
             </w:r>
           </w:p>
         </w:tc>
@@ -22753,7 +25947,7 @@
                 <w:sz w:val="18"/>
                 <w:szCs w:val="18"/>
               </w:rPr>
-              <w:t xml:space="preserve">26</w:t>
+              <w:t xml:space="preserve">8</w:t>
             </w:r>
           </w:p>
         </w:tc>
@@ -22785,7 +25979,7 @@
                 <w:sz w:val="18"/>
                 <w:szCs w:val="18"/>
               </w:rPr>
-              <w:t xml:space="preserve">G4455667W</w:t>
+              <w:t xml:space="preserve">F4455667M</w:t>
             </w:r>
           </w:p>
         </w:tc>
@@ -22845,7 +26039,7 @@
                 <w:sz w:val="18"/>
                 <w:szCs w:val="18"/>
               </w:rPr>
-              <w:t xml:space="preserve">Manoj s/o Raghavan</w:t>
+              <w:t xml:space="preserve">Chua Kai Wen</w:t>
             </w:r>
           </w:p>
         </w:tc>
@@ -22875,168 +26069,7 @@
                 <w:sz w:val="18"/>
                 <w:szCs w:val="18"/>
               </w:rPr>
-              <w:t xml:space="preserve">#13: Name must be in Title Case (first letter of each word capitalized)</w:t>
-            </w:r>
-          </w:p>
-        </w:tc>
-      </w:tr>
-      <w:tr>
-        <w:tc>
-          <w:tcPr>
-            <w:tcW w:type="dxa" w:w="600"/>
-            <w:tcBorders>
-              <w:top w:val="single" w:color="BBCFE0" w:sz="1"/>
-              <w:left w:val="single" w:color="BBCFE0" w:sz="1"/>
-              <w:bottom w:val="single" w:color="BBCFE0" w:sz="1"/>
-              <w:right w:val="single" w:color="BBCFE0" w:sz="1"/>
-            </w:tcBorders>
-            <w:shd w:fill="F2F7FC" w:val="clear"/>
-            <w:tcMar>
-              <w:top w:type="dxa" w:w="80"/>
-              <w:left w:type="dxa" w:w="120"/>
-              <w:bottom w:type="dxa" w:w="80"/>
-              <w:right w:type="dxa" w:w="120"/>
-            </w:tcMar>
-          </w:tcPr>
-          <w:p>
-            <w:pPr>
-              <w:spacing w:line="360"/>
-            </w:pPr>
-            <w:r>
-              <w:rPr>
-                <w:rFonts w:ascii="Arial" w:cs="Arial" w:eastAsia="Arial" w:hAnsi="Arial"/>
-                <w:i w:val="false"/>
-                <w:iCs w:val="false"/>
-                <w:sz w:val="18"/>
-                <w:szCs w:val="18"/>
-              </w:rPr>
-              <w:t xml:space="preserve">27</w:t>
-            </w:r>
-          </w:p>
-        </w:tc>
-        <w:tc>
-          <w:tcPr>
-            <w:tcW w:type="dxa" w:w="1600"/>
-            <w:tcBorders>
-              <w:top w:val="single" w:color="BBCFE0" w:sz="1"/>
-              <w:left w:val="single" w:color="BBCFE0" w:sz="1"/>
-              <w:bottom w:val="single" w:color="BBCFE0" w:sz="1"/>
-              <w:right w:val="single" w:color="BBCFE0" w:sz="1"/>
-            </w:tcBorders>
-            <w:shd w:fill="F2F7FC" w:val="clear"/>
-            <w:tcMar>
-              <w:top w:type="dxa" w:w="80"/>
-              <w:left w:type="dxa" w:w="120"/>
-              <w:bottom w:type="dxa" w:w="80"/>
-              <w:right w:type="dxa" w:w="120"/>
-            </w:tcMar>
-          </w:tcPr>
-          <w:p>
-            <w:pPr>
-              <w:spacing w:line="360"/>
-            </w:pPr>
-            <w:r>
-              <w:rPr>
-                <w:rFonts w:ascii="Arial" w:cs="Arial" w:eastAsia="Arial" w:hAnsi="Arial"/>
-                <w:i w:val="false"/>
-                <w:iCs w:val="false"/>
-                <w:sz w:val="18"/>
-                <w:szCs w:val="18"/>
-              </w:rPr>
-              <w:t xml:space="preserve">S7516430J</w:t>
-            </w:r>
-          </w:p>
-        </w:tc>
-        <w:tc>
-          <w:tcPr>
-            <w:tcW w:type="dxa" w:w="1400"/>
-            <w:tcBorders>
-              <w:top w:val="single" w:color="BBCFE0" w:sz="1"/>
-              <w:left w:val="single" w:color="BBCFE0" w:sz="1"/>
-              <w:bottom w:val="single" w:color="BBCFE0" w:sz="1"/>
-              <w:right w:val="single" w:color="BBCFE0" w:sz="1"/>
-            </w:tcBorders>
-            <w:shd w:fill="F2F7FC" w:val="clear"/>
-            <w:tcMar>
-              <w:top w:type="dxa" w:w="80"/>
-              <w:left w:type="dxa" w:w="120"/>
-              <w:bottom w:type="dxa" w:w="80"/>
-              <w:right w:type="dxa" w:w="120"/>
-            </w:tcMar>
-          </w:tcPr>
-          <w:p>
-            <w:pPr>
-              <w:spacing w:after="60"/>
-            </w:pPr>
-            <w:r>
-              <w:rPr>
-                <w:rFonts w:ascii="Arial" w:cs="Arial" w:eastAsia="Arial" w:hAnsi="Arial"/>
-                <w:sz w:val="18"/>
-                <w:szCs w:val="18"/>
-              </w:rPr>
-              <w:t xml:space="preserve">Name</w:t>
-            </w:r>
-          </w:p>
-        </w:tc>
-        <w:tc>
-          <w:tcPr>
-            <w:tcW w:type="dxa" w:w="2000"/>
-            <w:tcBorders>
-              <w:top w:val="single" w:color="BBCFE0" w:sz="1"/>
-              <w:left w:val="single" w:color="BBCFE0" w:sz="1"/>
-              <w:bottom w:val="single" w:color="BBCFE0" w:sz="1"/>
-              <w:right w:val="single" w:color="BBCFE0" w:sz="1"/>
-            </w:tcBorders>
-            <w:shd w:fill="F2F7FC" w:val="clear"/>
-            <w:tcMar>
-              <w:top w:type="dxa" w:w="80"/>
-              <w:left w:type="dxa" w:w="120"/>
-              <w:bottom w:type="dxa" w:w="80"/>
-              <w:right w:type="dxa" w:w="120"/>
-            </w:tcMar>
-          </w:tcPr>
-          <w:p>
-            <w:pPr>
-              <w:spacing w:after="60"/>
-            </w:pPr>
-            <w:r>
-              <w:rPr>
-                <w:rFonts w:ascii="Arial" w:cs="Arial" w:eastAsia="Arial" w:hAnsi="Arial"/>
-                <w:sz w:val="18"/>
-                <w:szCs w:val="18"/>
-              </w:rPr>
-              <w:t xml:space="preserve">Revathi d/o Venkatesan</w:t>
-            </w:r>
-          </w:p>
-        </w:tc>
-        <w:tc>
-          <w:tcPr>
-            <w:tcW w:type="dxa" w:w="3760"/>
-            <w:tcBorders>
-              <w:top w:val="single" w:color="BBCFE0" w:sz="1"/>
-              <w:left w:val="single" w:color="BBCFE0" w:sz="1"/>
-              <w:bottom w:val="single" w:color="BBCFE0" w:sz="1"/>
-              <w:right w:val="single" w:color="BBCFE0" w:sz="1"/>
-            </w:tcBorders>
-            <w:shd w:fill="F2F7FC" w:val="clear"/>
-            <w:tcMar>
-              <w:top w:type="dxa" w:w="80"/>
-              <w:left w:type="dxa" w:w="120"/>
-              <w:bottom w:type="dxa" w:w="80"/>
-              <w:right w:type="dxa" w:w="120"/>
-            </w:tcMar>
-          </w:tcPr>
-          <w:p>
-            <w:pPr>
-              <w:spacing w:after="60"/>
-            </w:pPr>
-            <w:r>
-              <w:rPr>
-                <w:rFonts w:ascii="Arial" w:cs="Arial" w:eastAsia="Arial" w:hAnsi="Arial"/>
-                <w:sz w:val="18"/>
-                <w:szCs w:val="18"/>
-              </w:rPr>
-              <w:t xml:space="preserve">#13: Name must be in Title Case (first letter of each word capitalized)</w:t>
+              <w:t xml:space="preserve">#17: Name must match the corresponding Full_Name value in Acc_Info_dirty for the same S_N</w:t>
             </w:r>
           </w:p>
         </w:tc>
@@ -23055,7 +26088,7 @@
         <w:spacing w:after="200" w:before="100"/>
       </w:pPr>
       <w:r>
-        <w:t xml:space="preserve">Number of records that fail the rules: 28</w:t>
+        <w:t xml:space="preserve">Number of records that fail the rules: 27</w:t>
       </w:r>
     </w:p>
     <w:sectPr>
